--- a/apiAutomationAssessment/restful-booker.herokuapp_API_Automation_Report.docx
+++ b/apiAutomationAssessment/restful-booker.herokuapp_API_Automation_Report.docx
@@ -68,6 +68,22 @@
         </w:rPr>
         <w:t xml:space="preserve"> </w:t>
       </w:r>
+      <w:r>
+        <w:rPr>
+          <w:sz w:val="28"/>
+          <w:szCs w:val="28"/>
+          <w:lang w:val="en-IN"/>
+        </w:rPr>
+        <w:t>R</w:t>
+      </w:r>
+      <w:r>
+        <w:rPr>
+          <w:sz w:val="28"/>
+          <w:szCs w:val="28"/>
+          <w:lang w:val="en-IN"/>
+        </w:rPr>
+        <w:t>estful-</w:t>
+      </w:r>
       <w:proofErr w:type="spellStart"/>
       <w:r>
         <w:rPr>
@@ -75,7 +91,7 @@
           <w:szCs w:val="28"/>
           <w:lang w:val="en-IN"/>
         </w:rPr>
-        <w:t>MakeMYTrip</w:t>
+        <w:t>booker.herokuapp</w:t>
       </w:r>
       <w:proofErr w:type="spellEnd"/>
       <w:r>
@@ -377,14 +393,7 @@
           <w:sz w:val="28"/>
           <w:szCs w:val="28"/>
         </w:rPr>
-        <w:t>https://www.makemytrip.com/</w:t>
-      </w:r>
-      <w:r>
-        <w:rPr>
-          <w:sz w:val="28"/>
-          <w:szCs w:val="28"/>
-        </w:rPr>
-        <w:t xml:space="preserve"> </w:t>
+        <w:t xml:space="preserve">https://www.makemytrip.com/ </w:t>
       </w:r>
       <w:r>
         <w:rPr>
@@ -468,16 +477,21 @@
       </w:r>
     </w:p>
     <w:p>
-      <w:r>
-        <w:t xml:space="preserve"> </w:t>
-      </w:r>
+      <w:pPr>
+        <w:rPr>
+          <w:b/>
+          <w:bCs/>
+          <w:sz w:val="36"/>
+          <w:szCs w:val="36"/>
+          <w:u w:val="single"/>
+          <w:lang w:val="en-IN"/>
+        </w:rPr>
+      </w:pPr>
       <w:hyperlink r:id="rId8" w:history="1">
         <w:proofErr w:type="spellStart"/>
         <w:r>
           <w:rPr>
             <w:rStyle w:val="Hyperlink"/>
-            <w:sz w:val="28"/>
-            <w:szCs w:val="28"/>
           </w:rPr>
           <w:t>ust</w:t>
         </w:r>
@@ -485,8 +499,6 @@
         <w:r>
           <w:rPr>
             <w:rStyle w:val="Hyperlink"/>
-            <w:sz w:val="28"/>
-            <w:szCs w:val="28"/>
           </w:rPr>
           <w:t>-</w:t>
         </w:r>
@@ -494,8 +506,6 @@
         <w:r>
           <w:rPr>
             <w:rStyle w:val="Hyperlink"/>
-            <w:sz w:val="28"/>
-            <w:szCs w:val="28"/>
           </w:rPr>
           <w:t>sdet</w:t>
         </w:r>
@@ -503,10 +513,8 @@
         <w:r>
           <w:rPr>
             <w:rStyle w:val="Hyperlink"/>
-            <w:sz w:val="28"/>
-            <w:szCs w:val="28"/>
           </w:rPr>
-          <w:t>-training/SDET at shahbaz-QA-gate1</w:t>
+          <w:t>-training/SDET at shahbaz_25_June_2026</w:t>
         </w:r>
       </w:hyperlink>
     </w:p>
@@ -548,18 +556,6 @@
     </w:p>
     <w:p>
       <w:pPr>
-        <w:rPr>
-          <w:b/>
-          <w:bCs/>
-          <w:sz w:val="36"/>
-          <w:szCs w:val="36"/>
-          <w:u w:val="single"/>
-          <w:lang w:val="en-IN"/>
-        </w:rPr>
-      </w:pPr>
-    </w:p>
-    <w:p>
-      <w:pPr>
         <w:pStyle w:val="Heading1"/>
         <w:rPr>
           <w:color w:val="auto"/>
@@ -575,6 +571,7 @@
           <w:szCs w:val="36"/>
           <w:u w:val="single"/>
         </w:rPr>
+        <w:lastRenderedPageBreak/>
         <w:t>Scenario</w:t>
       </w:r>
     </w:p>
@@ -919,6 +916,7 @@
           <w:szCs w:val="36"/>
           <w:u w:val="single"/>
         </w:rPr>
+        <w:lastRenderedPageBreak/>
         <w:t>Folder Structure</w:t>
       </w:r>
       <w:r>
@@ -927,11 +925,6 @@
           <w:szCs w:val="144"/>
         </w:rPr>
         <w:t xml:space="preserve"> </w:t>
-      </w:r>
-    </w:p>
-    <w:p>
-      <w:r>
-        <w:t>screenshot</w:t>
       </w:r>
     </w:p>
     <w:p>
@@ -946,6 +939,51 @@
       </w:pPr>
       <w:r>
         <w:rPr>
+          <w:rFonts w:asciiTheme="minorHAnsi" w:eastAsiaTheme="minorEastAsia" w:hAnsiTheme="minorHAnsi" w:cstheme="minorBidi"/>
+          <w:b w:val="0"/>
+          <w:bCs w:val="0"/>
+          <w:color w:val="auto"/>
+          <w:sz w:val="22"/>
+          <w:szCs w:val="22"/>
+        </w:rPr>
+        <w:drawing>
+          <wp:inline distT="0" distB="0" distL="0" distR="0" wp14:anchorId="4F688713" wp14:editId="25BB7B2C">
+            <wp:extent cx="5486400" cy="6622415"/>
+            <wp:effectExtent l="0" t="0" r="0" b="6985"/>
+            <wp:docPr id="335162112" name="Picture 1"/>
+            <wp:cNvGraphicFramePr>
+              <a:graphicFrameLocks xmlns:a="http://schemas.openxmlformats.org/drawingml/2006/main" noChangeAspect="1"/>
+            </wp:cNvGraphicFramePr>
+            <a:graphic xmlns:a="http://schemas.openxmlformats.org/drawingml/2006/main">
+              <a:graphicData uri="http://schemas.openxmlformats.org/drawingml/2006/picture">
+                <pic:pic xmlns:pic="http://schemas.openxmlformats.org/drawingml/2006/picture">
+                  <pic:nvPicPr>
+                    <pic:cNvPr id="335162112" name=""/>
+                    <pic:cNvPicPr/>
+                  </pic:nvPicPr>
+                  <pic:blipFill>
+                    <a:blip r:embed="rId9"/>
+                    <a:stretch>
+                      <a:fillRect/>
+                    </a:stretch>
+                  </pic:blipFill>
+                  <pic:spPr>
+                    <a:xfrm>
+                      <a:off x="0" y="0"/>
+                      <a:ext cx="5486400" cy="6622415"/>
+                    </a:xfrm>
+                    <a:prstGeom prst="rect">
+                      <a:avLst/>
+                    </a:prstGeom>
+                  </pic:spPr>
+                </pic:pic>
+              </a:graphicData>
+            </a:graphic>
+          </wp:inline>
+        </w:drawing>
+      </w:r>
+      <w:r>
+        <w:rPr>
           <w:color w:val="auto"/>
           <w:sz w:val="36"/>
           <w:szCs w:val="36"/>
@@ -990,6 +1028,13 @@
           <w:szCs w:val="28"/>
         </w:rPr>
         <w:br/>
+      </w:r>
+      <w:r>
+        <w:rPr>
+          <w:sz w:val="28"/>
+          <w:szCs w:val="28"/>
+        </w:rPr>
+        <w:lastRenderedPageBreak/>
         <w:t xml:space="preserve">3. Build request using </w:t>
       </w:r>
       <w:proofErr w:type="spellStart"/>
@@ -1007,13 +1052,6 @@
           <w:szCs w:val="28"/>
         </w:rPr>
         <w:br/>
-      </w:r>
-      <w:r>
-        <w:rPr>
-          <w:sz w:val="28"/>
-          <w:szCs w:val="28"/>
-        </w:rPr>
-        <w:lastRenderedPageBreak/>
         <w:t>4. Execute API</w:t>
       </w:r>
       <w:r>
@@ -1123,1627 +1161,6 @@
     <w:p>
       <w:pPr>
         <w:rPr>
-          <w:rFonts w:cstheme="majorHAnsi"/>
-          <w:b/>
-          <w:bCs/>
-          <w:sz w:val="28"/>
-          <w:szCs w:val="28"/>
-          <w:lang w:val="en-IN"/>
-        </w:rPr>
-      </w:pPr>
-      <w:r>
-        <w:rPr>
-          <w:rFonts w:cstheme="majorHAnsi"/>
-          <w:b/>
-          <w:bCs/>
-          <w:sz w:val="28"/>
-          <w:szCs w:val="28"/>
-          <w:lang w:val="en-IN"/>
-        </w:rPr>
-        <w:t>1. required(String name)</w:t>
-      </w:r>
-    </w:p>
-    <w:p>
-      <w:pPr>
-        <w:numPr>
-          <w:ilvl w:val="0"/>
-          <w:numId w:val="25"/>
-        </w:numPr>
-        <w:rPr>
-          <w:rFonts w:cstheme="majorHAnsi"/>
-          <w:sz w:val="28"/>
-          <w:szCs w:val="28"/>
-          <w:lang w:val="en-IN"/>
-        </w:rPr>
-      </w:pPr>
-      <w:r>
-        <w:rPr>
-          <w:rFonts w:cstheme="majorHAnsi"/>
-          <w:sz w:val="28"/>
-          <w:szCs w:val="28"/>
-          <w:lang w:val="en-IN"/>
-        </w:rPr>
-        <w:t>Retrieves a mandatory configuration value from available sources.</w:t>
-      </w:r>
-    </w:p>
-    <w:p>
-      <w:pPr>
-        <w:numPr>
-          <w:ilvl w:val="0"/>
-          <w:numId w:val="25"/>
-        </w:numPr>
-        <w:rPr>
-          <w:rFonts w:cstheme="majorHAnsi"/>
-          <w:sz w:val="28"/>
-          <w:szCs w:val="28"/>
-          <w:lang w:val="en-IN"/>
-        </w:rPr>
-      </w:pPr>
-      <w:r>
-        <w:rPr>
-          <w:rFonts w:cstheme="majorHAnsi"/>
-          <w:sz w:val="28"/>
-          <w:szCs w:val="28"/>
-          <w:lang w:val="en-IN"/>
-        </w:rPr>
-        <w:t>Internally calls optional() to fetch the value.</w:t>
-      </w:r>
-    </w:p>
-    <w:p>
-      <w:pPr>
-        <w:numPr>
-          <w:ilvl w:val="0"/>
-          <w:numId w:val="25"/>
-        </w:numPr>
-        <w:rPr>
-          <w:rFonts w:cstheme="majorHAnsi"/>
-          <w:sz w:val="28"/>
-          <w:szCs w:val="28"/>
-          <w:lang w:val="en-IN"/>
-        </w:rPr>
-      </w:pPr>
-      <w:r>
-        <w:rPr>
-          <w:rFonts w:cstheme="majorHAnsi"/>
-          <w:sz w:val="28"/>
-          <w:szCs w:val="28"/>
-          <w:lang w:val="en-IN"/>
-        </w:rPr>
-        <w:t>Throws an exception if the value is missing or blank.</w:t>
-      </w:r>
-    </w:p>
-    <w:p>
-      <w:pPr>
-        <w:numPr>
-          <w:ilvl w:val="0"/>
-          <w:numId w:val="25"/>
-        </w:numPr>
-        <w:rPr>
-          <w:rFonts w:cstheme="majorHAnsi"/>
-          <w:sz w:val="28"/>
-          <w:szCs w:val="28"/>
-          <w:lang w:val="en-IN"/>
-        </w:rPr>
-      </w:pPr>
-      <w:r>
-        <w:rPr>
-          <w:rFonts w:cstheme="majorHAnsi"/>
-          <w:sz w:val="28"/>
-          <w:szCs w:val="28"/>
-          <w:lang w:val="en-IN"/>
-        </w:rPr>
-        <w:t>Provides a detailed error message with working directory and .env file info.</w:t>
-      </w:r>
-    </w:p>
-    <w:p>
-      <w:pPr>
-        <w:numPr>
-          <w:ilvl w:val="0"/>
-          <w:numId w:val="25"/>
-        </w:numPr>
-        <w:rPr>
-          <w:rFonts w:cstheme="majorHAnsi"/>
-          <w:sz w:val="28"/>
-          <w:szCs w:val="28"/>
-          <w:lang w:val="en-IN"/>
-        </w:rPr>
-      </w:pPr>
-      <w:r>
-        <w:rPr>
-          <w:rFonts w:cstheme="majorHAnsi"/>
-          <w:sz w:val="28"/>
-          <w:szCs w:val="28"/>
-          <w:lang w:val="en-IN"/>
-        </w:rPr>
-        <w:t>Ensures critical environment variables are always present before test execution.</w:t>
-      </w:r>
-    </w:p>
-    <w:p>
-      <w:pPr>
-        <w:rPr>
-          <w:rFonts w:cstheme="majorHAnsi"/>
-          <w:sz w:val="28"/>
-          <w:szCs w:val="28"/>
-          <w:lang w:val="en-IN"/>
-        </w:rPr>
-      </w:pPr>
-      <w:r>
-        <w:rPr>
-          <w:rFonts w:cstheme="majorHAnsi"/>
-          <w:sz w:val="28"/>
-          <w:szCs w:val="28"/>
-          <w:lang w:val="en-IN"/>
-        </w:rPr>
-        <w:pict w14:anchorId="6A7D3664">
-          <v:rect id="_x0000_i1025" style="width:0;height:1.5pt" o:hralign="center" o:hrstd="t" o:hr="t" fillcolor="#a0a0a0" stroked="f"/>
-        </w:pict>
-      </w:r>
-    </w:p>
-    <w:p>
-      <w:pPr>
-        <w:rPr>
-          <w:rFonts w:cstheme="majorHAnsi"/>
-          <w:b/>
-          <w:bCs/>
-          <w:sz w:val="28"/>
-          <w:szCs w:val="28"/>
-          <w:lang w:val="en-IN"/>
-        </w:rPr>
-      </w:pPr>
-      <w:r>
-        <w:rPr>
-          <w:rFonts w:cstheme="majorHAnsi"/>
-          <w:b/>
-          <w:bCs/>
-          <w:sz w:val="28"/>
-          <w:szCs w:val="28"/>
-          <w:lang w:val="en-IN"/>
-        </w:rPr>
-        <w:t>2. optional(String name, String fallback)</w:t>
-      </w:r>
-    </w:p>
-    <w:p>
-      <w:pPr>
-        <w:numPr>
-          <w:ilvl w:val="0"/>
-          <w:numId w:val="26"/>
-        </w:numPr>
-        <w:rPr>
-          <w:rFonts w:cstheme="majorHAnsi"/>
-          <w:sz w:val="28"/>
-          <w:szCs w:val="28"/>
-          <w:lang w:val="en-IN"/>
-        </w:rPr>
-      </w:pPr>
-      <w:r>
-        <w:rPr>
-          <w:rFonts w:cstheme="majorHAnsi"/>
-          <w:sz w:val="28"/>
-          <w:szCs w:val="28"/>
-          <w:lang w:val="en-IN"/>
-        </w:rPr>
-        <w:t>Fetches configuration values from multiple sources in priority order.</w:t>
-      </w:r>
-    </w:p>
-    <w:p>
-      <w:pPr>
-        <w:numPr>
-          <w:ilvl w:val="0"/>
-          <w:numId w:val="26"/>
-        </w:numPr>
-        <w:rPr>
-          <w:rFonts w:cstheme="majorHAnsi"/>
-          <w:sz w:val="28"/>
-          <w:szCs w:val="28"/>
-          <w:lang w:val="en-IN"/>
-        </w:rPr>
-      </w:pPr>
-      <w:r>
-        <w:rPr>
-          <w:rFonts w:cstheme="majorHAnsi"/>
-          <w:sz w:val="28"/>
-          <w:szCs w:val="28"/>
-          <w:lang w:val="en-IN"/>
-        </w:rPr>
-        <w:t>First checks JVM system properties (-D arguments).</w:t>
-      </w:r>
-    </w:p>
-    <w:p>
-      <w:pPr>
-        <w:numPr>
-          <w:ilvl w:val="0"/>
-          <w:numId w:val="26"/>
-        </w:numPr>
-        <w:rPr>
-          <w:rFonts w:cstheme="majorHAnsi"/>
-          <w:sz w:val="28"/>
-          <w:szCs w:val="28"/>
-          <w:lang w:val="en-IN"/>
-        </w:rPr>
-      </w:pPr>
-      <w:r>
-        <w:rPr>
-          <w:rFonts w:cstheme="majorHAnsi"/>
-          <w:sz w:val="28"/>
-          <w:szCs w:val="28"/>
-          <w:lang w:val="en-IN"/>
-        </w:rPr>
-        <w:t>Then checks OS environment variables or IntelliJ run configuration.</w:t>
-      </w:r>
-    </w:p>
-    <w:p>
-      <w:pPr>
-        <w:numPr>
-          <w:ilvl w:val="0"/>
-          <w:numId w:val="26"/>
-        </w:numPr>
-        <w:rPr>
-          <w:rFonts w:cstheme="majorHAnsi"/>
-          <w:sz w:val="28"/>
-          <w:szCs w:val="28"/>
-          <w:lang w:val="en-IN"/>
-        </w:rPr>
-      </w:pPr>
-      <w:r>
-        <w:rPr>
-          <w:rFonts w:cstheme="majorHAnsi"/>
-          <w:sz w:val="28"/>
-          <w:szCs w:val="28"/>
-          <w:lang w:val="en-IN"/>
-        </w:rPr>
-        <w:t>Finally, falls back to values loaded from the .env file.</w:t>
-      </w:r>
-    </w:p>
-    <w:p>
-      <w:pPr>
-        <w:numPr>
-          <w:ilvl w:val="0"/>
-          <w:numId w:val="26"/>
-        </w:numPr>
-        <w:rPr>
-          <w:rFonts w:cstheme="majorHAnsi"/>
-          <w:sz w:val="28"/>
-          <w:szCs w:val="28"/>
-          <w:lang w:val="en-IN"/>
-        </w:rPr>
-      </w:pPr>
-      <w:r>
-        <w:rPr>
-          <w:rFonts w:cstheme="majorHAnsi"/>
-          <w:sz w:val="28"/>
-          <w:szCs w:val="28"/>
-          <w:lang w:val="en-IN"/>
-        </w:rPr>
-        <w:t>Returns a default fallback value if none are found.</w:t>
-      </w:r>
-    </w:p>
-    <w:p>
-      <w:pPr>
-        <w:rPr>
-          <w:rFonts w:cstheme="majorHAnsi"/>
-          <w:sz w:val="28"/>
-          <w:szCs w:val="28"/>
-          <w:lang w:val="en-IN"/>
-        </w:rPr>
-      </w:pPr>
-      <w:r>
-        <w:rPr>
-          <w:rFonts w:cstheme="majorHAnsi"/>
-          <w:sz w:val="28"/>
-          <w:szCs w:val="28"/>
-          <w:lang w:val="en-IN"/>
-        </w:rPr>
-        <w:pict w14:anchorId="609C8EEA">
-          <v:rect id="_x0000_i1026" style="width:0;height:1.5pt" o:hralign="center" o:hrstd="t" o:hr="t" fillcolor="#a0a0a0" stroked="f"/>
-        </w:pict>
-      </w:r>
-    </w:p>
-    <w:p>
-      <w:pPr>
-        <w:rPr>
-          <w:rFonts w:cstheme="majorHAnsi"/>
-          <w:b/>
-          <w:bCs/>
-          <w:sz w:val="28"/>
-          <w:szCs w:val="28"/>
-          <w:lang w:val="en-IN"/>
-        </w:rPr>
-      </w:pPr>
-      <w:r>
-        <w:rPr>
-          <w:rFonts w:cstheme="majorHAnsi"/>
-          <w:b/>
-          <w:bCs/>
-          <w:sz w:val="28"/>
-          <w:szCs w:val="28"/>
-          <w:lang w:val="en-IN"/>
-        </w:rPr>
-        <w:lastRenderedPageBreak/>
-        <w:t xml:space="preserve">3. </w:t>
-      </w:r>
-      <w:proofErr w:type="spellStart"/>
-      <w:r>
-        <w:rPr>
-          <w:rFonts w:cstheme="majorHAnsi"/>
-          <w:b/>
-          <w:bCs/>
-          <w:sz w:val="28"/>
-          <w:szCs w:val="28"/>
-          <w:lang w:val="en-IN"/>
-        </w:rPr>
-        <w:t>loadedEnvFile</w:t>
-      </w:r>
-      <w:proofErr w:type="spellEnd"/>
-      <w:r>
-        <w:rPr>
-          <w:rFonts w:cstheme="majorHAnsi"/>
-          <w:b/>
-          <w:bCs/>
-          <w:sz w:val="28"/>
-          <w:szCs w:val="28"/>
-          <w:lang w:val="en-IN"/>
-        </w:rPr>
-        <w:t>()</w:t>
-      </w:r>
-    </w:p>
-    <w:p>
-      <w:pPr>
-        <w:numPr>
-          <w:ilvl w:val="0"/>
-          <w:numId w:val="27"/>
-        </w:numPr>
-        <w:rPr>
-          <w:rFonts w:cstheme="majorHAnsi"/>
-          <w:sz w:val="28"/>
-          <w:szCs w:val="28"/>
-          <w:lang w:val="en-IN"/>
-        </w:rPr>
-      </w:pPr>
-      <w:r>
-        <w:rPr>
-          <w:rFonts w:cstheme="majorHAnsi"/>
-          <w:sz w:val="28"/>
-          <w:szCs w:val="28"/>
-          <w:lang w:val="en-IN"/>
-        </w:rPr>
-        <w:t>Returns the path of the .env file that was loaded.</w:t>
-      </w:r>
-    </w:p>
-    <w:p>
-      <w:pPr>
-        <w:numPr>
-          <w:ilvl w:val="0"/>
-          <w:numId w:val="27"/>
-        </w:numPr>
-        <w:rPr>
-          <w:rFonts w:cstheme="majorHAnsi"/>
-          <w:sz w:val="28"/>
-          <w:szCs w:val="28"/>
-          <w:lang w:val="en-IN"/>
-        </w:rPr>
-      </w:pPr>
-      <w:r>
-        <w:rPr>
-          <w:rFonts w:cstheme="majorHAnsi"/>
-          <w:sz w:val="28"/>
-          <w:szCs w:val="28"/>
-          <w:lang w:val="en-IN"/>
-        </w:rPr>
-        <w:t>If no file is found, it returns "none".</w:t>
-      </w:r>
-    </w:p>
-    <w:p>
-      <w:pPr>
-        <w:numPr>
-          <w:ilvl w:val="0"/>
-          <w:numId w:val="27"/>
-        </w:numPr>
-        <w:rPr>
-          <w:rFonts w:cstheme="majorHAnsi"/>
-          <w:sz w:val="28"/>
-          <w:szCs w:val="28"/>
-          <w:lang w:val="en-IN"/>
-        </w:rPr>
-      </w:pPr>
-      <w:r>
-        <w:rPr>
-          <w:rFonts w:cstheme="majorHAnsi"/>
-          <w:sz w:val="28"/>
-          <w:szCs w:val="28"/>
-          <w:lang w:val="en-IN"/>
-        </w:rPr>
-        <w:t>Helps in debugging configuration issues during execution.</w:t>
-      </w:r>
-    </w:p>
-    <w:p>
-      <w:pPr>
-        <w:numPr>
-          <w:ilvl w:val="0"/>
-          <w:numId w:val="27"/>
-        </w:numPr>
-        <w:rPr>
-          <w:rFonts w:cstheme="majorHAnsi"/>
-          <w:sz w:val="28"/>
-          <w:szCs w:val="28"/>
-          <w:lang w:val="en-IN"/>
-        </w:rPr>
-      </w:pPr>
-      <w:r>
-        <w:rPr>
-          <w:rFonts w:cstheme="majorHAnsi"/>
-          <w:sz w:val="28"/>
-          <w:szCs w:val="28"/>
-          <w:lang w:val="en-IN"/>
-        </w:rPr>
-        <w:t>Used in error messages to provide context.</w:t>
-      </w:r>
-    </w:p>
-    <w:p>
-      <w:pPr>
-        <w:numPr>
-          <w:ilvl w:val="0"/>
-          <w:numId w:val="27"/>
-        </w:numPr>
-        <w:rPr>
-          <w:rFonts w:cstheme="majorHAnsi"/>
-          <w:sz w:val="28"/>
-          <w:szCs w:val="28"/>
-          <w:lang w:val="en-IN"/>
-        </w:rPr>
-      </w:pPr>
-      <w:r>
-        <w:rPr>
-          <w:rFonts w:cstheme="majorHAnsi"/>
-          <w:sz w:val="28"/>
-          <w:szCs w:val="28"/>
-          <w:lang w:val="en-IN"/>
-        </w:rPr>
-        <w:t>Improves transparency of environment setup.</w:t>
-      </w:r>
-    </w:p>
-    <w:p>
-      <w:pPr>
-        <w:rPr>
-          <w:rFonts w:cstheme="majorHAnsi"/>
-          <w:sz w:val="28"/>
-          <w:szCs w:val="28"/>
-          <w:lang w:val="en-IN"/>
-        </w:rPr>
-      </w:pPr>
-      <w:r>
-        <w:rPr>
-          <w:rFonts w:cstheme="majorHAnsi"/>
-          <w:sz w:val="28"/>
-          <w:szCs w:val="28"/>
-          <w:lang w:val="en-IN"/>
-        </w:rPr>
-        <w:pict w14:anchorId="7123991F">
-          <v:rect id="_x0000_i1027" style="width:0;height:1.5pt" o:hralign="center" o:hrstd="t" o:hr="t" fillcolor="#a0a0a0" stroked="f"/>
-        </w:pict>
-      </w:r>
-    </w:p>
-    <w:p>
-      <w:pPr>
-        <w:rPr>
-          <w:rFonts w:cstheme="majorHAnsi"/>
-          <w:b/>
-          <w:bCs/>
-          <w:sz w:val="28"/>
-          <w:szCs w:val="28"/>
-          <w:lang w:val="en-IN"/>
-        </w:rPr>
-      </w:pPr>
-      <w:r>
-        <w:rPr>
-          <w:rFonts w:cstheme="majorHAnsi"/>
-          <w:b/>
-          <w:bCs/>
-          <w:sz w:val="28"/>
-          <w:szCs w:val="28"/>
-          <w:lang w:val="en-IN"/>
-        </w:rPr>
-        <w:t xml:space="preserve">4. </w:t>
-      </w:r>
-      <w:proofErr w:type="spellStart"/>
-      <w:r>
-        <w:rPr>
-          <w:rFonts w:cstheme="majorHAnsi"/>
-          <w:b/>
-          <w:bCs/>
-          <w:sz w:val="28"/>
-          <w:szCs w:val="28"/>
-          <w:lang w:val="en-IN"/>
-        </w:rPr>
-        <w:t>sourceOf</w:t>
-      </w:r>
-      <w:proofErr w:type="spellEnd"/>
-      <w:r>
-        <w:rPr>
-          <w:rFonts w:cstheme="majorHAnsi"/>
-          <w:b/>
-          <w:bCs/>
-          <w:sz w:val="28"/>
-          <w:szCs w:val="28"/>
-          <w:lang w:val="en-IN"/>
-        </w:rPr>
-        <w:t>(String name)</w:t>
-      </w:r>
-    </w:p>
-    <w:p>
-      <w:pPr>
-        <w:numPr>
-          <w:ilvl w:val="0"/>
-          <w:numId w:val="28"/>
-        </w:numPr>
-        <w:rPr>
-          <w:rFonts w:cstheme="majorHAnsi"/>
-          <w:sz w:val="28"/>
-          <w:szCs w:val="28"/>
-          <w:lang w:val="en-IN"/>
-        </w:rPr>
-      </w:pPr>
-      <w:r>
-        <w:rPr>
-          <w:rFonts w:cstheme="majorHAnsi"/>
-          <w:sz w:val="28"/>
-          <w:szCs w:val="28"/>
-          <w:lang w:val="en-IN"/>
-        </w:rPr>
-        <w:t>Identifies the source of a given configuration variable.</w:t>
-      </w:r>
-    </w:p>
-    <w:p>
-      <w:pPr>
-        <w:numPr>
-          <w:ilvl w:val="0"/>
-          <w:numId w:val="28"/>
-        </w:numPr>
-        <w:rPr>
-          <w:rFonts w:cstheme="majorHAnsi"/>
-          <w:sz w:val="28"/>
-          <w:szCs w:val="28"/>
-          <w:lang w:val="en-IN"/>
-        </w:rPr>
-      </w:pPr>
-      <w:r>
-        <w:rPr>
-          <w:rFonts w:cstheme="majorHAnsi"/>
-          <w:sz w:val="28"/>
-          <w:szCs w:val="28"/>
-          <w:lang w:val="en-IN"/>
-        </w:rPr>
-        <w:t>Checks whether the value came from JVM arguments, environment variables, or .env.</w:t>
-      </w:r>
-    </w:p>
-    <w:p>
-      <w:pPr>
-        <w:numPr>
-          <w:ilvl w:val="0"/>
-          <w:numId w:val="28"/>
-        </w:numPr>
-        <w:rPr>
-          <w:rFonts w:cstheme="majorHAnsi"/>
-          <w:sz w:val="28"/>
-          <w:szCs w:val="28"/>
-          <w:lang w:val="en-IN"/>
-        </w:rPr>
-      </w:pPr>
-      <w:r>
-        <w:rPr>
-          <w:rFonts w:cstheme="majorHAnsi"/>
-          <w:sz w:val="28"/>
-          <w:szCs w:val="28"/>
-          <w:lang w:val="en-IN"/>
-        </w:rPr>
-        <w:t>Returns a human-readable source description.</w:t>
-      </w:r>
-    </w:p>
-    <w:p>
-      <w:pPr>
-        <w:numPr>
-          <w:ilvl w:val="0"/>
-          <w:numId w:val="28"/>
-        </w:numPr>
-        <w:rPr>
-          <w:rFonts w:cstheme="majorHAnsi"/>
-          <w:sz w:val="28"/>
-          <w:szCs w:val="28"/>
-          <w:lang w:val="en-IN"/>
-        </w:rPr>
-      </w:pPr>
-      <w:r>
-        <w:rPr>
-          <w:rFonts w:cstheme="majorHAnsi"/>
-          <w:sz w:val="28"/>
-          <w:szCs w:val="28"/>
-          <w:lang w:val="en-IN"/>
-        </w:rPr>
-        <w:t>Helps debug which configuration override is being applied.</w:t>
-      </w:r>
-    </w:p>
-    <w:p>
-      <w:pPr>
-        <w:numPr>
-          <w:ilvl w:val="0"/>
-          <w:numId w:val="28"/>
-        </w:numPr>
-        <w:rPr>
-          <w:rFonts w:cstheme="majorHAnsi"/>
-          <w:sz w:val="28"/>
-          <w:szCs w:val="28"/>
-          <w:lang w:val="en-IN"/>
-        </w:rPr>
-      </w:pPr>
-      <w:r>
-        <w:rPr>
-          <w:rFonts w:cstheme="majorHAnsi"/>
-          <w:sz w:val="28"/>
-          <w:szCs w:val="28"/>
-          <w:lang w:val="en-IN"/>
-        </w:rPr>
-        <w:t>Useful during test troubleshooting and environment validation.</w:t>
-      </w:r>
-    </w:p>
-    <w:p>
-      <w:pPr>
-        <w:rPr>
-          <w:rFonts w:cstheme="majorHAnsi"/>
-          <w:sz w:val="28"/>
-          <w:szCs w:val="28"/>
-          <w:lang w:val="en-IN"/>
-        </w:rPr>
-      </w:pPr>
-      <w:r>
-        <w:rPr>
-          <w:rFonts w:cstheme="majorHAnsi"/>
-          <w:sz w:val="28"/>
-          <w:szCs w:val="28"/>
-          <w:lang w:val="en-IN"/>
-        </w:rPr>
-        <w:pict w14:anchorId="7DB62C99">
-          <v:rect id="_x0000_i1028" style="width:0;height:1.5pt" o:hralign="center" o:hrstd="t" o:hr="t" fillcolor="#a0a0a0" stroked="f"/>
-        </w:pict>
-      </w:r>
-    </w:p>
-    <w:p>
-      <w:pPr>
-        <w:rPr>
-          <w:rFonts w:cstheme="majorHAnsi"/>
-          <w:b/>
-          <w:bCs/>
-          <w:sz w:val="28"/>
-          <w:szCs w:val="28"/>
-          <w:lang w:val="en-IN"/>
-        </w:rPr>
-      </w:pPr>
-      <w:r>
-        <w:rPr>
-          <w:rFonts w:cstheme="majorHAnsi"/>
-          <w:b/>
-          <w:bCs/>
-          <w:sz w:val="28"/>
-          <w:szCs w:val="28"/>
-          <w:lang w:val="en-IN"/>
-        </w:rPr>
-        <w:t xml:space="preserve">5. </w:t>
-      </w:r>
-      <w:proofErr w:type="spellStart"/>
-      <w:r>
-        <w:rPr>
-          <w:rFonts w:cstheme="majorHAnsi"/>
-          <w:b/>
-          <w:bCs/>
-          <w:sz w:val="28"/>
-          <w:szCs w:val="28"/>
-          <w:lang w:val="en-IN"/>
-        </w:rPr>
-        <w:t>findEnvFile</w:t>
-      </w:r>
-      <w:proofErr w:type="spellEnd"/>
-      <w:r>
-        <w:rPr>
-          <w:rFonts w:cstheme="majorHAnsi"/>
-          <w:b/>
-          <w:bCs/>
-          <w:sz w:val="28"/>
-          <w:szCs w:val="28"/>
-          <w:lang w:val="en-IN"/>
-        </w:rPr>
-        <w:t>()</w:t>
-      </w:r>
-    </w:p>
-    <w:p>
-      <w:pPr>
-        <w:numPr>
-          <w:ilvl w:val="0"/>
-          <w:numId w:val="29"/>
-        </w:numPr>
-        <w:rPr>
-          <w:rFonts w:cstheme="majorHAnsi"/>
-          <w:sz w:val="28"/>
-          <w:szCs w:val="28"/>
-          <w:lang w:val="en-IN"/>
-        </w:rPr>
-      </w:pPr>
-      <w:r>
-        <w:rPr>
-          <w:rFonts w:cstheme="majorHAnsi"/>
-          <w:sz w:val="28"/>
-          <w:szCs w:val="28"/>
-          <w:lang w:val="en-IN"/>
-        </w:rPr>
-        <w:t>Locates the .env file dynamically.</w:t>
-      </w:r>
-    </w:p>
-    <w:p>
-      <w:pPr>
-        <w:numPr>
-          <w:ilvl w:val="0"/>
-          <w:numId w:val="29"/>
-        </w:numPr>
-        <w:rPr>
-          <w:rFonts w:cstheme="majorHAnsi"/>
-          <w:sz w:val="28"/>
-          <w:szCs w:val="28"/>
-          <w:lang w:val="en-IN"/>
-        </w:rPr>
-      </w:pPr>
-      <w:r>
-        <w:rPr>
-          <w:rFonts w:cstheme="majorHAnsi"/>
-          <w:sz w:val="28"/>
-          <w:szCs w:val="28"/>
-          <w:lang w:val="en-IN"/>
-        </w:rPr>
-        <w:t>First checks explicitly configured path via system property or ENV variable.</w:t>
-      </w:r>
-    </w:p>
-    <w:p>
-      <w:pPr>
-        <w:numPr>
-          <w:ilvl w:val="0"/>
-          <w:numId w:val="29"/>
-        </w:numPr>
-        <w:rPr>
-          <w:rFonts w:cstheme="majorHAnsi"/>
-          <w:sz w:val="28"/>
-          <w:szCs w:val="28"/>
-          <w:lang w:val="en-IN"/>
-        </w:rPr>
-      </w:pPr>
-      <w:r>
-        <w:rPr>
-          <w:rFonts w:cstheme="majorHAnsi"/>
-          <w:sz w:val="28"/>
-          <w:szCs w:val="28"/>
-          <w:lang w:val="en-IN"/>
-        </w:rPr>
-        <w:t>Then searches from working directory and code location.</w:t>
-      </w:r>
-    </w:p>
-    <w:p>
-      <w:pPr>
-        <w:numPr>
-          <w:ilvl w:val="0"/>
-          <w:numId w:val="29"/>
-        </w:numPr>
-        <w:rPr>
-          <w:rFonts w:cstheme="majorHAnsi"/>
-          <w:sz w:val="28"/>
-          <w:szCs w:val="28"/>
-          <w:lang w:val="en-IN"/>
-        </w:rPr>
-      </w:pPr>
-      <w:r>
-        <w:rPr>
-          <w:rFonts w:cstheme="majorHAnsi"/>
-          <w:sz w:val="28"/>
-          <w:szCs w:val="28"/>
-          <w:lang w:val="en-IN"/>
-        </w:rPr>
-        <w:t>Uses upward directory traversal to locate the nearest .env.</w:t>
-      </w:r>
-    </w:p>
-    <w:p>
-      <w:pPr>
-        <w:numPr>
-          <w:ilvl w:val="0"/>
-          <w:numId w:val="29"/>
-        </w:numPr>
-        <w:rPr>
-          <w:rFonts w:cstheme="majorHAnsi"/>
-          <w:sz w:val="28"/>
-          <w:szCs w:val="28"/>
-          <w:lang w:val="en-IN"/>
-        </w:rPr>
-      </w:pPr>
-      <w:r>
-        <w:rPr>
-          <w:rFonts w:cstheme="majorHAnsi"/>
-          <w:sz w:val="28"/>
-          <w:szCs w:val="28"/>
-          <w:lang w:val="en-IN"/>
-        </w:rPr>
-        <w:t>Ensures flexible configuration regardless of project structure.</w:t>
-      </w:r>
-    </w:p>
-    <w:p>
-      <w:pPr>
-        <w:rPr>
-          <w:rFonts w:cstheme="majorHAnsi"/>
-          <w:sz w:val="28"/>
-          <w:szCs w:val="28"/>
-          <w:lang w:val="en-IN"/>
-        </w:rPr>
-      </w:pPr>
-      <w:r>
-        <w:rPr>
-          <w:rFonts w:cstheme="majorHAnsi"/>
-          <w:sz w:val="28"/>
-          <w:szCs w:val="28"/>
-          <w:lang w:val="en-IN"/>
-        </w:rPr>
-        <w:pict w14:anchorId="50D9F0FA">
-          <v:rect id="_x0000_i1029" style="width:0;height:1.5pt" o:hralign="center" o:hrstd="t" o:hr="t" fillcolor="#a0a0a0" stroked="f"/>
-        </w:pict>
-      </w:r>
-    </w:p>
-    <w:p>
-      <w:pPr>
-        <w:rPr>
-          <w:rFonts w:cstheme="majorHAnsi"/>
-          <w:b/>
-          <w:bCs/>
-          <w:sz w:val="28"/>
-          <w:szCs w:val="28"/>
-          <w:lang w:val="en-IN"/>
-        </w:rPr>
-      </w:pPr>
-      <w:r>
-        <w:rPr>
-          <w:rFonts w:cstheme="majorHAnsi"/>
-          <w:b/>
-          <w:bCs/>
-          <w:sz w:val="28"/>
-          <w:szCs w:val="28"/>
-          <w:lang w:val="en-IN"/>
-        </w:rPr>
-        <w:lastRenderedPageBreak/>
-        <w:t xml:space="preserve">6. </w:t>
-      </w:r>
-      <w:proofErr w:type="spellStart"/>
-      <w:r>
-        <w:rPr>
-          <w:rFonts w:cstheme="majorHAnsi"/>
-          <w:b/>
-          <w:bCs/>
-          <w:sz w:val="28"/>
-          <w:szCs w:val="28"/>
-          <w:lang w:val="en-IN"/>
-        </w:rPr>
-        <w:t>findUpwards</w:t>
-      </w:r>
-      <w:proofErr w:type="spellEnd"/>
-      <w:r>
-        <w:rPr>
-          <w:rFonts w:cstheme="majorHAnsi"/>
-          <w:b/>
-          <w:bCs/>
-          <w:sz w:val="28"/>
-          <w:szCs w:val="28"/>
-          <w:lang w:val="en-IN"/>
-        </w:rPr>
-        <w:t xml:space="preserve">(Path </w:t>
-      </w:r>
-      <w:proofErr w:type="spellStart"/>
-      <w:r>
-        <w:rPr>
-          <w:rFonts w:cstheme="majorHAnsi"/>
-          <w:b/>
-          <w:bCs/>
-          <w:sz w:val="28"/>
-          <w:szCs w:val="28"/>
-          <w:lang w:val="en-IN"/>
-        </w:rPr>
-        <w:t>startingPoint</w:t>
-      </w:r>
-      <w:proofErr w:type="spellEnd"/>
-      <w:r>
-        <w:rPr>
-          <w:rFonts w:cstheme="majorHAnsi"/>
-          <w:b/>
-          <w:bCs/>
-          <w:sz w:val="28"/>
-          <w:szCs w:val="28"/>
-          <w:lang w:val="en-IN"/>
-        </w:rPr>
-        <w:t>)</w:t>
-      </w:r>
-    </w:p>
-    <w:p>
-      <w:pPr>
-        <w:numPr>
-          <w:ilvl w:val="0"/>
-          <w:numId w:val="30"/>
-        </w:numPr>
-        <w:rPr>
-          <w:rFonts w:cstheme="majorHAnsi"/>
-          <w:sz w:val="28"/>
-          <w:szCs w:val="28"/>
-          <w:lang w:val="en-IN"/>
-        </w:rPr>
-      </w:pPr>
-      <w:r>
-        <w:rPr>
-          <w:rFonts w:cstheme="majorHAnsi"/>
-          <w:sz w:val="28"/>
-          <w:szCs w:val="28"/>
-          <w:lang w:val="en-IN"/>
-        </w:rPr>
-        <w:t>Searches parent directories for a .env file.</w:t>
-      </w:r>
-    </w:p>
-    <w:p>
-      <w:pPr>
-        <w:numPr>
-          <w:ilvl w:val="0"/>
-          <w:numId w:val="30"/>
-        </w:numPr>
-        <w:rPr>
-          <w:rFonts w:cstheme="majorHAnsi"/>
-          <w:sz w:val="28"/>
-          <w:szCs w:val="28"/>
-          <w:lang w:val="en-IN"/>
-        </w:rPr>
-      </w:pPr>
-      <w:r>
-        <w:rPr>
-          <w:rFonts w:cstheme="majorHAnsi"/>
-          <w:sz w:val="28"/>
-          <w:szCs w:val="28"/>
-          <w:lang w:val="en-IN"/>
-        </w:rPr>
-        <w:t>Starts from a given directory and moves upwards recursively.</w:t>
-      </w:r>
-    </w:p>
-    <w:p>
-      <w:pPr>
-        <w:numPr>
-          <w:ilvl w:val="0"/>
-          <w:numId w:val="30"/>
-        </w:numPr>
-        <w:rPr>
-          <w:rFonts w:cstheme="majorHAnsi"/>
-          <w:sz w:val="28"/>
-          <w:szCs w:val="28"/>
-          <w:lang w:val="en-IN"/>
-        </w:rPr>
-      </w:pPr>
-      <w:r>
-        <w:rPr>
-          <w:rFonts w:cstheme="majorHAnsi"/>
-          <w:sz w:val="28"/>
-          <w:szCs w:val="28"/>
-          <w:lang w:val="en-IN"/>
-        </w:rPr>
-        <w:t>Stops when the file is found or root directory is reached.</w:t>
-      </w:r>
-    </w:p>
-    <w:p>
-      <w:pPr>
-        <w:numPr>
-          <w:ilvl w:val="0"/>
-          <w:numId w:val="30"/>
-        </w:numPr>
-        <w:rPr>
-          <w:rFonts w:cstheme="majorHAnsi"/>
-          <w:sz w:val="28"/>
-          <w:szCs w:val="28"/>
-          <w:lang w:val="en-IN"/>
-        </w:rPr>
-      </w:pPr>
-      <w:r>
-        <w:rPr>
-          <w:rFonts w:cstheme="majorHAnsi"/>
-          <w:sz w:val="28"/>
-          <w:szCs w:val="28"/>
-          <w:lang w:val="en-IN"/>
-        </w:rPr>
-        <w:t>Returns the path of the .env file if found.</w:t>
-      </w:r>
-    </w:p>
-    <w:p>
-      <w:pPr>
-        <w:numPr>
-          <w:ilvl w:val="0"/>
-          <w:numId w:val="30"/>
-        </w:numPr>
-        <w:rPr>
-          <w:rFonts w:cstheme="majorHAnsi"/>
-          <w:sz w:val="28"/>
-          <w:szCs w:val="28"/>
-          <w:lang w:val="en-IN"/>
-        </w:rPr>
-      </w:pPr>
-      <w:r>
-        <w:rPr>
-          <w:rFonts w:cstheme="majorHAnsi"/>
-          <w:sz w:val="28"/>
-          <w:szCs w:val="28"/>
-          <w:lang w:val="en-IN"/>
-        </w:rPr>
-        <w:t>Enables automatic environment file discovery.</w:t>
-      </w:r>
-    </w:p>
-    <w:p>
-      <w:pPr>
-        <w:rPr>
-          <w:rFonts w:cstheme="majorHAnsi"/>
-          <w:sz w:val="28"/>
-          <w:szCs w:val="28"/>
-          <w:lang w:val="en-IN"/>
-        </w:rPr>
-      </w:pPr>
-      <w:r>
-        <w:rPr>
-          <w:rFonts w:cstheme="majorHAnsi"/>
-          <w:sz w:val="28"/>
-          <w:szCs w:val="28"/>
-          <w:lang w:val="en-IN"/>
-        </w:rPr>
-        <w:pict w14:anchorId="53FE895A">
-          <v:rect id="_x0000_i1030" style="width:0;height:1.5pt" o:hralign="center" o:hrstd="t" o:hr="t" fillcolor="#a0a0a0" stroked="f"/>
-        </w:pict>
-      </w:r>
-    </w:p>
-    <w:p>
-      <w:pPr>
-        <w:rPr>
-          <w:rFonts w:cstheme="majorHAnsi"/>
-          <w:b/>
-          <w:bCs/>
-          <w:sz w:val="28"/>
-          <w:szCs w:val="28"/>
-          <w:lang w:val="en-IN"/>
-        </w:rPr>
-      </w:pPr>
-      <w:r>
-        <w:rPr>
-          <w:rFonts w:cstheme="majorHAnsi"/>
-          <w:b/>
-          <w:bCs/>
-          <w:sz w:val="28"/>
-          <w:szCs w:val="28"/>
-          <w:lang w:val="en-IN"/>
-        </w:rPr>
-        <w:t xml:space="preserve">7. </w:t>
-      </w:r>
-      <w:proofErr w:type="spellStart"/>
-      <w:r>
-        <w:rPr>
-          <w:rFonts w:cstheme="majorHAnsi"/>
-          <w:b/>
-          <w:bCs/>
-          <w:sz w:val="28"/>
-          <w:szCs w:val="28"/>
-          <w:lang w:val="en-IN"/>
-        </w:rPr>
-        <w:t>loadLocalEnv</w:t>
-      </w:r>
-      <w:proofErr w:type="spellEnd"/>
-      <w:r>
-        <w:rPr>
-          <w:rFonts w:cstheme="majorHAnsi"/>
-          <w:b/>
-          <w:bCs/>
-          <w:sz w:val="28"/>
-          <w:szCs w:val="28"/>
-          <w:lang w:val="en-IN"/>
-        </w:rPr>
-        <w:t xml:space="preserve">(Path </w:t>
-      </w:r>
-      <w:proofErr w:type="spellStart"/>
-      <w:r>
-        <w:rPr>
-          <w:rFonts w:cstheme="majorHAnsi"/>
-          <w:b/>
-          <w:bCs/>
-          <w:sz w:val="28"/>
-          <w:szCs w:val="28"/>
-          <w:lang w:val="en-IN"/>
-        </w:rPr>
-        <w:t>envFile</w:t>
-      </w:r>
-      <w:proofErr w:type="spellEnd"/>
-      <w:r>
-        <w:rPr>
-          <w:rFonts w:cstheme="majorHAnsi"/>
-          <w:b/>
-          <w:bCs/>
-          <w:sz w:val="28"/>
-          <w:szCs w:val="28"/>
-          <w:lang w:val="en-IN"/>
-        </w:rPr>
-        <w:t>)</w:t>
-      </w:r>
-    </w:p>
-    <w:p>
-      <w:pPr>
-        <w:numPr>
-          <w:ilvl w:val="0"/>
-          <w:numId w:val="31"/>
-        </w:numPr>
-        <w:rPr>
-          <w:rFonts w:cstheme="majorHAnsi"/>
-          <w:sz w:val="28"/>
-          <w:szCs w:val="28"/>
-          <w:lang w:val="en-IN"/>
-        </w:rPr>
-      </w:pPr>
-      <w:r>
-        <w:rPr>
-          <w:rFonts w:cstheme="majorHAnsi"/>
-          <w:sz w:val="28"/>
-          <w:szCs w:val="28"/>
-          <w:lang w:val="en-IN"/>
-        </w:rPr>
-        <w:t>Reads and parses key-value pairs from the .env file.</w:t>
-      </w:r>
-    </w:p>
-    <w:p>
-      <w:pPr>
-        <w:numPr>
-          <w:ilvl w:val="0"/>
-          <w:numId w:val="31"/>
-        </w:numPr>
-        <w:rPr>
-          <w:rFonts w:cstheme="majorHAnsi"/>
-          <w:sz w:val="28"/>
-          <w:szCs w:val="28"/>
-          <w:lang w:val="en-IN"/>
-        </w:rPr>
-      </w:pPr>
-      <w:r>
-        <w:rPr>
-          <w:rFonts w:cstheme="majorHAnsi"/>
-          <w:sz w:val="28"/>
-          <w:szCs w:val="28"/>
-          <w:lang w:val="en-IN"/>
-        </w:rPr>
-        <w:t>Ignores comments (#) and empty lines.</w:t>
-      </w:r>
-    </w:p>
-    <w:p>
-      <w:pPr>
-        <w:numPr>
-          <w:ilvl w:val="0"/>
-          <w:numId w:val="31"/>
-        </w:numPr>
-        <w:rPr>
-          <w:rFonts w:cstheme="majorHAnsi"/>
-          <w:sz w:val="28"/>
-          <w:szCs w:val="28"/>
-          <w:lang w:val="en-IN"/>
-        </w:rPr>
-      </w:pPr>
-      <w:r>
-        <w:rPr>
-          <w:rFonts w:cstheme="majorHAnsi"/>
-          <w:sz w:val="28"/>
-          <w:szCs w:val="28"/>
-          <w:lang w:val="en-IN"/>
-        </w:rPr>
-        <w:t>Supports export syntax used in shell-style env files.</w:t>
-      </w:r>
-    </w:p>
-    <w:p>
-      <w:pPr>
-        <w:numPr>
-          <w:ilvl w:val="0"/>
-          <w:numId w:val="31"/>
-        </w:numPr>
-        <w:rPr>
-          <w:rFonts w:cstheme="majorHAnsi"/>
-          <w:sz w:val="28"/>
-          <w:szCs w:val="28"/>
-          <w:lang w:val="en-IN"/>
-        </w:rPr>
-      </w:pPr>
-      <w:r>
-        <w:rPr>
-          <w:rFonts w:cstheme="majorHAnsi"/>
-          <w:sz w:val="28"/>
-          <w:szCs w:val="28"/>
-          <w:lang w:val="en-IN"/>
-        </w:rPr>
-        <w:t>Stores variables in a Map for quick lookup.</w:t>
-      </w:r>
-    </w:p>
-    <w:p>
-      <w:pPr>
-        <w:numPr>
-          <w:ilvl w:val="0"/>
-          <w:numId w:val="31"/>
-        </w:numPr>
-        <w:rPr>
-          <w:rFonts w:cstheme="majorHAnsi"/>
-          <w:sz w:val="28"/>
-          <w:szCs w:val="28"/>
-          <w:lang w:val="en-IN"/>
-        </w:rPr>
-      </w:pPr>
-      <w:r>
-        <w:rPr>
-          <w:rFonts w:cstheme="majorHAnsi"/>
-          <w:sz w:val="28"/>
-          <w:szCs w:val="28"/>
-          <w:lang w:val="en-IN"/>
-        </w:rPr>
-        <w:t>Throws an exception if the file cannot be read.</w:t>
-      </w:r>
-    </w:p>
-    <w:p>
-      <w:pPr>
-        <w:rPr>
-          <w:rFonts w:cstheme="majorHAnsi"/>
-          <w:sz w:val="28"/>
-          <w:szCs w:val="28"/>
-          <w:lang w:val="en-IN"/>
-        </w:rPr>
-      </w:pPr>
-      <w:r>
-        <w:rPr>
-          <w:rFonts w:cstheme="majorHAnsi"/>
-          <w:sz w:val="28"/>
-          <w:szCs w:val="28"/>
-          <w:lang w:val="en-IN"/>
-        </w:rPr>
-        <w:pict w14:anchorId="66E81610">
-          <v:rect id="_x0000_i1031" style="width:0;height:1.5pt" o:hralign="center" o:hrstd="t" o:hr="t" fillcolor="#a0a0a0" stroked="f"/>
-        </w:pict>
-      </w:r>
-    </w:p>
-    <w:p>
-      <w:pPr>
-        <w:rPr>
-          <w:rFonts w:cstheme="majorHAnsi"/>
-          <w:b/>
-          <w:bCs/>
-          <w:sz w:val="28"/>
-          <w:szCs w:val="28"/>
-          <w:lang w:val="en-IN"/>
-        </w:rPr>
-      </w:pPr>
-      <w:r>
-        <w:rPr>
-          <w:rFonts w:cstheme="majorHAnsi"/>
-          <w:b/>
-          <w:bCs/>
-          <w:sz w:val="28"/>
-          <w:szCs w:val="28"/>
-          <w:lang w:val="en-IN"/>
-        </w:rPr>
-        <w:t>8. unquote(String value)</w:t>
-      </w:r>
-    </w:p>
-    <w:p>
-      <w:pPr>
-        <w:numPr>
-          <w:ilvl w:val="0"/>
-          <w:numId w:val="32"/>
-        </w:numPr>
-        <w:rPr>
-          <w:rFonts w:cstheme="majorHAnsi"/>
-          <w:sz w:val="28"/>
-          <w:szCs w:val="28"/>
-          <w:lang w:val="en-IN"/>
-        </w:rPr>
-      </w:pPr>
-      <w:r>
-        <w:rPr>
-          <w:rFonts w:cstheme="majorHAnsi"/>
-          <w:sz w:val="28"/>
-          <w:szCs w:val="28"/>
-          <w:lang w:val="en-IN"/>
-        </w:rPr>
-        <w:t>Removes surrounding quotes from environment variable values.</w:t>
-      </w:r>
-    </w:p>
-    <w:p>
-      <w:pPr>
-        <w:numPr>
-          <w:ilvl w:val="0"/>
-          <w:numId w:val="32"/>
-        </w:numPr>
-        <w:rPr>
-          <w:rFonts w:cstheme="majorHAnsi"/>
-          <w:sz w:val="28"/>
-          <w:szCs w:val="28"/>
-          <w:lang w:val="en-IN"/>
-        </w:rPr>
-      </w:pPr>
-      <w:r>
-        <w:rPr>
-          <w:rFonts w:cstheme="majorHAnsi"/>
-          <w:sz w:val="28"/>
-          <w:szCs w:val="28"/>
-          <w:lang w:val="en-IN"/>
-        </w:rPr>
-        <w:t>Supports both single (') and double (") quotes.</w:t>
-      </w:r>
-    </w:p>
-    <w:p>
-      <w:pPr>
-        <w:numPr>
-          <w:ilvl w:val="0"/>
-          <w:numId w:val="32"/>
-        </w:numPr>
-        <w:rPr>
-          <w:rFonts w:cstheme="majorHAnsi"/>
-          <w:sz w:val="28"/>
-          <w:szCs w:val="28"/>
-          <w:lang w:val="en-IN"/>
-        </w:rPr>
-      </w:pPr>
-      <w:r>
-        <w:rPr>
-          <w:rFonts w:cstheme="majorHAnsi"/>
-          <w:sz w:val="28"/>
-          <w:szCs w:val="28"/>
-          <w:lang w:val="en-IN"/>
-        </w:rPr>
-        <w:t>Ensures clean values without extra characters.</w:t>
-      </w:r>
-    </w:p>
-    <w:p>
-      <w:pPr>
-        <w:numPr>
-          <w:ilvl w:val="0"/>
-          <w:numId w:val="32"/>
-        </w:numPr>
-        <w:rPr>
-          <w:rFonts w:cstheme="majorHAnsi"/>
-          <w:sz w:val="28"/>
-          <w:szCs w:val="28"/>
-          <w:lang w:val="en-IN"/>
-        </w:rPr>
-      </w:pPr>
-      <w:r>
-        <w:rPr>
-          <w:rFonts w:cstheme="majorHAnsi"/>
-          <w:sz w:val="28"/>
-          <w:szCs w:val="28"/>
-          <w:lang w:val="en-IN"/>
-        </w:rPr>
-        <w:t>Prevents formatting issues during variable usage.</w:t>
-      </w:r>
-    </w:p>
-    <w:p>
-      <w:pPr>
-        <w:numPr>
-          <w:ilvl w:val="0"/>
-          <w:numId w:val="32"/>
-        </w:numPr>
-        <w:rPr>
-          <w:rFonts w:cstheme="majorHAnsi"/>
-          <w:sz w:val="28"/>
-          <w:szCs w:val="28"/>
-          <w:lang w:val="en-IN"/>
-        </w:rPr>
-      </w:pPr>
-      <w:r>
-        <w:rPr>
-          <w:rFonts w:cstheme="majorHAnsi"/>
-          <w:sz w:val="28"/>
-          <w:szCs w:val="28"/>
-          <w:lang w:val="en-IN"/>
-        </w:rPr>
-        <w:t>Helps maintain compatibility with .env file formats.</w:t>
-      </w:r>
-    </w:p>
-    <w:p>
-      <w:pPr>
-        <w:rPr>
-          <w:rFonts w:cstheme="majorHAnsi"/>
-          <w:sz w:val="28"/>
-          <w:szCs w:val="28"/>
-          <w:lang w:val="en-IN"/>
-        </w:rPr>
-      </w:pPr>
-      <w:r>
-        <w:rPr>
-          <w:rFonts w:cstheme="majorHAnsi"/>
-          <w:sz w:val="28"/>
-          <w:szCs w:val="28"/>
-          <w:lang w:val="en-IN"/>
-        </w:rPr>
-        <w:pict w14:anchorId="70A351E1">
-          <v:rect id="_x0000_i1032" style="width:0;height:1.5pt" o:hralign="center" o:hrstd="t" o:hr="t" fillcolor="#a0a0a0" stroked="f"/>
-        </w:pict>
-      </w:r>
-    </w:p>
-    <w:p>
-      <w:pPr>
-        <w:rPr>
-          <w:rFonts w:cstheme="majorHAnsi"/>
-          <w:b/>
-          <w:bCs/>
-          <w:sz w:val="28"/>
-          <w:szCs w:val="28"/>
-          <w:lang w:val="en-IN"/>
-        </w:rPr>
-      </w:pPr>
-      <w:r>
-        <w:rPr>
-          <w:rFonts w:cstheme="majorHAnsi"/>
-          <w:b/>
-          <w:bCs/>
-          <w:sz w:val="28"/>
-          <w:szCs w:val="28"/>
-          <w:lang w:val="en-IN"/>
-        </w:rPr>
-        <w:t>9. Static Initialization (ENV_FILE &amp; LOCAL_ENV)</w:t>
-      </w:r>
-    </w:p>
-    <w:p>
-      <w:pPr>
-        <w:numPr>
-          <w:ilvl w:val="0"/>
-          <w:numId w:val="33"/>
-        </w:numPr>
-        <w:rPr>
-          <w:rFonts w:cstheme="majorHAnsi"/>
-          <w:sz w:val="28"/>
-          <w:szCs w:val="28"/>
-          <w:lang w:val="en-IN"/>
-        </w:rPr>
-      </w:pPr>
-      <w:r>
-        <w:rPr>
-          <w:rFonts w:cstheme="majorHAnsi"/>
-          <w:sz w:val="28"/>
-          <w:szCs w:val="28"/>
-          <w:lang w:val="en-IN"/>
-        </w:rPr>
-        <w:lastRenderedPageBreak/>
-        <w:t>Automatically executes when the class is loaded.</w:t>
-      </w:r>
-    </w:p>
-    <w:p>
-      <w:pPr>
-        <w:numPr>
-          <w:ilvl w:val="0"/>
-          <w:numId w:val="33"/>
-        </w:numPr>
-        <w:rPr>
-          <w:rFonts w:cstheme="majorHAnsi"/>
-          <w:sz w:val="28"/>
-          <w:szCs w:val="28"/>
-          <w:lang w:val="en-IN"/>
-        </w:rPr>
-      </w:pPr>
-      <w:r>
-        <w:rPr>
-          <w:rFonts w:cstheme="majorHAnsi"/>
-          <w:sz w:val="28"/>
-          <w:szCs w:val="28"/>
-          <w:lang w:val="en-IN"/>
-        </w:rPr>
-        <w:t xml:space="preserve">Identifies the .env file using </w:t>
-      </w:r>
-      <w:proofErr w:type="spellStart"/>
-      <w:r>
-        <w:rPr>
-          <w:rFonts w:cstheme="majorHAnsi"/>
-          <w:sz w:val="28"/>
-          <w:szCs w:val="28"/>
-          <w:lang w:val="en-IN"/>
-        </w:rPr>
-        <w:t>findEnvFile</w:t>
-      </w:r>
-      <w:proofErr w:type="spellEnd"/>
-      <w:r>
-        <w:rPr>
-          <w:rFonts w:cstheme="majorHAnsi"/>
-          <w:sz w:val="28"/>
-          <w:szCs w:val="28"/>
-          <w:lang w:val="en-IN"/>
-        </w:rPr>
-        <w:t>().</w:t>
-      </w:r>
-    </w:p>
-    <w:p>
-      <w:pPr>
-        <w:numPr>
-          <w:ilvl w:val="0"/>
-          <w:numId w:val="33"/>
-        </w:numPr>
-        <w:rPr>
-          <w:rFonts w:cstheme="majorHAnsi"/>
-          <w:sz w:val="28"/>
-          <w:szCs w:val="28"/>
-          <w:lang w:val="en-IN"/>
-        </w:rPr>
-      </w:pPr>
-      <w:r>
-        <w:rPr>
-          <w:rFonts w:cstheme="majorHAnsi"/>
-          <w:sz w:val="28"/>
-          <w:szCs w:val="28"/>
-          <w:lang w:val="en-IN"/>
-        </w:rPr>
-        <w:t xml:space="preserve">Loads environment variables into memory via </w:t>
-      </w:r>
-      <w:proofErr w:type="spellStart"/>
-      <w:r>
-        <w:rPr>
-          <w:rFonts w:cstheme="majorHAnsi"/>
-          <w:sz w:val="28"/>
-          <w:szCs w:val="28"/>
-          <w:lang w:val="en-IN"/>
-        </w:rPr>
-        <w:t>loadLocalEnv</w:t>
-      </w:r>
-      <w:proofErr w:type="spellEnd"/>
-      <w:r>
-        <w:rPr>
-          <w:rFonts w:cstheme="majorHAnsi"/>
-          <w:sz w:val="28"/>
-          <w:szCs w:val="28"/>
-          <w:lang w:val="en-IN"/>
-        </w:rPr>
-        <w:t>().</w:t>
-      </w:r>
-    </w:p>
-    <w:p>
-      <w:pPr>
-        <w:numPr>
-          <w:ilvl w:val="0"/>
-          <w:numId w:val="33"/>
-        </w:numPr>
-        <w:rPr>
-          <w:rFonts w:cstheme="majorHAnsi"/>
-          <w:sz w:val="28"/>
-          <w:szCs w:val="28"/>
-          <w:lang w:val="en-IN"/>
-        </w:rPr>
-      </w:pPr>
-      <w:r>
-        <w:rPr>
-          <w:rFonts w:cstheme="majorHAnsi"/>
-          <w:sz w:val="28"/>
-          <w:szCs w:val="28"/>
-          <w:lang w:val="en-IN"/>
-        </w:rPr>
-        <w:t>Ensures configuration is ready before any test runs.</w:t>
-      </w:r>
-    </w:p>
-    <w:p>
-      <w:pPr>
-        <w:numPr>
-          <w:ilvl w:val="0"/>
-          <w:numId w:val="33"/>
-        </w:numPr>
-        <w:rPr>
-          <w:rFonts w:cstheme="majorHAnsi"/>
-          <w:sz w:val="28"/>
-          <w:szCs w:val="28"/>
-          <w:lang w:val="en-IN"/>
-        </w:rPr>
-      </w:pPr>
-      <w:r>
-        <w:rPr>
-          <w:rFonts w:cstheme="majorHAnsi"/>
-          <w:sz w:val="28"/>
-          <w:szCs w:val="28"/>
-          <w:lang w:val="en-IN"/>
-        </w:rPr>
-        <w:t>Centralizes environment management for the entire framework.</w:t>
-      </w:r>
-    </w:p>
-    <w:p>
-      <w:pPr>
-        <w:rPr>
           <w:rFonts w:asciiTheme="majorHAnsi" w:hAnsiTheme="majorHAnsi" w:cstheme="majorHAnsi"/>
           <w:b/>
           <w:bCs/>
@@ -2761,9 +1178,45 @@
           <w:szCs w:val="36"/>
           <w:u w:val="single"/>
         </w:rPr>
-        <w:t>2</w:t>
-      </w:r>
-      <w:r>
+        <w:drawing>
+          <wp:inline distT="0" distB="0" distL="0" distR="0" wp14:anchorId="02D3DE3A" wp14:editId="7EDA8D6D">
+            <wp:extent cx="5486400" cy="5594985"/>
+            <wp:effectExtent l="0" t="0" r="0" b="5715"/>
+            <wp:docPr id="1566393698" name="Picture 1"/>
+            <wp:cNvGraphicFramePr>
+              <a:graphicFrameLocks xmlns:a="http://schemas.openxmlformats.org/drawingml/2006/main" noChangeAspect="1"/>
+            </wp:cNvGraphicFramePr>
+            <a:graphic xmlns:a="http://schemas.openxmlformats.org/drawingml/2006/main">
+              <a:graphicData uri="http://schemas.openxmlformats.org/drawingml/2006/picture">
+                <pic:pic xmlns:pic="http://schemas.openxmlformats.org/drawingml/2006/picture">
+                  <pic:nvPicPr>
+                    <pic:cNvPr id="1566393698" name=""/>
+                    <pic:cNvPicPr/>
+                  </pic:nvPicPr>
+                  <pic:blipFill>
+                    <a:blip r:embed="rId10"/>
+                    <a:stretch>
+                      <a:fillRect/>
+                    </a:stretch>
+                  </pic:blipFill>
+                  <pic:spPr>
+                    <a:xfrm>
+                      <a:off x="0" y="0"/>
+                      <a:ext cx="5486400" cy="5594985"/>
+                    </a:xfrm>
+                    <a:prstGeom prst="rect">
+                      <a:avLst/>
+                    </a:prstGeom>
+                  </pic:spPr>
+                </pic:pic>
+              </a:graphicData>
+            </a:graphic>
+          </wp:inline>
+        </w:drawing>
+      </w:r>
+    </w:p>
+    <w:p>
+      <w:pPr>
         <w:rPr>
           <w:rFonts w:asciiTheme="majorHAnsi" w:hAnsiTheme="majorHAnsi" w:cstheme="majorHAnsi"/>
           <w:b/>
@@ -2772,8 +1225,7 @@
           <w:szCs w:val="36"/>
           <w:u w:val="single"/>
         </w:rPr>
-        <w:t>.</w:t>
-      </w:r>
+      </w:pPr>
       <w:r>
         <w:rPr>
           <w:rFonts w:asciiTheme="majorHAnsi" w:hAnsiTheme="majorHAnsi" w:cstheme="majorHAnsi"/>
@@ -2783,874 +1235,43 @@
           <w:szCs w:val="36"/>
           <w:u w:val="single"/>
         </w:rPr>
-        <w:t>ApiConfig</w:t>
-      </w:r>
-    </w:p>
-    <w:p>
-      <w:pPr>
-        <w:rPr>
-          <w:rFonts w:cstheme="majorHAnsi"/>
-          <w:b/>
-          <w:bCs/>
-          <w:sz w:val="28"/>
-          <w:szCs w:val="28"/>
-          <w:lang w:val="en-IN"/>
-        </w:rPr>
-      </w:pPr>
-      <w:r>
-        <w:rPr>
-          <w:rFonts w:cstheme="majorHAnsi"/>
-          <w:sz w:val="28"/>
-          <w:szCs w:val="28"/>
-        </w:rPr>
-        <w:t xml:space="preserve"> </w:t>
-      </w:r>
-      <w:proofErr w:type="spellStart"/>
-      <w:r>
-        <w:rPr>
-          <w:rFonts w:cstheme="majorHAnsi"/>
-          <w:b/>
-          <w:bCs/>
-          <w:sz w:val="28"/>
-          <w:szCs w:val="28"/>
-          <w:lang w:val="en-IN"/>
-        </w:rPr>
-        <w:t>ApiConfig</w:t>
-      </w:r>
-      <w:proofErr w:type="spellEnd"/>
-      <w:r>
-        <w:rPr>
-          <w:rFonts w:cstheme="majorHAnsi"/>
-          <w:b/>
-          <w:bCs/>
-          <w:sz w:val="28"/>
-          <w:szCs w:val="28"/>
-          <w:lang w:val="en-IN"/>
-        </w:rPr>
-        <w:t xml:space="preserve"> Class</w:t>
-      </w:r>
-    </w:p>
-    <w:p>
-      <w:pPr>
-        <w:numPr>
-          <w:ilvl w:val="0"/>
-          <w:numId w:val="34"/>
-        </w:numPr>
-        <w:rPr>
-          <w:rFonts w:cstheme="majorHAnsi"/>
-          <w:sz w:val="28"/>
-          <w:szCs w:val="28"/>
-          <w:lang w:val="en-IN"/>
-        </w:rPr>
-      </w:pPr>
-      <w:r>
-        <w:rPr>
-          <w:rFonts w:cstheme="majorHAnsi"/>
-          <w:sz w:val="28"/>
-          <w:szCs w:val="28"/>
-          <w:lang w:val="en-IN"/>
-        </w:rPr>
-        <w:t>Centralizes API configuration values like URL, path, and test data.</w:t>
-      </w:r>
-    </w:p>
-    <w:p>
-      <w:pPr>
-        <w:numPr>
-          <w:ilvl w:val="0"/>
-          <w:numId w:val="34"/>
-        </w:numPr>
-        <w:rPr>
-          <w:rFonts w:cstheme="majorHAnsi"/>
-          <w:sz w:val="28"/>
-          <w:szCs w:val="28"/>
-          <w:lang w:val="en-IN"/>
-        </w:rPr>
-      </w:pPr>
-      <w:r>
-        <w:rPr>
-          <w:rFonts w:cstheme="majorHAnsi"/>
-          <w:sz w:val="28"/>
-          <w:szCs w:val="28"/>
-          <w:lang w:val="en-IN"/>
-        </w:rPr>
-        <w:t xml:space="preserve">Uses </w:t>
-      </w:r>
-      <w:proofErr w:type="spellStart"/>
-      <w:r>
-        <w:rPr>
-          <w:rFonts w:cstheme="majorHAnsi"/>
-          <w:sz w:val="28"/>
-          <w:szCs w:val="28"/>
-          <w:lang w:val="en-IN"/>
-        </w:rPr>
-        <w:t>TestEnvironment.required</w:t>
-      </w:r>
-      <w:proofErr w:type="spellEnd"/>
-      <w:r>
-        <w:rPr>
-          <w:rFonts w:cstheme="majorHAnsi"/>
-          <w:sz w:val="28"/>
-          <w:szCs w:val="28"/>
-          <w:lang w:val="en-IN"/>
-        </w:rPr>
-        <w:t>() to ensure all values are present.</w:t>
-      </w:r>
-    </w:p>
-    <w:p>
-      <w:pPr>
-        <w:numPr>
-          <w:ilvl w:val="0"/>
-          <w:numId w:val="34"/>
-        </w:numPr>
-        <w:rPr>
-          <w:rFonts w:cstheme="majorHAnsi"/>
-          <w:sz w:val="28"/>
-          <w:szCs w:val="28"/>
-          <w:lang w:val="en-IN"/>
-        </w:rPr>
-      </w:pPr>
-      <w:r>
-        <w:rPr>
-          <w:rFonts w:cstheme="majorHAnsi"/>
-          <w:sz w:val="28"/>
-          <w:szCs w:val="28"/>
-          <w:lang w:val="en-IN"/>
-        </w:rPr>
-        <w:t>Provides globally accessible static variables for tests.</w:t>
-      </w:r>
-    </w:p>
-    <w:p>
-      <w:pPr>
-        <w:rPr>
-          <w:rFonts w:cstheme="majorHAnsi"/>
-          <w:sz w:val="28"/>
-          <w:szCs w:val="28"/>
-          <w:lang w:val="en-IN"/>
-        </w:rPr>
-      </w:pPr>
-      <w:r>
-        <w:rPr>
-          <w:rFonts w:cstheme="majorHAnsi"/>
-          <w:sz w:val="28"/>
-          <w:szCs w:val="28"/>
-          <w:lang w:val="en-IN"/>
-        </w:rPr>
-        <w:pict w14:anchorId="79261DCF">
-          <v:rect id="_x0000_i1033" style="width:0;height:1.5pt" o:hralign="center" o:hrstd="t" o:hr="t" fillcolor="#a0a0a0" stroked="f"/>
-        </w:pict>
-      </w:r>
-    </w:p>
-    <w:p>
-      <w:pPr>
-        <w:rPr>
-          <w:rFonts w:cstheme="majorHAnsi"/>
-          <w:b/>
-          <w:bCs/>
-          <w:sz w:val="28"/>
-          <w:szCs w:val="28"/>
-          <w:lang w:val="en-IN"/>
-        </w:rPr>
-      </w:pPr>
-      <w:r>
-        <w:rPr>
-          <w:rFonts w:cstheme="majorHAnsi"/>
-          <w:b/>
-          <w:bCs/>
-          <w:sz w:val="28"/>
-          <w:szCs w:val="28"/>
-          <w:lang w:val="en-IN"/>
-        </w:rPr>
-        <w:t>BASE_PATH</w:t>
-      </w:r>
-    </w:p>
-    <w:p>
-      <w:pPr>
-        <w:numPr>
-          <w:ilvl w:val="0"/>
-          <w:numId w:val="35"/>
-        </w:numPr>
-        <w:rPr>
-          <w:rFonts w:cstheme="majorHAnsi"/>
-          <w:sz w:val="28"/>
-          <w:szCs w:val="28"/>
-          <w:lang w:val="en-IN"/>
-        </w:rPr>
-      </w:pPr>
-      <w:r>
-        <w:rPr>
-          <w:rFonts w:cstheme="majorHAnsi"/>
-          <w:sz w:val="28"/>
-          <w:szCs w:val="28"/>
-          <w:lang w:val="en-IN"/>
-        </w:rPr>
-        <w:t>Stores the base path for API endpoints.</w:t>
-      </w:r>
-    </w:p>
-    <w:p>
-      <w:pPr>
-        <w:numPr>
-          <w:ilvl w:val="0"/>
-          <w:numId w:val="35"/>
-        </w:numPr>
-        <w:rPr>
-          <w:rFonts w:cstheme="majorHAnsi"/>
-          <w:sz w:val="28"/>
-          <w:szCs w:val="28"/>
-          <w:lang w:val="en-IN"/>
-        </w:rPr>
-      </w:pPr>
-      <w:r>
-        <w:rPr>
-          <w:rFonts w:cstheme="majorHAnsi"/>
-          <w:sz w:val="28"/>
-          <w:szCs w:val="28"/>
-          <w:lang w:val="en-IN"/>
-        </w:rPr>
-        <w:t>Loaded from environment configuration.</w:t>
-      </w:r>
-    </w:p>
-    <w:p>
-      <w:pPr>
-        <w:numPr>
-          <w:ilvl w:val="0"/>
-          <w:numId w:val="35"/>
-        </w:numPr>
-        <w:rPr>
-          <w:rFonts w:cstheme="majorHAnsi"/>
-          <w:sz w:val="28"/>
-          <w:szCs w:val="28"/>
-          <w:lang w:val="en-IN"/>
-        </w:rPr>
-      </w:pPr>
-      <w:r>
-        <w:rPr>
-          <w:rFonts w:cstheme="majorHAnsi"/>
-          <w:sz w:val="28"/>
-          <w:szCs w:val="28"/>
-          <w:lang w:val="en-IN"/>
-        </w:rPr>
-        <w:t>Avoids hardcoding paths in test cases.</w:t>
-      </w:r>
-    </w:p>
-    <w:p>
-      <w:pPr>
-        <w:rPr>
-          <w:rFonts w:cstheme="majorHAnsi"/>
-          <w:sz w:val="28"/>
-          <w:szCs w:val="28"/>
-          <w:lang w:val="en-IN"/>
-        </w:rPr>
-      </w:pPr>
-      <w:r>
-        <w:rPr>
-          <w:rFonts w:cstheme="majorHAnsi"/>
-          <w:sz w:val="28"/>
-          <w:szCs w:val="28"/>
-          <w:lang w:val="en-IN"/>
-        </w:rPr>
-        <w:pict w14:anchorId="46529598">
-          <v:rect id="_x0000_i1034" style="width:0;height:1.5pt" o:hralign="center" o:hrstd="t" o:hr="t" fillcolor="#a0a0a0" stroked="f"/>
-        </w:pict>
-      </w:r>
-    </w:p>
-    <w:p>
-      <w:pPr>
-        <w:rPr>
-          <w:rFonts w:cstheme="majorHAnsi"/>
-          <w:b/>
-          <w:bCs/>
-          <w:sz w:val="28"/>
-          <w:szCs w:val="28"/>
-          <w:lang w:val="en-IN"/>
-        </w:rPr>
-      </w:pPr>
-      <w:r>
-        <w:rPr>
-          <w:rFonts w:cstheme="majorHAnsi"/>
-          <w:b/>
-          <w:bCs/>
-          <w:sz w:val="28"/>
-          <w:szCs w:val="28"/>
-          <w:lang w:val="en-IN"/>
-        </w:rPr>
-        <w:t>BASE_URL</w:t>
-      </w:r>
-    </w:p>
-    <w:p>
-      <w:pPr>
-        <w:numPr>
-          <w:ilvl w:val="0"/>
-          <w:numId w:val="36"/>
-        </w:numPr>
-        <w:rPr>
-          <w:rFonts w:cstheme="majorHAnsi"/>
-          <w:sz w:val="28"/>
-          <w:szCs w:val="28"/>
-          <w:lang w:val="en-IN"/>
-        </w:rPr>
-      </w:pPr>
-      <w:r>
-        <w:rPr>
-          <w:rFonts w:cstheme="majorHAnsi"/>
-          <w:sz w:val="28"/>
-          <w:szCs w:val="28"/>
-          <w:lang w:val="en-IN"/>
-        </w:rPr>
-        <w:t>Represents the main API server URL.</w:t>
-      </w:r>
-    </w:p>
-    <w:p>
-      <w:pPr>
-        <w:numPr>
-          <w:ilvl w:val="0"/>
-          <w:numId w:val="36"/>
-        </w:numPr>
-        <w:rPr>
-          <w:rFonts w:cstheme="majorHAnsi"/>
-          <w:sz w:val="28"/>
-          <w:szCs w:val="28"/>
-          <w:lang w:val="en-IN"/>
-        </w:rPr>
-      </w:pPr>
-      <w:r>
-        <w:rPr>
-          <w:rFonts w:cstheme="majorHAnsi"/>
-          <w:sz w:val="28"/>
-          <w:szCs w:val="28"/>
-          <w:lang w:val="en-IN"/>
-        </w:rPr>
-        <w:t>Retrieved dynamically from environment variables.</w:t>
-      </w:r>
-    </w:p>
-    <w:p>
-      <w:pPr>
-        <w:numPr>
-          <w:ilvl w:val="0"/>
-          <w:numId w:val="36"/>
-        </w:numPr>
-        <w:rPr>
-          <w:rFonts w:cstheme="majorHAnsi"/>
-          <w:sz w:val="28"/>
-          <w:szCs w:val="28"/>
-          <w:lang w:val="en-IN"/>
-        </w:rPr>
-      </w:pPr>
-      <w:r>
-        <w:rPr>
-          <w:rFonts w:cstheme="majorHAnsi"/>
-          <w:sz w:val="28"/>
-          <w:szCs w:val="28"/>
-          <w:lang w:val="en-IN"/>
-        </w:rPr>
-        <w:t>Supports switching between environments easily.</w:t>
-      </w:r>
-    </w:p>
-    <w:p>
-      <w:pPr>
-        <w:rPr>
-          <w:rFonts w:cstheme="majorHAnsi"/>
-          <w:sz w:val="28"/>
-          <w:szCs w:val="28"/>
-          <w:lang w:val="en-IN"/>
-        </w:rPr>
-      </w:pPr>
-      <w:r>
-        <w:rPr>
-          <w:rFonts w:cstheme="majorHAnsi"/>
-          <w:sz w:val="28"/>
-          <w:szCs w:val="28"/>
-          <w:lang w:val="en-IN"/>
-        </w:rPr>
-        <w:pict w14:anchorId="6941CABF">
-          <v:rect id="_x0000_i1035" style="width:0;height:1.5pt" o:hralign="center" o:hrstd="t" o:hr="t" fillcolor="#a0a0a0" stroked="f"/>
-        </w:pict>
-      </w:r>
-    </w:p>
-    <w:p>
-      <w:pPr>
-        <w:rPr>
-          <w:rFonts w:cstheme="majorHAnsi"/>
-          <w:b/>
-          <w:bCs/>
-          <w:sz w:val="28"/>
-          <w:szCs w:val="28"/>
-          <w:lang w:val="en-IN"/>
-        </w:rPr>
-      </w:pPr>
-      <w:r>
-        <w:rPr>
-          <w:rFonts w:cstheme="majorHAnsi"/>
-          <w:b/>
-          <w:bCs/>
-          <w:sz w:val="28"/>
-          <w:szCs w:val="28"/>
-          <w:lang w:val="en-IN"/>
-        </w:rPr>
-        <w:t>API_KEY</w:t>
-      </w:r>
-    </w:p>
-    <w:p>
-      <w:pPr>
-        <w:numPr>
-          <w:ilvl w:val="0"/>
-          <w:numId w:val="37"/>
-        </w:numPr>
-        <w:rPr>
-          <w:rFonts w:cstheme="majorHAnsi"/>
-          <w:sz w:val="28"/>
-          <w:szCs w:val="28"/>
-          <w:lang w:val="en-IN"/>
-        </w:rPr>
-      </w:pPr>
-      <w:r>
-        <w:rPr>
-          <w:rFonts w:cstheme="majorHAnsi"/>
-          <w:sz w:val="28"/>
-          <w:szCs w:val="28"/>
-          <w:lang w:val="en-IN"/>
-        </w:rPr>
         <w:lastRenderedPageBreak/>
-        <w:t>Holds the API authentication key.</w:t>
-      </w:r>
-    </w:p>
-    <w:p>
-      <w:pPr>
-        <w:numPr>
-          <w:ilvl w:val="0"/>
-          <w:numId w:val="37"/>
-        </w:numPr>
-        <w:rPr>
-          <w:rFonts w:cstheme="majorHAnsi"/>
-          <w:sz w:val="28"/>
-          <w:szCs w:val="28"/>
-          <w:lang w:val="en-IN"/>
-        </w:rPr>
-      </w:pPr>
-      <w:r>
-        <w:rPr>
-          <w:rFonts w:cstheme="majorHAnsi"/>
-          <w:sz w:val="28"/>
-          <w:szCs w:val="28"/>
-          <w:lang w:val="en-IN"/>
-        </w:rPr>
-        <w:t>Loaded securely from environment settings.</w:t>
-      </w:r>
-    </w:p>
-    <w:p>
-      <w:pPr>
-        <w:numPr>
-          <w:ilvl w:val="0"/>
-          <w:numId w:val="37"/>
-        </w:numPr>
-        <w:rPr>
-          <w:rFonts w:cstheme="majorHAnsi"/>
-          <w:sz w:val="28"/>
-          <w:szCs w:val="28"/>
-          <w:lang w:val="en-IN"/>
-        </w:rPr>
-      </w:pPr>
-      <w:r>
-        <w:rPr>
-          <w:rFonts w:cstheme="majorHAnsi"/>
-          <w:sz w:val="28"/>
-          <w:szCs w:val="28"/>
-          <w:lang w:val="en-IN"/>
-        </w:rPr>
-        <w:t>Used for authorized API access.</w:t>
-      </w:r>
-    </w:p>
-    <w:p>
-      <w:pPr>
-        <w:rPr>
-          <w:rFonts w:cstheme="majorHAnsi"/>
-          <w:sz w:val="28"/>
-          <w:szCs w:val="28"/>
-          <w:lang w:val="en-IN"/>
-        </w:rPr>
-      </w:pPr>
-      <w:r>
-        <w:rPr>
-          <w:rFonts w:cstheme="majorHAnsi"/>
-          <w:sz w:val="28"/>
-          <w:szCs w:val="28"/>
-          <w:lang w:val="en-IN"/>
-        </w:rPr>
-        <w:pict w14:anchorId="1C0BFC1F">
-          <v:rect id="_x0000_i1036" style="width:0;height:1.5pt" o:hralign="center" o:hrstd="t" o:hr="t" fillcolor="#a0a0a0" stroked="f"/>
-        </w:pict>
-      </w:r>
-    </w:p>
-    <w:p>
-      <w:pPr>
-        <w:rPr>
-          <w:rFonts w:cstheme="majorHAnsi"/>
-          <w:b/>
-          <w:bCs/>
-          <w:sz w:val="28"/>
-          <w:szCs w:val="28"/>
-          <w:lang w:val="en-IN"/>
-        </w:rPr>
-      </w:pPr>
-      <w:r>
-        <w:rPr>
-          <w:rFonts w:cstheme="majorHAnsi"/>
-          <w:b/>
-          <w:bCs/>
-          <w:sz w:val="28"/>
-          <w:szCs w:val="28"/>
-          <w:lang w:val="en-IN"/>
-        </w:rPr>
-        <w:t>NAME</w:t>
-      </w:r>
-    </w:p>
-    <w:p>
-      <w:pPr>
-        <w:numPr>
-          <w:ilvl w:val="0"/>
-          <w:numId w:val="38"/>
-        </w:numPr>
-        <w:rPr>
-          <w:rFonts w:cstheme="majorHAnsi"/>
-          <w:sz w:val="28"/>
-          <w:szCs w:val="28"/>
-          <w:lang w:val="en-IN"/>
-        </w:rPr>
-      </w:pPr>
-      <w:r>
-        <w:rPr>
-          <w:rFonts w:cstheme="majorHAnsi"/>
-          <w:sz w:val="28"/>
-          <w:szCs w:val="28"/>
-          <w:lang w:val="en-IN"/>
-        </w:rPr>
-        <w:t>Stores a default test user name.</w:t>
-      </w:r>
-    </w:p>
-    <w:p>
-      <w:pPr>
-        <w:numPr>
-          <w:ilvl w:val="0"/>
-          <w:numId w:val="38"/>
-        </w:numPr>
-        <w:rPr>
-          <w:rFonts w:cstheme="majorHAnsi"/>
-          <w:sz w:val="28"/>
-          <w:szCs w:val="28"/>
-          <w:lang w:val="en-IN"/>
-        </w:rPr>
-      </w:pPr>
-      <w:r>
-        <w:rPr>
-          <w:rFonts w:cstheme="majorHAnsi"/>
-          <w:sz w:val="28"/>
-          <w:szCs w:val="28"/>
-          <w:lang w:val="en-IN"/>
-        </w:rPr>
-        <w:t>Used in request payloads.</w:t>
-      </w:r>
-    </w:p>
-    <w:p>
-      <w:pPr>
-        <w:numPr>
-          <w:ilvl w:val="0"/>
-          <w:numId w:val="38"/>
-        </w:numPr>
-        <w:rPr>
-          <w:rFonts w:cstheme="majorHAnsi"/>
-          <w:sz w:val="28"/>
-          <w:szCs w:val="28"/>
-          <w:lang w:val="en-IN"/>
-        </w:rPr>
-      </w:pPr>
-      <w:r>
-        <w:rPr>
-          <w:rFonts w:cstheme="majorHAnsi"/>
-          <w:sz w:val="28"/>
-          <w:szCs w:val="28"/>
-          <w:lang w:val="en-IN"/>
-        </w:rPr>
-        <w:t>Ensures consistent test data.</w:t>
-      </w:r>
-    </w:p>
-    <w:p>
-      <w:pPr>
-        <w:rPr>
-          <w:rFonts w:cstheme="majorHAnsi"/>
-          <w:sz w:val="28"/>
-          <w:szCs w:val="28"/>
-          <w:lang w:val="en-IN"/>
-        </w:rPr>
-      </w:pPr>
-      <w:r>
-        <w:rPr>
-          <w:rFonts w:cstheme="majorHAnsi"/>
-          <w:sz w:val="28"/>
-          <w:szCs w:val="28"/>
-          <w:lang w:val="en-IN"/>
-        </w:rPr>
-        <w:pict w14:anchorId="12D3F8F9">
-          <v:rect id="_x0000_i1037" style="width:0;height:1.5pt" o:hralign="center" o:hrstd="t" o:hr="t" fillcolor="#a0a0a0" stroked="f"/>
-        </w:pict>
-      </w:r>
-    </w:p>
-    <w:p>
-      <w:pPr>
-        <w:rPr>
-          <w:rFonts w:cstheme="majorHAnsi"/>
-          <w:b/>
-          <w:bCs/>
-          <w:sz w:val="28"/>
-          <w:szCs w:val="28"/>
-          <w:lang w:val="en-IN"/>
-        </w:rPr>
-      </w:pPr>
-      <w:r>
-        <w:rPr>
-          <w:rFonts w:cstheme="majorHAnsi"/>
-          <w:b/>
-          <w:bCs/>
-          <w:sz w:val="28"/>
-          <w:szCs w:val="28"/>
-          <w:lang w:val="en-IN"/>
-        </w:rPr>
-        <w:t>EMAIL</w:t>
-      </w:r>
-    </w:p>
-    <w:p>
-      <w:pPr>
-        <w:numPr>
-          <w:ilvl w:val="0"/>
-          <w:numId w:val="39"/>
-        </w:numPr>
-        <w:rPr>
-          <w:rFonts w:cstheme="majorHAnsi"/>
-          <w:sz w:val="28"/>
-          <w:szCs w:val="28"/>
-          <w:lang w:val="en-IN"/>
-        </w:rPr>
-      </w:pPr>
-      <w:r>
-        <w:rPr>
-          <w:rFonts w:cstheme="majorHAnsi"/>
-          <w:sz w:val="28"/>
-          <w:szCs w:val="28"/>
-          <w:lang w:val="en-IN"/>
-        </w:rPr>
-        <w:t>Contains a test email for API operations.</w:t>
-      </w:r>
-    </w:p>
-    <w:p>
-      <w:pPr>
-        <w:numPr>
-          <w:ilvl w:val="0"/>
-          <w:numId w:val="39"/>
-        </w:numPr>
-        <w:rPr>
-          <w:rFonts w:cstheme="majorHAnsi"/>
-          <w:sz w:val="28"/>
-          <w:szCs w:val="28"/>
-          <w:lang w:val="en-IN"/>
-        </w:rPr>
-      </w:pPr>
-      <w:r>
-        <w:rPr>
-          <w:rFonts w:cstheme="majorHAnsi"/>
-          <w:sz w:val="28"/>
-          <w:szCs w:val="28"/>
-          <w:lang w:val="en-IN"/>
-        </w:rPr>
-        <w:t>Retrieved from environment configuration.</w:t>
-      </w:r>
-    </w:p>
-    <w:p>
-      <w:pPr>
-        <w:numPr>
-          <w:ilvl w:val="0"/>
-          <w:numId w:val="39"/>
-        </w:numPr>
-        <w:rPr>
-          <w:rFonts w:cstheme="majorHAnsi"/>
-          <w:sz w:val="28"/>
-          <w:szCs w:val="28"/>
-          <w:lang w:val="en-IN"/>
-        </w:rPr>
-      </w:pPr>
-      <w:r>
-        <w:rPr>
-          <w:rFonts w:cstheme="majorHAnsi"/>
-          <w:sz w:val="28"/>
-          <w:szCs w:val="28"/>
-          <w:lang w:val="en-IN"/>
-        </w:rPr>
-        <w:t>Used in user-related test scenarios.</w:t>
-      </w:r>
-    </w:p>
-    <w:p>
-      <w:pPr>
-        <w:rPr>
-          <w:rFonts w:cstheme="majorHAnsi"/>
-          <w:sz w:val="28"/>
-          <w:szCs w:val="28"/>
-          <w:lang w:val="en-IN"/>
-        </w:rPr>
-      </w:pPr>
-      <w:r>
-        <w:rPr>
-          <w:rFonts w:cstheme="majorHAnsi"/>
-          <w:sz w:val="28"/>
-          <w:szCs w:val="28"/>
-          <w:lang w:val="en-IN"/>
-        </w:rPr>
-        <w:pict w14:anchorId="69031569">
-          <v:rect id="_x0000_i1038" style="width:0;height:1.5pt" o:hralign="center" o:hrstd="t" o:hr="t" fillcolor="#a0a0a0" stroked="f"/>
-        </w:pict>
-      </w:r>
-    </w:p>
-    <w:p>
-      <w:pPr>
-        <w:rPr>
-          <w:rFonts w:cstheme="majorHAnsi"/>
-          <w:b/>
-          <w:bCs/>
-          <w:sz w:val="28"/>
-          <w:szCs w:val="28"/>
-          <w:lang w:val="en-IN"/>
-        </w:rPr>
-      </w:pPr>
-      <w:r>
-        <w:rPr>
-          <w:rFonts w:cstheme="majorHAnsi"/>
-          <w:b/>
-          <w:bCs/>
-          <w:sz w:val="28"/>
-          <w:szCs w:val="28"/>
-          <w:lang w:val="en-IN"/>
-        </w:rPr>
-        <w:t>ROLE</w:t>
-      </w:r>
-    </w:p>
-    <w:p>
-      <w:pPr>
-        <w:numPr>
-          <w:ilvl w:val="0"/>
-          <w:numId w:val="40"/>
-        </w:numPr>
-        <w:rPr>
-          <w:rFonts w:cstheme="majorHAnsi"/>
-          <w:sz w:val="28"/>
-          <w:szCs w:val="28"/>
-          <w:lang w:val="en-IN"/>
-        </w:rPr>
-      </w:pPr>
-      <w:r>
-        <w:rPr>
-          <w:rFonts w:cstheme="majorHAnsi"/>
-          <w:sz w:val="28"/>
-          <w:szCs w:val="28"/>
-          <w:lang w:val="en-IN"/>
-        </w:rPr>
-        <w:t>Defines user role for testing.</w:t>
-      </w:r>
-    </w:p>
-    <w:p>
-      <w:pPr>
-        <w:numPr>
-          <w:ilvl w:val="0"/>
-          <w:numId w:val="40"/>
-        </w:numPr>
-        <w:rPr>
-          <w:rFonts w:cstheme="majorHAnsi"/>
-          <w:sz w:val="28"/>
-          <w:szCs w:val="28"/>
-          <w:lang w:val="en-IN"/>
-        </w:rPr>
-      </w:pPr>
-      <w:r>
-        <w:rPr>
-          <w:rFonts w:cstheme="majorHAnsi"/>
-          <w:sz w:val="28"/>
-          <w:szCs w:val="28"/>
-          <w:lang w:val="en-IN"/>
-        </w:rPr>
-        <w:t>Helps validate role-based access.</w:t>
-      </w:r>
-    </w:p>
-    <w:p>
-      <w:pPr>
-        <w:numPr>
-          <w:ilvl w:val="0"/>
-          <w:numId w:val="40"/>
-        </w:numPr>
-        <w:rPr>
-          <w:rFonts w:cstheme="majorHAnsi"/>
-          <w:sz w:val="28"/>
-          <w:szCs w:val="28"/>
-          <w:lang w:val="en-IN"/>
-        </w:rPr>
-      </w:pPr>
-      <w:r>
-        <w:rPr>
-          <w:rFonts w:cstheme="majorHAnsi"/>
-          <w:sz w:val="28"/>
-          <w:szCs w:val="28"/>
-          <w:lang w:val="en-IN"/>
-        </w:rPr>
-        <w:t>Used in authorization scenarios.</w:t>
-      </w:r>
-    </w:p>
-    <w:p>
-      <w:pPr>
-        <w:rPr>
-          <w:rFonts w:cstheme="majorHAnsi"/>
-          <w:sz w:val="28"/>
-          <w:szCs w:val="28"/>
-        </w:rPr>
-      </w:pPr>
-    </w:p>
-    <w:p>
-      <w:pPr>
-        <w:rPr>
-          <w:rFonts w:cstheme="majorHAnsi"/>
-          <w:sz w:val="28"/>
-          <w:szCs w:val="28"/>
-        </w:rPr>
-      </w:pPr>
-    </w:p>
-    <w:p>
-      <w:pPr>
-        <w:rPr>
-          <w:rFonts w:cstheme="majorHAnsi"/>
-          <w:sz w:val="28"/>
-          <w:szCs w:val="28"/>
-        </w:rPr>
-      </w:pPr>
-    </w:p>
-    <w:p>
-      <w:pPr>
-        <w:rPr>
-          <w:rFonts w:cstheme="majorHAnsi"/>
-          <w:sz w:val="28"/>
-          <w:szCs w:val="28"/>
-        </w:rPr>
-      </w:pPr>
-    </w:p>
-    <w:p>
-      <w:pPr>
-        <w:rPr>
-          <w:rFonts w:cstheme="majorHAnsi"/>
-          <w:sz w:val="28"/>
-          <w:szCs w:val="28"/>
-        </w:rPr>
-      </w:pPr>
-    </w:p>
-    <w:p>
-      <w:pPr>
-        <w:rPr>
-          <w:rFonts w:cstheme="majorHAnsi"/>
-          <w:sz w:val="28"/>
-          <w:szCs w:val="28"/>
-        </w:rPr>
-      </w:pPr>
+        <w:drawing>
+          <wp:inline distT="0" distB="0" distL="0" distR="0" wp14:anchorId="7319FE9E" wp14:editId="5DB4DE12">
+            <wp:extent cx="5486400" cy="5137150"/>
+            <wp:effectExtent l="0" t="0" r="0" b="6350"/>
+            <wp:docPr id="3116421" name="Picture 1"/>
+            <wp:cNvGraphicFramePr>
+              <a:graphicFrameLocks xmlns:a="http://schemas.openxmlformats.org/drawingml/2006/main" noChangeAspect="1"/>
+            </wp:cNvGraphicFramePr>
+            <a:graphic xmlns:a="http://schemas.openxmlformats.org/drawingml/2006/main">
+              <a:graphicData uri="http://schemas.openxmlformats.org/drawingml/2006/picture">
+                <pic:pic xmlns:pic="http://schemas.openxmlformats.org/drawingml/2006/picture">
+                  <pic:nvPicPr>
+                    <pic:cNvPr id="3116421" name=""/>
+                    <pic:cNvPicPr/>
+                  </pic:nvPicPr>
+                  <pic:blipFill>
+                    <a:blip r:embed="rId11"/>
+                    <a:stretch>
+                      <a:fillRect/>
+                    </a:stretch>
+                  </pic:blipFill>
+                  <pic:spPr>
+                    <a:xfrm>
+                      <a:off x="0" y="0"/>
+                      <a:ext cx="5486400" cy="5137150"/>
+                    </a:xfrm>
+                    <a:prstGeom prst="rect">
+                      <a:avLst/>
+                    </a:prstGeom>
+                  </pic:spPr>
+                </pic:pic>
+              </a:graphicData>
+            </a:graphic>
+          </wp:inline>
+        </w:drawing>
+      </w:r>
     </w:p>
     <w:p>
       <w:pPr>
@@ -3672,9 +1293,46 @@
           <w:szCs w:val="36"/>
           <w:u w:val="single"/>
         </w:rPr>
-        <w:t>3</w:t>
-      </w:r>
-      <w:r>
+        <w:lastRenderedPageBreak/>
+        <w:drawing>
+          <wp:inline distT="0" distB="0" distL="0" distR="0" wp14:anchorId="6EC2F6A9" wp14:editId="54B8A645">
+            <wp:extent cx="5486400" cy="5374005"/>
+            <wp:effectExtent l="0" t="0" r="0" b="0"/>
+            <wp:docPr id="1171153879" name="Picture 1"/>
+            <wp:cNvGraphicFramePr>
+              <a:graphicFrameLocks xmlns:a="http://schemas.openxmlformats.org/drawingml/2006/main" noChangeAspect="1"/>
+            </wp:cNvGraphicFramePr>
+            <a:graphic xmlns:a="http://schemas.openxmlformats.org/drawingml/2006/main">
+              <a:graphicData uri="http://schemas.openxmlformats.org/drawingml/2006/picture">
+                <pic:pic xmlns:pic="http://schemas.openxmlformats.org/drawingml/2006/picture">
+                  <pic:nvPicPr>
+                    <pic:cNvPr id="1171153879" name=""/>
+                    <pic:cNvPicPr/>
+                  </pic:nvPicPr>
+                  <pic:blipFill>
+                    <a:blip r:embed="rId12"/>
+                    <a:stretch>
+                      <a:fillRect/>
+                    </a:stretch>
+                  </pic:blipFill>
+                  <pic:spPr>
+                    <a:xfrm>
+                      <a:off x="0" y="0"/>
+                      <a:ext cx="5486400" cy="5374005"/>
+                    </a:xfrm>
+                    <a:prstGeom prst="rect">
+                      <a:avLst/>
+                    </a:prstGeom>
+                  </pic:spPr>
+                </pic:pic>
+              </a:graphicData>
+            </a:graphic>
+          </wp:inline>
+        </w:drawing>
+      </w:r>
+    </w:p>
+    <w:p>
+      <w:pPr>
         <w:rPr>
           <w:rFonts w:asciiTheme="majorHAnsi" w:hAnsiTheme="majorHAnsi" w:cstheme="majorHAnsi"/>
           <w:b/>
@@ -3683,11 +1341,8 @@
           <w:szCs w:val="36"/>
           <w:u w:val="single"/>
         </w:rPr>
-        <w:t>.SpecFactory</w:t>
-      </w:r>
-    </w:p>
-    <w:p>
-      <w:pPr>
+      </w:pPr>
+      <w:r>
         <w:rPr>
           <w:rFonts w:asciiTheme="majorHAnsi" w:hAnsiTheme="majorHAnsi" w:cstheme="majorHAnsi"/>
           <w:b/>
@@ -3696,8 +1351,46 @@
           <w:szCs w:val="36"/>
           <w:u w:val="single"/>
         </w:rPr>
-      </w:pPr>
-      <w:r>
+        <w:lastRenderedPageBreak/>
+        <w:drawing>
+          <wp:inline distT="0" distB="0" distL="0" distR="0" wp14:anchorId="6B44E2E1" wp14:editId="2F4264DA">
+            <wp:extent cx="5486400" cy="5368290"/>
+            <wp:effectExtent l="0" t="0" r="0" b="3810"/>
+            <wp:docPr id="1131040800" name="Picture 1"/>
+            <wp:cNvGraphicFramePr>
+              <a:graphicFrameLocks xmlns:a="http://schemas.openxmlformats.org/drawingml/2006/main" noChangeAspect="1"/>
+            </wp:cNvGraphicFramePr>
+            <a:graphic xmlns:a="http://schemas.openxmlformats.org/drawingml/2006/main">
+              <a:graphicData uri="http://schemas.openxmlformats.org/drawingml/2006/picture">
+                <pic:pic xmlns:pic="http://schemas.openxmlformats.org/drawingml/2006/picture">
+                  <pic:nvPicPr>
+                    <pic:cNvPr id="1131040800" name=""/>
+                    <pic:cNvPicPr/>
+                  </pic:nvPicPr>
+                  <pic:blipFill>
+                    <a:blip r:embed="rId13"/>
+                    <a:stretch>
+                      <a:fillRect/>
+                    </a:stretch>
+                  </pic:blipFill>
+                  <pic:spPr>
+                    <a:xfrm>
+                      <a:off x="0" y="0"/>
+                      <a:ext cx="5486400" cy="5368290"/>
+                    </a:xfrm>
+                    <a:prstGeom prst="rect">
+                      <a:avLst/>
+                    </a:prstGeom>
+                  </pic:spPr>
+                </pic:pic>
+              </a:graphicData>
+            </a:graphic>
+          </wp:inline>
+        </w:drawing>
+      </w:r>
+    </w:p>
+    <w:p>
+      <w:pPr>
         <w:rPr>
           <w:rFonts w:asciiTheme="majorHAnsi" w:hAnsiTheme="majorHAnsi" w:cstheme="majorHAnsi"/>
           <w:b/>
@@ -3706,7 +1399,52 @@
           <w:szCs w:val="36"/>
           <w:u w:val="single"/>
         </w:rPr>
-        <w:t>screenshot</w:t>
+      </w:pPr>
+      <w:r>
+        <w:rPr>
+          <w:rFonts w:asciiTheme="majorHAnsi" w:hAnsiTheme="majorHAnsi" w:cstheme="majorHAnsi"/>
+          <w:b/>
+          <w:bCs/>
+          <w:sz w:val="36"/>
+          <w:szCs w:val="36"/>
+          <w:u w:val="single"/>
+        </w:rPr>
+        <w:lastRenderedPageBreak/>
+        <w:drawing>
+          <wp:inline distT="0" distB="0" distL="0" distR="0" wp14:anchorId="3D585E8A" wp14:editId="34549D10">
+            <wp:extent cx="5486400" cy="4816475"/>
+            <wp:effectExtent l="0" t="0" r="0" b="3175"/>
+            <wp:docPr id="857054255" name="Picture 1"/>
+            <wp:cNvGraphicFramePr>
+              <a:graphicFrameLocks xmlns:a="http://schemas.openxmlformats.org/drawingml/2006/main" noChangeAspect="1"/>
+            </wp:cNvGraphicFramePr>
+            <a:graphic xmlns:a="http://schemas.openxmlformats.org/drawingml/2006/main">
+              <a:graphicData uri="http://schemas.openxmlformats.org/drawingml/2006/picture">
+                <pic:pic xmlns:pic="http://schemas.openxmlformats.org/drawingml/2006/picture">
+                  <pic:nvPicPr>
+                    <pic:cNvPr id="857054255" name=""/>
+                    <pic:cNvPicPr/>
+                  </pic:nvPicPr>
+                  <pic:blipFill>
+                    <a:blip r:embed="rId14"/>
+                    <a:stretch>
+                      <a:fillRect/>
+                    </a:stretch>
+                  </pic:blipFill>
+                  <pic:spPr>
+                    <a:xfrm>
+                      <a:off x="0" y="0"/>
+                      <a:ext cx="5486400" cy="4816475"/>
+                    </a:xfrm>
+                    <a:prstGeom prst="rect">
+                      <a:avLst/>
+                    </a:prstGeom>
+                  </pic:spPr>
+                </pic:pic>
+              </a:graphicData>
+            </a:graphic>
+          </wp:inline>
+        </w:drawing>
       </w:r>
     </w:p>
     <w:p>
@@ -3729,10 +1467,147 @@
           <w:szCs w:val="28"/>
           <w:lang w:val="en-IN"/>
         </w:rPr>
-        <w:t xml:space="preserve">1. </w:t>
-      </w:r>
-      <w:proofErr w:type="spellStart"/>
-      <w:r>
+        <w:t>1. required(String name)</w:t>
+      </w:r>
+    </w:p>
+    <w:p>
+      <w:pPr>
+        <w:numPr>
+          <w:ilvl w:val="0"/>
+          <w:numId w:val="25"/>
+        </w:numPr>
+        <w:rPr>
+          <w:rFonts w:cstheme="majorHAnsi"/>
+          <w:sz w:val="28"/>
+          <w:szCs w:val="28"/>
+          <w:lang w:val="en-IN"/>
+        </w:rPr>
+      </w:pPr>
+      <w:r>
+        <w:rPr>
+          <w:rFonts w:cstheme="majorHAnsi"/>
+          <w:sz w:val="28"/>
+          <w:szCs w:val="28"/>
+          <w:lang w:val="en-IN"/>
+        </w:rPr>
+        <w:t>Retrieves a mandatory configuration value from available sources.</w:t>
+      </w:r>
+    </w:p>
+    <w:p>
+      <w:pPr>
+        <w:numPr>
+          <w:ilvl w:val="0"/>
+          <w:numId w:val="25"/>
+        </w:numPr>
+        <w:rPr>
+          <w:rFonts w:cstheme="majorHAnsi"/>
+          <w:sz w:val="28"/>
+          <w:szCs w:val="28"/>
+          <w:lang w:val="en-IN"/>
+        </w:rPr>
+      </w:pPr>
+      <w:r>
+        <w:rPr>
+          <w:rFonts w:cstheme="majorHAnsi"/>
+          <w:sz w:val="28"/>
+          <w:szCs w:val="28"/>
+          <w:lang w:val="en-IN"/>
+        </w:rPr>
+        <w:t>Internally calls optional() to fetch the value.</w:t>
+      </w:r>
+    </w:p>
+    <w:p>
+      <w:pPr>
+        <w:numPr>
+          <w:ilvl w:val="0"/>
+          <w:numId w:val="25"/>
+        </w:numPr>
+        <w:rPr>
+          <w:rFonts w:cstheme="majorHAnsi"/>
+          <w:sz w:val="28"/>
+          <w:szCs w:val="28"/>
+          <w:lang w:val="en-IN"/>
+        </w:rPr>
+      </w:pPr>
+      <w:r>
+        <w:rPr>
+          <w:rFonts w:cstheme="majorHAnsi"/>
+          <w:sz w:val="28"/>
+          <w:szCs w:val="28"/>
+          <w:lang w:val="en-IN"/>
+        </w:rPr>
+        <w:t>Throws an exception if the value is missing or blank.</w:t>
+      </w:r>
+    </w:p>
+    <w:p>
+      <w:pPr>
+        <w:numPr>
+          <w:ilvl w:val="0"/>
+          <w:numId w:val="25"/>
+        </w:numPr>
+        <w:rPr>
+          <w:rFonts w:cstheme="majorHAnsi"/>
+          <w:sz w:val="28"/>
+          <w:szCs w:val="28"/>
+          <w:lang w:val="en-IN"/>
+        </w:rPr>
+      </w:pPr>
+      <w:r>
+        <w:rPr>
+          <w:rFonts w:cstheme="majorHAnsi"/>
+          <w:sz w:val="28"/>
+          <w:szCs w:val="28"/>
+          <w:lang w:val="en-IN"/>
+        </w:rPr>
+        <w:t>Provides a detailed error message with working directory and .env file info.</w:t>
+      </w:r>
+    </w:p>
+    <w:p>
+      <w:pPr>
+        <w:numPr>
+          <w:ilvl w:val="0"/>
+          <w:numId w:val="25"/>
+        </w:numPr>
+        <w:rPr>
+          <w:rFonts w:cstheme="majorHAnsi"/>
+          <w:sz w:val="28"/>
+          <w:szCs w:val="28"/>
+          <w:lang w:val="en-IN"/>
+        </w:rPr>
+      </w:pPr>
+      <w:r>
+        <w:rPr>
+          <w:rFonts w:cstheme="majorHAnsi"/>
+          <w:sz w:val="28"/>
+          <w:szCs w:val="28"/>
+          <w:lang w:val="en-IN"/>
+        </w:rPr>
+        <w:t>Ensures critical environment variables are always present before test execution.</w:t>
+      </w:r>
+    </w:p>
+    <w:p>
+      <w:pPr>
+        <w:rPr>
+          <w:rFonts w:cstheme="majorHAnsi"/>
+          <w:sz w:val="28"/>
+          <w:szCs w:val="28"/>
+          <w:lang w:val="en-IN"/>
+        </w:rPr>
+      </w:pPr>
+      <w:r>
+        <w:rPr>
+          <w:rFonts w:cstheme="majorHAnsi"/>
+          <w:sz w:val="28"/>
+          <w:szCs w:val="28"/>
+          <w:lang w:val="en-IN"/>
+        </w:rPr>
+        <w:pict w14:anchorId="6A7D3664">
+          <v:rect id="_x0000_i1025" style="width:0;height:1.5pt" o:hralign="center" o:hrstd="t" o:hr="t" fillcolor="#a0a0a0" stroked="f"/>
+        </w:pict>
+      </w:r>
+    </w:p>
+    <w:p>
+      <w:pPr>
         <w:rPr>
           <w:rFonts w:cstheme="majorHAnsi"/>
           <w:b/>
@@ -3741,9 +1616,7 @@
           <w:szCs w:val="28"/>
           <w:lang w:val="en-IN"/>
         </w:rPr>
-        <w:t>authedOrderCreatedRequest</w:t>
-      </w:r>
-      <w:proofErr w:type="spellEnd"/>
+      </w:pPr>
       <w:r>
         <w:rPr>
           <w:rFonts w:cstheme="majorHAnsi"/>
@@ -3753,7 +1626,2148 @@
           <w:szCs w:val="28"/>
           <w:lang w:val="en-IN"/>
         </w:rPr>
-        <w:t xml:space="preserve"> (RequestSpecBuilder)</w:t>
+        <w:lastRenderedPageBreak/>
+        <w:t>2. optional(String name, String fallback)</w:t>
+      </w:r>
+    </w:p>
+    <w:p>
+      <w:pPr>
+        <w:numPr>
+          <w:ilvl w:val="0"/>
+          <w:numId w:val="26"/>
+        </w:numPr>
+        <w:rPr>
+          <w:rFonts w:cstheme="majorHAnsi"/>
+          <w:sz w:val="28"/>
+          <w:szCs w:val="28"/>
+          <w:lang w:val="en-IN"/>
+        </w:rPr>
+      </w:pPr>
+      <w:r>
+        <w:rPr>
+          <w:rFonts w:cstheme="majorHAnsi"/>
+          <w:sz w:val="28"/>
+          <w:szCs w:val="28"/>
+          <w:lang w:val="en-IN"/>
+        </w:rPr>
+        <w:t>Fetches configuration values from multiple sources in priority order.</w:t>
+      </w:r>
+    </w:p>
+    <w:p>
+      <w:pPr>
+        <w:numPr>
+          <w:ilvl w:val="0"/>
+          <w:numId w:val="26"/>
+        </w:numPr>
+        <w:rPr>
+          <w:rFonts w:cstheme="majorHAnsi"/>
+          <w:sz w:val="28"/>
+          <w:szCs w:val="28"/>
+          <w:lang w:val="en-IN"/>
+        </w:rPr>
+      </w:pPr>
+      <w:r>
+        <w:rPr>
+          <w:rFonts w:cstheme="majorHAnsi"/>
+          <w:sz w:val="28"/>
+          <w:szCs w:val="28"/>
+          <w:lang w:val="en-IN"/>
+        </w:rPr>
+        <w:t>First checks JVM system properties (-D arguments).</w:t>
+      </w:r>
+    </w:p>
+    <w:p>
+      <w:pPr>
+        <w:numPr>
+          <w:ilvl w:val="0"/>
+          <w:numId w:val="26"/>
+        </w:numPr>
+        <w:rPr>
+          <w:rFonts w:cstheme="majorHAnsi"/>
+          <w:sz w:val="28"/>
+          <w:szCs w:val="28"/>
+          <w:lang w:val="en-IN"/>
+        </w:rPr>
+      </w:pPr>
+      <w:r>
+        <w:rPr>
+          <w:rFonts w:cstheme="majorHAnsi"/>
+          <w:sz w:val="28"/>
+          <w:szCs w:val="28"/>
+          <w:lang w:val="en-IN"/>
+        </w:rPr>
+        <w:t>Then checks OS environment variables or IntelliJ run configuration.</w:t>
+      </w:r>
+    </w:p>
+    <w:p>
+      <w:pPr>
+        <w:numPr>
+          <w:ilvl w:val="0"/>
+          <w:numId w:val="26"/>
+        </w:numPr>
+        <w:rPr>
+          <w:rFonts w:cstheme="majorHAnsi"/>
+          <w:sz w:val="28"/>
+          <w:szCs w:val="28"/>
+          <w:lang w:val="en-IN"/>
+        </w:rPr>
+      </w:pPr>
+      <w:r>
+        <w:rPr>
+          <w:rFonts w:cstheme="majorHAnsi"/>
+          <w:sz w:val="28"/>
+          <w:szCs w:val="28"/>
+          <w:lang w:val="en-IN"/>
+        </w:rPr>
+        <w:t>Finally, falls back to values loaded from the .env file.</w:t>
+      </w:r>
+    </w:p>
+    <w:p>
+      <w:pPr>
+        <w:numPr>
+          <w:ilvl w:val="0"/>
+          <w:numId w:val="26"/>
+        </w:numPr>
+        <w:rPr>
+          <w:rFonts w:cstheme="majorHAnsi"/>
+          <w:sz w:val="28"/>
+          <w:szCs w:val="28"/>
+          <w:lang w:val="en-IN"/>
+        </w:rPr>
+      </w:pPr>
+      <w:r>
+        <w:rPr>
+          <w:rFonts w:cstheme="majorHAnsi"/>
+          <w:sz w:val="28"/>
+          <w:szCs w:val="28"/>
+          <w:lang w:val="en-IN"/>
+        </w:rPr>
+        <w:t>Returns a default fallback value if none are found.</w:t>
+      </w:r>
+    </w:p>
+    <w:p>
+      <w:pPr>
+        <w:rPr>
+          <w:rFonts w:cstheme="majorHAnsi"/>
+          <w:sz w:val="28"/>
+          <w:szCs w:val="28"/>
+          <w:lang w:val="en-IN"/>
+        </w:rPr>
+      </w:pPr>
+      <w:r>
+        <w:rPr>
+          <w:rFonts w:cstheme="majorHAnsi"/>
+          <w:sz w:val="28"/>
+          <w:szCs w:val="28"/>
+          <w:lang w:val="en-IN"/>
+        </w:rPr>
+        <w:pict w14:anchorId="609C8EEA">
+          <v:rect id="_x0000_i1026" style="width:0;height:1.5pt" o:hralign="center" o:hrstd="t" o:hr="t" fillcolor="#a0a0a0" stroked="f"/>
+        </w:pict>
+      </w:r>
+    </w:p>
+    <w:p>
+      <w:pPr>
+        <w:rPr>
+          <w:rFonts w:cstheme="majorHAnsi"/>
+          <w:b/>
+          <w:bCs/>
+          <w:sz w:val="28"/>
+          <w:szCs w:val="28"/>
+          <w:lang w:val="en-IN"/>
+        </w:rPr>
+      </w:pPr>
+      <w:r>
+        <w:rPr>
+          <w:rFonts w:cstheme="majorHAnsi"/>
+          <w:b/>
+          <w:bCs/>
+          <w:sz w:val="28"/>
+          <w:szCs w:val="28"/>
+          <w:lang w:val="en-IN"/>
+        </w:rPr>
+        <w:t xml:space="preserve">3. </w:t>
+      </w:r>
+      <w:proofErr w:type="spellStart"/>
+      <w:r>
+        <w:rPr>
+          <w:rFonts w:cstheme="majorHAnsi"/>
+          <w:b/>
+          <w:bCs/>
+          <w:sz w:val="28"/>
+          <w:szCs w:val="28"/>
+          <w:lang w:val="en-IN"/>
+        </w:rPr>
+        <w:t>loadedEnvFile</w:t>
+      </w:r>
+      <w:proofErr w:type="spellEnd"/>
+      <w:r>
+        <w:rPr>
+          <w:rFonts w:cstheme="majorHAnsi"/>
+          <w:b/>
+          <w:bCs/>
+          <w:sz w:val="28"/>
+          <w:szCs w:val="28"/>
+          <w:lang w:val="en-IN"/>
+        </w:rPr>
+        <w:t>()</w:t>
+      </w:r>
+    </w:p>
+    <w:p>
+      <w:pPr>
+        <w:numPr>
+          <w:ilvl w:val="0"/>
+          <w:numId w:val="27"/>
+        </w:numPr>
+        <w:rPr>
+          <w:rFonts w:cstheme="majorHAnsi"/>
+          <w:sz w:val="28"/>
+          <w:szCs w:val="28"/>
+          <w:lang w:val="en-IN"/>
+        </w:rPr>
+      </w:pPr>
+      <w:r>
+        <w:rPr>
+          <w:rFonts w:cstheme="majorHAnsi"/>
+          <w:sz w:val="28"/>
+          <w:szCs w:val="28"/>
+          <w:lang w:val="en-IN"/>
+        </w:rPr>
+        <w:t>Returns the path of the .env file that was loaded.</w:t>
+      </w:r>
+    </w:p>
+    <w:p>
+      <w:pPr>
+        <w:numPr>
+          <w:ilvl w:val="0"/>
+          <w:numId w:val="27"/>
+        </w:numPr>
+        <w:rPr>
+          <w:rFonts w:cstheme="majorHAnsi"/>
+          <w:sz w:val="28"/>
+          <w:szCs w:val="28"/>
+          <w:lang w:val="en-IN"/>
+        </w:rPr>
+      </w:pPr>
+      <w:r>
+        <w:rPr>
+          <w:rFonts w:cstheme="majorHAnsi"/>
+          <w:sz w:val="28"/>
+          <w:szCs w:val="28"/>
+          <w:lang w:val="en-IN"/>
+        </w:rPr>
+        <w:t>If no file is found, it returns "none".</w:t>
+      </w:r>
+    </w:p>
+    <w:p>
+      <w:pPr>
+        <w:numPr>
+          <w:ilvl w:val="0"/>
+          <w:numId w:val="27"/>
+        </w:numPr>
+        <w:rPr>
+          <w:rFonts w:cstheme="majorHAnsi"/>
+          <w:sz w:val="28"/>
+          <w:szCs w:val="28"/>
+          <w:lang w:val="en-IN"/>
+        </w:rPr>
+      </w:pPr>
+      <w:r>
+        <w:rPr>
+          <w:rFonts w:cstheme="majorHAnsi"/>
+          <w:sz w:val="28"/>
+          <w:szCs w:val="28"/>
+          <w:lang w:val="en-IN"/>
+        </w:rPr>
+        <w:t>Helps in debugging configuration issues during execution.</w:t>
+      </w:r>
+    </w:p>
+    <w:p>
+      <w:pPr>
+        <w:numPr>
+          <w:ilvl w:val="0"/>
+          <w:numId w:val="27"/>
+        </w:numPr>
+        <w:rPr>
+          <w:rFonts w:cstheme="majorHAnsi"/>
+          <w:sz w:val="28"/>
+          <w:szCs w:val="28"/>
+          <w:lang w:val="en-IN"/>
+        </w:rPr>
+      </w:pPr>
+      <w:r>
+        <w:rPr>
+          <w:rFonts w:cstheme="majorHAnsi"/>
+          <w:sz w:val="28"/>
+          <w:szCs w:val="28"/>
+          <w:lang w:val="en-IN"/>
+        </w:rPr>
+        <w:t>Used in error messages to provide context.</w:t>
+      </w:r>
+    </w:p>
+    <w:p>
+      <w:pPr>
+        <w:numPr>
+          <w:ilvl w:val="0"/>
+          <w:numId w:val="27"/>
+        </w:numPr>
+        <w:rPr>
+          <w:rFonts w:cstheme="majorHAnsi"/>
+          <w:sz w:val="28"/>
+          <w:szCs w:val="28"/>
+          <w:lang w:val="en-IN"/>
+        </w:rPr>
+      </w:pPr>
+      <w:r>
+        <w:rPr>
+          <w:rFonts w:cstheme="majorHAnsi"/>
+          <w:sz w:val="28"/>
+          <w:szCs w:val="28"/>
+          <w:lang w:val="en-IN"/>
+        </w:rPr>
+        <w:t>Improves transparency of environment setup.</w:t>
+      </w:r>
+    </w:p>
+    <w:p>
+      <w:pPr>
+        <w:rPr>
+          <w:rFonts w:cstheme="majorHAnsi"/>
+          <w:sz w:val="28"/>
+          <w:szCs w:val="28"/>
+          <w:lang w:val="en-IN"/>
+        </w:rPr>
+      </w:pPr>
+      <w:r>
+        <w:rPr>
+          <w:rFonts w:cstheme="majorHAnsi"/>
+          <w:sz w:val="28"/>
+          <w:szCs w:val="28"/>
+          <w:lang w:val="en-IN"/>
+        </w:rPr>
+        <w:pict w14:anchorId="7123991F">
+          <v:rect id="_x0000_i1027" style="width:0;height:1.5pt" o:hralign="center" o:hrstd="t" o:hr="t" fillcolor="#a0a0a0" stroked="f"/>
+        </w:pict>
+      </w:r>
+    </w:p>
+    <w:p>
+      <w:pPr>
+        <w:rPr>
+          <w:rFonts w:cstheme="majorHAnsi"/>
+          <w:b/>
+          <w:bCs/>
+          <w:sz w:val="28"/>
+          <w:szCs w:val="28"/>
+          <w:lang w:val="en-IN"/>
+        </w:rPr>
+      </w:pPr>
+      <w:r>
+        <w:rPr>
+          <w:rFonts w:cstheme="majorHAnsi"/>
+          <w:b/>
+          <w:bCs/>
+          <w:sz w:val="28"/>
+          <w:szCs w:val="28"/>
+          <w:lang w:val="en-IN"/>
+        </w:rPr>
+        <w:t xml:space="preserve">4. </w:t>
+      </w:r>
+      <w:proofErr w:type="spellStart"/>
+      <w:r>
+        <w:rPr>
+          <w:rFonts w:cstheme="majorHAnsi"/>
+          <w:b/>
+          <w:bCs/>
+          <w:sz w:val="28"/>
+          <w:szCs w:val="28"/>
+          <w:lang w:val="en-IN"/>
+        </w:rPr>
+        <w:t>sourceOf</w:t>
+      </w:r>
+      <w:proofErr w:type="spellEnd"/>
+      <w:r>
+        <w:rPr>
+          <w:rFonts w:cstheme="majorHAnsi"/>
+          <w:b/>
+          <w:bCs/>
+          <w:sz w:val="28"/>
+          <w:szCs w:val="28"/>
+          <w:lang w:val="en-IN"/>
+        </w:rPr>
+        <w:t>(String name)</w:t>
+      </w:r>
+    </w:p>
+    <w:p>
+      <w:pPr>
+        <w:numPr>
+          <w:ilvl w:val="0"/>
+          <w:numId w:val="28"/>
+        </w:numPr>
+        <w:rPr>
+          <w:rFonts w:cstheme="majorHAnsi"/>
+          <w:sz w:val="28"/>
+          <w:szCs w:val="28"/>
+          <w:lang w:val="en-IN"/>
+        </w:rPr>
+      </w:pPr>
+      <w:r>
+        <w:rPr>
+          <w:rFonts w:cstheme="majorHAnsi"/>
+          <w:sz w:val="28"/>
+          <w:szCs w:val="28"/>
+          <w:lang w:val="en-IN"/>
+        </w:rPr>
+        <w:t>Identifies the source of a given configuration variable.</w:t>
+      </w:r>
+    </w:p>
+    <w:p>
+      <w:pPr>
+        <w:numPr>
+          <w:ilvl w:val="0"/>
+          <w:numId w:val="28"/>
+        </w:numPr>
+        <w:rPr>
+          <w:rFonts w:cstheme="majorHAnsi"/>
+          <w:sz w:val="28"/>
+          <w:szCs w:val="28"/>
+          <w:lang w:val="en-IN"/>
+        </w:rPr>
+      </w:pPr>
+      <w:r>
+        <w:rPr>
+          <w:rFonts w:cstheme="majorHAnsi"/>
+          <w:sz w:val="28"/>
+          <w:szCs w:val="28"/>
+          <w:lang w:val="en-IN"/>
+        </w:rPr>
+        <w:t>Checks whether the value came from JVM arguments, environment variables, or .env.</w:t>
+      </w:r>
+    </w:p>
+    <w:p>
+      <w:pPr>
+        <w:numPr>
+          <w:ilvl w:val="0"/>
+          <w:numId w:val="28"/>
+        </w:numPr>
+        <w:rPr>
+          <w:rFonts w:cstheme="majorHAnsi"/>
+          <w:sz w:val="28"/>
+          <w:szCs w:val="28"/>
+          <w:lang w:val="en-IN"/>
+        </w:rPr>
+      </w:pPr>
+      <w:r>
+        <w:rPr>
+          <w:rFonts w:cstheme="majorHAnsi"/>
+          <w:sz w:val="28"/>
+          <w:szCs w:val="28"/>
+          <w:lang w:val="en-IN"/>
+        </w:rPr>
+        <w:t>Returns a human-readable source description.</w:t>
+      </w:r>
+    </w:p>
+    <w:p>
+      <w:pPr>
+        <w:numPr>
+          <w:ilvl w:val="0"/>
+          <w:numId w:val="28"/>
+        </w:numPr>
+        <w:rPr>
+          <w:rFonts w:cstheme="majorHAnsi"/>
+          <w:sz w:val="28"/>
+          <w:szCs w:val="28"/>
+          <w:lang w:val="en-IN"/>
+        </w:rPr>
+      </w:pPr>
+      <w:r>
+        <w:rPr>
+          <w:rFonts w:cstheme="majorHAnsi"/>
+          <w:sz w:val="28"/>
+          <w:szCs w:val="28"/>
+          <w:lang w:val="en-IN"/>
+        </w:rPr>
+        <w:t>Helps debug which configuration override is being applied.</w:t>
+      </w:r>
+    </w:p>
+    <w:p>
+      <w:pPr>
+        <w:numPr>
+          <w:ilvl w:val="0"/>
+          <w:numId w:val="28"/>
+        </w:numPr>
+        <w:rPr>
+          <w:rFonts w:cstheme="majorHAnsi"/>
+          <w:sz w:val="28"/>
+          <w:szCs w:val="28"/>
+          <w:lang w:val="en-IN"/>
+        </w:rPr>
+      </w:pPr>
+      <w:r>
+        <w:rPr>
+          <w:rFonts w:cstheme="majorHAnsi"/>
+          <w:sz w:val="28"/>
+          <w:szCs w:val="28"/>
+          <w:lang w:val="en-IN"/>
+        </w:rPr>
+        <w:t>Useful during test troubleshooting and environment validation.</w:t>
+      </w:r>
+    </w:p>
+    <w:p>
+      <w:pPr>
+        <w:rPr>
+          <w:rFonts w:cstheme="majorHAnsi"/>
+          <w:sz w:val="28"/>
+          <w:szCs w:val="28"/>
+          <w:lang w:val="en-IN"/>
+        </w:rPr>
+      </w:pPr>
+      <w:r>
+        <w:rPr>
+          <w:rFonts w:cstheme="majorHAnsi"/>
+          <w:sz w:val="28"/>
+          <w:szCs w:val="28"/>
+          <w:lang w:val="en-IN"/>
+        </w:rPr>
+        <w:lastRenderedPageBreak/>
+        <w:pict w14:anchorId="7DB62C99">
+          <v:rect id="_x0000_i1028" style="width:0;height:1.5pt" o:hralign="center" o:hrstd="t" o:hr="t" fillcolor="#a0a0a0" stroked="f"/>
+        </w:pict>
+      </w:r>
+    </w:p>
+    <w:p>
+      <w:pPr>
+        <w:rPr>
+          <w:rFonts w:cstheme="majorHAnsi"/>
+          <w:b/>
+          <w:bCs/>
+          <w:sz w:val="28"/>
+          <w:szCs w:val="28"/>
+          <w:lang w:val="en-IN"/>
+        </w:rPr>
+      </w:pPr>
+      <w:r>
+        <w:rPr>
+          <w:rFonts w:cstheme="majorHAnsi"/>
+          <w:b/>
+          <w:bCs/>
+          <w:sz w:val="28"/>
+          <w:szCs w:val="28"/>
+          <w:lang w:val="en-IN"/>
+        </w:rPr>
+        <w:t xml:space="preserve">5. </w:t>
+      </w:r>
+      <w:proofErr w:type="spellStart"/>
+      <w:r>
+        <w:rPr>
+          <w:rFonts w:cstheme="majorHAnsi"/>
+          <w:b/>
+          <w:bCs/>
+          <w:sz w:val="28"/>
+          <w:szCs w:val="28"/>
+          <w:lang w:val="en-IN"/>
+        </w:rPr>
+        <w:t>findEnvFile</w:t>
+      </w:r>
+      <w:proofErr w:type="spellEnd"/>
+      <w:r>
+        <w:rPr>
+          <w:rFonts w:cstheme="majorHAnsi"/>
+          <w:b/>
+          <w:bCs/>
+          <w:sz w:val="28"/>
+          <w:szCs w:val="28"/>
+          <w:lang w:val="en-IN"/>
+        </w:rPr>
+        <w:t>()</w:t>
+      </w:r>
+    </w:p>
+    <w:p>
+      <w:pPr>
+        <w:numPr>
+          <w:ilvl w:val="0"/>
+          <w:numId w:val="29"/>
+        </w:numPr>
+        <w:rPr>
+          <w:rFonts w:cstheme="majorHAnsi"/>
+          <w:sz w:val="28"/>
+          <w:szCs w:val="28"/>
+          <w:lang w:val="en-IN"/>
+        </w:rPr>
+      </w:pPr>
+      <w:r>
+        <w:rPr>
+          <w:rFonts w:cstheme="majorHAnsi"/>
+          <w:sz w:val="28"/>
+          <w:szCs w:val="28"/>
+          <w:lang w:val="en-IN"/>
+        </w:rPr>
+        <w:t>Locates the .env file dynamically.</w:t>
+      </w:r>
+    </w:p>
+    <w:p>
+      <w:pPr>
+        <w:numPr>
+          <w:ilvl w:val="0"/>
+          <w:numId w:val="29"/>
+        </w:numPr>
+        <w:rPr>
+          <w:rFonts w:cstheme="majorHAnsi"/>
+          <w:sz w:val="28"/>
+          <w:szCs w:val="28"/>
+          <w:lang w:val="en-IN"/>
+        </w:rPr>
+      </w:pPr>
+      <w:r>
+        <w:rPr>
+          <w:rFonts w:cstheme="majorHAnsi"/>
+          <w:sz w:val="28"/>
+          <w:szCs w:val="28"/>
+          <w:lang w:val="en-IN"/>
+        </w:rPr>
+        <w:t>First checks explicitly configured path via system property or ENV variable.</w:t>
+      </w:r>
+    </w:p>
+    <w:p>
+      <w:pPr>
+        <w:numPr>
+          <w:ilvl w:val="0"/>
+          <w:numId w:val="29"/>
+        </w:numPr>
+        <w:rPr>
+          <w:rFonts w:cstheme="majorHAnsi"/>
+          <w:sz w:val="28"/>
+          <w:szCs w:val="28"/>
+          <w:lang w:val="en-IN"/>
+        </w:rPr>
+      </w:pPr>
+      <w:r>
+        <w:rPr>
+          <w:rFonts w:cstheme="majorHAnsi"/>
+          <w:sz w:val="28"/>
+          <w:szCs w:val="28"/>
+          <w:lang w:val="en-IN"/>
+        </w:rPr>
+        <w:t>Then searches from working directory and code location.</w:t>
+      </w:r>
+    </w:p>
+    <w:p>
+      <w:pPr>
+        <w:numPr>
+          <w:ilvl w:val="0"/>
+          <w:numId w:val="29"/>
+        </w:numPr>
+        <w:rPr>
+          <w:rFonts w:cstheme="majorHAnsi"/>
+          <w:sz w:val="28"/>
+          <w:szCs w:val="28"/>
+          <w:lang w:val="en-IN"/>
+        </w:rPr>
+      </w:pPr>
+      <w:r>
+        <w:rPr>
+          <w:rFonts w:cstheme="majorHAnsi"/>
+          <w:sz w:val="28"/>
+          <w:szCs w:val="28"/>
+          <w:lang w:val="en-IN"/>
+        </w:rPr>
+        <w:t>Uses upward directory traversal to locate the nearest .env.</w:t>
+      </w:r>
+    </w:p>
+    <w:p>
+      <w:pPr>
+        <w:numPr>
+          <w:ilvl w:val="0"/>
+          <w:numId w:val="29"/>
+        </w:numPr>
+        <w:rPr>
+          <w:rFonts w:cstheme="majorHAnsi"/>
+          <w:sz w:val="28"/>
+          <w:szCs w:val="28"/>
+          <w:lang w:val="en-IN"/>
+        </w:rPr>
+      </w:pPr>
+      <w:r>
+        <w:rPr>
+          <w:rFonts w:cstheme="majorHAnsi"/>
+          <w:sz w:val="28"/>
+          <w:szCs w:val="28"/>
+          <w:lang w:val="en-IN"/>
+        </w:rPr>
+        <w:t>Ensures flexible configuration regardless of project structure.</w:t>
+      </w:r>
+    </w:p>
+    <w:p>
+      <w:pPr>
+        <w:rPr>
+          <w:rFonts w:cstheme="majorHAnsi"/>
+          <w:sz w:val="28"/>
+          <w:szCs w:val="28"/>
+          <w:lang w:val="en-IN"/>
+        </w:rPr>
+      </w:pPr>
+      <w:r>
+        <w:rPr>
+          <w:rFonts w:cstheme="majorHAnsi"/>
+          <w:sz w:val="28"/>
+          <w:szCs w:val="28"/>
+          <w:lang w:val="en-IN"/>
+        </w:rPr>
+        <w:pict w14:anchorId="50D9F0FA">
+          <v:rect id="_x0000_i1029" style="width:0;height:1.5pt" o:hralign="center" o:hrstd="t" o:hr="t" fillcolor="#a0a0a0" stroked="f"/>
+        </w:pict>
+      </w:r>
+    </w:p>
+    <w:p>
+      <w:pPr>
+        <w:rPr>
+          <w:rFonts w:cstheme="majorHAnsi"/>
+          <w:b/>
+          <w:bCs/>
+          <w:sz w:val="28"/>
+          <w:szCs w:val="28"/>
+          <w:lang w:val="en-IN"/>
+        </w:rPr>
+      </w:pPr>
+      <w:r>
+        <w:rPr>
+          <w:rFonts w:cstheme="majorHAnsi"/>
+          <w:b/>
+          <w:bCs/>
+          <w:sz w:val="28"/>
+          <w:szCs w:val="28"/>
+          <w:lang w:val="en-IN"/>
+        </w:rPr>
+        <w:t xml:space="preserve">6. </w:t>
+      </w:r>
+      <w:proofErr w:type="spellStart"/>
+      <w:r>
+        <w:rPr>
+          <w:rFonts w:cstheme="majorHAnsi"/>
+          <w:b/>
+          <w:bCs/>
+          <w:sz w:val="28"/>
+          <w:szCs w:val="28"/>
+          <w:lang w:val="en-IN"/>
+        </w:rPr>
+        <w:t>findUpwards</w:t>
+      </w:r>
+      <w:proofErr w:type="spellEnd"/>
+      <w:r>
+        <w:rPr>
+          <w:rFonts w:cstheme="majorHAnsi"/>
+          <w:b/>
+          <w:bCs/>
+          <w:sz w:val="28"/>
+          <w:szCs w:val="28"/>
+          <w:lang w:val="en-IN"/>
+        </w:rPr>
+        <w:t xml:space="preserve">(Path </w:t>
+      </w:r>
+      <w:proofErr w:type="spellStart"/>
+      <w:r>
+        <w:rPr>
+          <w:rFonts w:cstheme="majorHAnsi"/>
+          <w:b/>
+          <w:bCs/>
+          <w:sz w:val="28"/>
+          <w:szCs w:val="28"/>
+          <w:lang w:val="en-IN"/>
+        </w:rPr>
+        <w:t>startingPoint</w:t>
+      </w:r>
+      <w:proofErr w:type="spellEnd"/>
+      <w:r>
+        <w:rPr>
+          <w:rFonts w:cstheme="majorHAnsi"/>
+          <w:b/>
+          <w:bCs/>
+          <w:sz w:val="28"/>
+          <w:szCs w:val="28"/>
+          <w:lang w:val="en-IN"/>
+        </w:rPr>
+        <w:t>)</w:t>
+      </w:r>
+    </w:p>
+    <w:p>
+      <w:pPr>
+        <w:numPr>
+          <w:ilvl w:val="0"/>
+          <w:numId w:val="30"/>
+        </w:numPr>
+        <w:rPr>
+          <w:rFonts w:cstheme="majorHAnsi"/>
+          <w:sz w:val="28"/>
+          <w:szCs w:val="28"/>
+          <w:lang w:val="en-IN"/>
+        </w:rPr>
+      </w:pPr>
+      <w:r>
+        <w:rPr>
+          <w:rFonts w:cstheme="majorHAnsi"/>
+          <w:sz w:val="28"/>
+          <w:szCs w:val="28"/>
+          <w:lang w:val="en-IN"/>
+        </w:rPr>
+        <w:t>Searches parent directories for a .env file.</w:t>
+      </w:r>
+    </w:p>
+    <w:p>
+      <w:pPr>
+        <w:numPr>
+          <w:ilvl w:val="0"/>
+          <w:numId w:val="30"/>
+        </w:numPr>
+        <w:rPr>
+          <w:rFonts w:cstheme="majorHAnsi"/>
+          <w:sz w:val="28"/>
+          <w:szCs w:val="28"/>
+          <w:lang w:val="en-IN"/>
+        </w:rPr>
+      </w:pPr>
+      <w:r>
+        <w:rPr>
+          <w:rFonts w:cstheme="majorHAnsi"/>
+          <w:sz w:val="28"/>
+          <w:szCs w:val="28"/>
+          <w:lang w:val="en-IN"/>
+        </w:rPr>
+        <w:t>Starts from a given directory and moves upwards recursively.</w:t>
+      </w:r>
+    </w:p>
+    <w:p>
+      <w:pPr>
+        <w:numPr>
+          <w:ilvl w:val="0"/>
+          <w:numId w:val="30"/>
+        </w:numPr>
+        <w:rPr>
+          <w:rFonts w:cstheme="majorHAnsi"/>
+          <w:sz w:val="28"/>
+          <w:szCs w:val="28"/>
+          <w:lang w:val="en-IN"/>
+        </w:rPr>
+      </w:pPr>
+      <w:r>
+        <w:rPr>
+          <w:rFonts w:cstheme="majorHAnsi"/>
+          <w:sz w:val="28"/>
+          <w:szCs w:val="28"/>
+          <w:lang w:val="en-IN"/>
+        </w:rPr>
+        <w:t>Stops when the file is found or root directory is reached.</w:t>
+      </w:r>
+    </w:p>
+    <w:p>
+      <w:pPr>
+        <w:numPr>
+          <w:ilvl w:val="0"/>
+          <w:numId w:val="30"/>
+        </w:numPr>
+        <w:rPr>
+          <w:rFonts w:cstheme="majorHAnsi"/>
+          <w:sz w:val="28"/>
+          <w:szCs w:val="28"/>
+          <w:lang w:val="en-IN"/>
+        </w:rPr>
+      </w:pPr>
+      <w:r>
+        <w:rPr>
+          <w:rFonts w:cstheme="majorHAnsi"/>
+          <w:sz w:val="28"/>
+          <w:szCs w:val="28"/>
+          <w:lang w:val="en-IN"/>
+        </w:rPr>
+        <w:t>Returns the path of the .env file if found.</w:t>
+      </w:r>
+    </w:p>
+    <w:p>
+      <w:pPr>
+        <w:numPr>
+          <w:ilvl w:val="0"/>
+          <w:numId w:val="30"/>
+        </w:numPr>
+        <w:rPr>
+          <w:rFonts w:cstheme="majorHAnsi"/>
+          <w:sz w:val="28"/>
+          <w:szCs w:val="28"/>
+          <w:lang w:val="en-IN"/>
+        </w:rPr>
+      </w:pPr>
+      <w:r>
+        <w:rPr>
+          <w:rFonts w:cstheme="majorHAnsi"/>
+          <w:sz w:val="28"/>
+          <w:szCs w:val="28"/>
+          <w:lang w:val="en-IN"/>
+        </w:rPr>
+        <w:t>Enables automatic environment file discovery.</w:t>
+      </w:r>
+    </w:p>
+    <w:p>
+      <w:pPr>
+        <w:rPr>
+          <w:rFonts w:cstheme="majorHAnsi"/>
+          <w:sz w:val="28"/>
+          <w:szCs w:val="28"/>
+          <w:lang w:val="en-IN"/>
+        </w:rPr>
+      </w:pPr>
+      <w:r>
+        <w:rPr>
+          <w:rFonts w:cstheme="majorHAnsi"/>
+          <w:sz w:val="28"/>
+          <w:szCs w:val="28"/>
+          <w:lang w:val="en-IN"/>
+        </w:rPr>
+        <w:pict w14:anchorId="53FE895A">
+          <v:rect id="_x0000_i1030" style="width:0;height:1.5pt" o:hralign="center" o:hrstd="t" o:hr="t" fillcolor="#a0a0a0" stroked="f"/>
+        </w:pict>
+      </w:r>
+    </w:p>
+    <w:p>
+      <w:pPr>
+        <w:rPr>
+          <w:rFonts w:cstheme="majorHAnsi"/>
+          <w:b/>
+          <w:bCs/>
+          <w:sz w:val="28"/>
+          <w:szCs w:val="28"/>
+          <w:lang w:val="en-IN"/>
+        </w:rPr>
+      </w:pPr>
+      <w:r>
+        <w:rPr>
+          <w:rFonts w:cstheme="majorHAnsi"/>
+          <w:b/>
+          <w:bCs/>
+          <w:sz w:val="28"/>
+          <w:szCs w:val="28"/>
+          <w:lang w:val="en-IN"/>
+        </w:rPr>
+        <w:t xml:space="preserve">7. </w:t>
+      </w:r>
+      <w:proofErr w:type="spellStart"/>
+      <w:r>
+        <w:rPr>
+          <w:rFonts w:cstheme="majorHAnsi"/>
+          <w:b/>
+          <w:bCs/>
+          <w:sz w:val="28"/>
+          <w:szCs w:val="28"/>
+          <w:lang w:val="en-IN"/>
+        </w:rPr>
+        <w:t>loadLocalEnv</w:t>
+      </w:r>
+      <w:proofErr w:type="spellEnd"/>
+      <w:r>
+        <w:rPr>
+          <w:rFonts w:cstheme="majorHAnsi"/>
+          <w:b/>
+          <w:bCs/>
+          <w:sz w:val="28"/>
+          <w:szCs w:val="28"/>
+          <w:lang w:val="en-IN"/>
+        </w:rPr>
+        <w:t xml:space="preserve">(Path </w:t>
+      </w:r>
+      <w:proofErr w:type="spellStart"/>
+      <w:r>
+        <w:rPr>
+          <w:rFonts w:cstheme="majorHAnsi"/>
+          <w:b/>
+          <w:bCs/>
+          <w:sz w:val="28"/>
+          <w:szCs w:val="28"/>
+          <w:lang w:val="en-IN"/>
+        </w:rPr>
+        <w:t>envFile</w:t>
+      </w:r>
+      <w:proofErr w:type="spellEnd"/>
+      <w:r>
+        <w:rPr>
+          <w:rFonts w:cstheme="majorHAnsi"/>
+          <w:b/>
+          <w:bCs/>
+          <w:sz w:val="28"/>
+          <w:szCs w:val="28"/>
+          <w:lang w:val="en-IN"/>
+        </w:rPr>
+        <w:t>)</w:t>
+      </w:r>
+    </w:p>
+    <w:p>
+      <w:pPr>
+        <w:numPr>
+          <w:ilvl w:val="0"/>
+          <w:numId w:val="31"/>
+        </w:numPr>
+        <w:rPr>
+          <w:rFonts w:cstheme="majorHAnsi"/>
+          <w:sz w:val="28"/>
+          <w:szCs w:val="28"/>
+          <w:lang w:val="en-IN"/>
+        </w:rPr>
+      </w:pPr>
+      <w:r>
+        <w:rPr>
+          <w:rFonts w:cstheme="majorHAnsi"/>
+          <w:sz w:val="28"/>
+          <w:szCs w:val="28"/>
+          <w:lang w:val="en-IN"/>
+        </w:rPr>
+        <w:t>Reads and parses key-value pairs from the .env file.</w:t>
+      </w:r>
+    </w:p>
+    <w:p>
+      <w:pPr>
+        <w:numPr>
+          <w:ilvl w:val="0"/>
+          <w:numId w:val="31"/>
+        </w:numPr>
+        <w:rPr>
+          <w:rFonts w:cstheme="majorHAnsi"/>
+          <w:sz w:val="28"/>
+          <w:szCs w:val="28"/>
+          <w:lang w:val="en-IN"/>
+        </w:rPr>
+      </w:pPr>
+      <w:r>
+        <w:rPr>
+          <w:rFonts w:cstheme="majorHAnsi"/>
+          <w:sz w:val="28"/>
+          <w:szCs w:val="28"/>
+          <w:lang w:val="en-IN"/>
+        </w:rPr>
+        <w:t>Ignores comments (#) and empty lines.</w:t>
+      </w:r>
+    </w:p>
+    <w:p>
+      <w:pPr>
+        <w:numPr>
+          <w:ilvl w:val="0"/>
+          <w:numId w:val="31"/>
+        </w:numPr>
+        <w:rPr>
+          <w:rFonts w:cstheme="majorHAnsi"/>
+          <w:sz w:val="28"/>
+          <w:szCs w:val="28"/>
+          <w:lang w:val="en-IN"/>
+        </w:rPr>
+      </w:pPr>
+      <w:r>
+        <w:rPr>
+          <w:rFonts w:cstheme="majorHAnsi"/>
+          <w:sz w:val="28"/>
+          <w:szCs w:val="28"/>
+          <w:lang w:val="en-IN"/>
+        </w:rPr>
+        <w:t>Supports export syntax used in shell-style env files.</w:t>
+      </w:r>
+    </w:p>
+    <w:p>
+      <w:pPr>
+        <w:numPr>
+          <w:ilvl w:val="0"/>
+          <w:numId w:val="31"/>
+        </w:numPr>
+        <w:rPr>
+          <w:rFonts w:cstheme="majorHAnsi"/>
+          <w:sz w:val="28"/>
+          <w:szCs w:val="28"/>
+          <w:lang w:val="en-IN"/>
+        </w:rPr>
+      </w:pPr>
+      <w:r>
+        <w:rPr>
+          <w:rFonts w:cstheme="majorHAnsi"/>
+          <w:sz w:val="28"/>
+          <w:szCs w:val="28"/>
+          <w:lang w:val="en-IN"/>
+        </w:rPr>
+        <w:t>Stores variables in a Map for quick lookup.</w:t>
+      </w:r>
+    </w:p>
+    <w:p>
+      <w:pPr>
+        <w:numPr>
+          <w:ilvl w:val="0"/>
+          <w:numId w:val="31"/>
+        </w:numPr>
+        <w:rPr>
+          <w:rFonts w:cstheme="majorHAnsi"/>
+          <w:sz w:val="28"/>
+          <w:szCs w:val="28"/>
+          <w:lang w:val="en-IN"/>
+        </w:rPr>
+      </w:pPr>
+      <w:r>
+        <w:rPr>
+          <w:rFonts w:cstheme="majorHAnsi"/>
+          <w:sz w:val="28"/>
+          <w:szCs w:val="28"/>
+          <w:lang w:val="en-IN"/>
+        </w:rPr>
+        <w:t>Throws an exception if the file cannot be read.</w:t>
+      </w:r>
+    </w:p>
+    <w:p>
+      <w:pPr>
+        <w:rPr>
+          <w:rFonts w:cstheme="majorHAnsi"/>
+          <w:sz w:val="28"/>
+          <w:szCs w:val="28"/>
+          <w:lang w:val="en-IN"/>
+        </w:rPr>
+      </w:pPr>
+      <w:r>
+        <w:rPr>
+          <w:rFonts w:cstheme="majorHAnsi"/>
+          <w:sz w:val="28"/>
+          <w:szCs w:val="28"/>
+          <w:lang w:val="en-IN"/>
+        </w:rPr>
+        <w:pict w14:anchorId="66E81610">
+          <v:rect id="_x0000_i1031" style="width:0;height:1.5pt" o:hralign="center" o:hrstd="t" o:hr="t" fillcolor="#a0a0a0" stroked="f"/>
+        </w:pict>
+      </w:r>
+    </w:p>
+    <w:p>
+      <w:pPr>
+        <w:rPr>
+          <w:rFonts w:cstheme="majorHAnsi"/>
+          <w:b/>
+          <w:bCs/>
+          <w:sz w:val="28"/>
+          <w:szCs w:val="28"/>
+          <w:lang w:val="en-IN"/>
+        </w:rPr>
+      </w:pPr>
+      <w:r>
+        <w:rPr>
+          <w:rFonts w:cstheme="majorHAnsi"/>
+          <w:b/>
+          <w:bCs/>
+          <w:sz w:val="28"/>
+          <w:szCs w:val="28"/>
+          <w:lang w:val="en-IN"/>
+        </w:rPr>
+        <w:lastRenderedPageBreak/>
+        <w:t>8. unquote(String value)</w:t>
+      </w:r>
+    </w:p>
+    <w:p>
+      <w:pPr>
+        <w:numPr>
+          <w:ilvl w:val="0"/>
+          <w:numId w:val="32"/>
+        </w:numPr>
+        <w:rPr>
+          <w:rFonts w:cstheme="majorHAnsi"/>
+          <w:sz w:val="28"/>
+          <w:szCs w:val="28"/>
+          <w:lang w:val="en-IN"/>
+        </w:rPr>
+      </w:pPr>
+      <w:r>
+        <w:rPr>
+          <w:rFonts w:cstheme="majorHAnsi"/>
+          <w:sz w:val="28"/>
+          <w:szCs w:val="28"/>
+          <w:lang w:val="en-IN"/>
+        </w:rPr>
+        <w:t>Removes surrounding quotes from environment variable values.</w:t>
+      </w:r>
+    </w:p>
+    <w:p>
+      <w:pPr>
+        <w:numPr>
+          <w:ilvl w:val="0"/>
+          <w:numId w:val="32"/>
+        </w:numPr>
+        <w:rPr>
+          <w:rFonts w:cstheme="majorHAnsi"/>
+          <w:sz w:val="28"/>
+          <w:szCs w:val="28"/>
+          <w:lang w:val="en-IN"/>
+        </w:rPr>
+      </w:pPr>
+      <w:r>
+        <w:rPr>
+          <w:rFonts w:cstheme="majorHAnsi"/>
+          <w:sz w:val="28"/>
+          <w:szCs w:val="28"/>
+          <w:lang w:val="en-IN"/>
+        </w:rPr>
+        <w:t>Supports both single (') and double (") quotes.</w:t>
+      </w:r>
+    </w:p>
+    <w:p>
+      <w:pPr>
+        <w:numPr>
+          <w:ilvl w:val="0"/>
+          <w:numId w:val="32"/>
+        </w:numPr>
+        <w:rPr>
+          <w:rFonts w:cstheme="majorHAnsi"/>
+          <w:sz w:val="28"/>
+          <w:szCs w:val="28"/>
+          <w:lang w:val="en-IN"/>
+        </w:rPr>
+      </w:pPr>
+      <w:r>
+        <w:rPr>
+          <w:rFonts w:cstheme="majorHAnsi"/>
+          <w:sz w:val="28"/>
+          <w:szCs w:val="28"/>
+          <w:lang w:val="en-IN"/>
+        </w:rPr>
+        <w:t>Ensures clean values without extra characters.</w:t>
+      </w:r>
+    </w:p>
+    <w:p>
+      <w:pPr>
+        <w:numPr>
+          <w:ilvl w:val="0"/>
+          <w:numId w:val="32"/>
+        </w:numPr>
+        <w:rPr>
+          <w:rFonts w:cstheme="majorHAnsi"/>
+          <w:sz w:val="28"/>
+          <w:szCs w:val="28"/>
+          <w:lang w:val="en-IN"/>
+        </w:rPr>
+      </w:pPr>
+      <w:r>
+        <w:rPr>
+          <w:rFonts w:cstheme="majorHAnsi"/>
+          <w:sz w:val="28"/>
+          <w:szCs w:val="28"/>
+          <w:lang w:val="en-IN"/>
+        </w:rPr>
+        <w:t>Prevents formatting issues during variable usage.</w:t>
+      </w:r>
+    </w:p>
+    <w:p>
+      <w:pPr>
+        <w:numPr>
+          <w:ilvl w:val="0"/>
+          <w:numId w:val="32"/>
+        </w:numPr>
+        <w:rPr>
+          <w:rFonts w:cstheme="majorHAnsi"/>
+          <w:sz w:val="28"/>
+          <w:szCs w:val="28"/>
+          <w:lang w:val="en-IN"/>
+        </w:rPr>
+      </w:pPr>
+      <w:r>
+        <w:rPr>
+          <w:rFonts w:cstheme="majorHAnsi"/>
+          <w:sz w:val="28"/>
+          <w:szCs w:val="28"/>
+          <w:lang w:val="en-IN"/>
+        </w:rPr>
+        <w:t>Helps maintain compatibility with .env file formats.</w:t>
+      </w:r>
+    </w:p>
+    <w:p>
+      <w:pPr>
+        <w:rPr>
+          <w:rFonts w:cstheme="majorHAnsi"/>
+          <w:sz w:val="28"/>
+          <w:szCs w:val="28"/>
+          <w:lang w:val="en-IN"/>
+        </w:rPr>
+      </w:pPr>
+      <w:r>
+        <w:rPr>
+          <w:rFonts w:cstheme="majorHAnsi"/>
+          <w:sz w:val="28"/>
+          <w:szCs w:val="28"/>
+          <w:lang w:val="en-IN"/>
+        </w:rPr>
+        <w:pict w14:anchorId="70A351E1">
+          <v:rect id="_x0000_i1032" style="width:0;height:1.5pt" o:hralign="center" o:hrstd="t" o:hr="t" fillcolor="#a0a0a0" stroked="f"/>
+        </w:pict>
+      </w:r>
+    </w:p>
+    <w:p>
+      <w:pPr>
+        <w:rPr>
+          <w:rFonts w:cstheme="majorHAnsi"/>
+          <w:b/>
+          <w:bCs/>
+          <w:sz w:val="28"/>
+          <w:szCs w:val="28"/>
+          <w:lang w:val="en-IN"/>
+        </w:rPr>
+      </w:pPr>
+      <w:r>
+        <w:rPr>
+          <w:rFonts w:cstheme="majorHAnsi"/>
+          <w:b/>
+          <w:bCs/>
+          <w:sz w:val="28"/>
+          <w:szCs w:val="28"/>
+          <w:lang w:val="en-IN"/>
+        </w:rPr>
+        <w:t>9. Static Initialization (ENV_FILE &amp; LOCAL_ENV)</w:t>
+      </w:r>
+    </w:p>
+    <w:p>
+      <w:pPr>
+        <w:numPr>
+          <w:ilvl w:val="0"/>
+          <w:numId w:val="33"/>
+        </w:numPr>
+        <w:rPr>
+          <w:rFonts w:cstheme="majorHAnsi"/>
+          <w:sz w:val="28"/>
+          <w:szCs w:val="28"/>
+          <w:lang w:val="en-IN"/>
+        </w:rPr>
+      </w:pPr>
+      <w:r>
+        <w:rPr>
+          <w:rFonts w:cstheme="majorHAnsi"/>
+          <w:sz w:val="28"/>
+          <w:szCs w:val="28"/>
+          <w:lang w:val="en-IN"/>
+        </w:rPr>
+        <w:t>Automatically executes when the class is loaded.</w:t>
+      </w:r>
+    </w:p>
+    <w:p>
+      <w:pPr>
+        <w:numPr>
+          <w:ilvl w:val="0"/>
+          <w:numId w:val="33"/>
+        </w:numPr>
+        <w:rPr>
+          <w:rFonts w:cstheme="majorHAnsi"/>
+          <w:sz w:val="28"/>
+          <w:szCs w:val="28"/>
+          <w:lang w:val="en-IN"/>
+        </w:rPr>
+      </w:pPr>
+      <w:r>
+        <w:rPr>
+          <w:rFonts w:cstheme="majorHAnsi"/>
+          <w:sz w:val="28"/>
+          <w:szCs w:val="28"/>
+          <w:lang w:val="en-IN"/>
+        </w:rPr>
+        <w:t xml:space="preserve">Identifies the .env file using </w:t>
+      </w:r>
+      <w:proofErr w:type="spellStart"/>
+      <w:r>
+        <w:rPr>
+          <w:rFonts w:cstheme="majorHAnsi"/>
+          <w:sz w:val="28"/>
+          <w:szCs w:val="28"/>
+          <w:lang w:val="en-IN"/>
+        </w:rPr>
+        <w:t>findEnvFile</w:t>
+      </w:r>
+      <w:proofErr w:type="spellEnd"/>
+      <w:r>
+        <w:rPr>
+          <w:rFonts w:cstheme="majorHAnsi"/>
+          <w:sz w:val="28"/>
+          <w:szCs w:val="28"/>
+          <w:lang w:val="en-IN"/>
+        </w:rPr>
+        <w:t>().</w:t>
+      </w:r>
+    </w:p>
+    <w:p>
+      <w:pPr>
+        <w:numPr>
+          <w:ilvl w:val="0"/>
+          <w:numId w:val="33"/>
+        </w:numPr>
+        <w:rPr>
+          <w:rFonts w:cstheme="majorHAnsi"/>
+          <w:sz w:val="28"/>
+          <w:szCs w:val="28"/>
+          <w:lang w:val="en-IN"/>
+        </w:rPr>
+      </w:pPr>
+      <w:r>
+        <w:rPr>
+          <w:rFonts w:cstheme="majorHAnsi"/>
+          <w:sz w:val="28"/>
+          <w:szCs w:val="28"/>
+          <w:lang w:val="en-IN"/>
+        </w:rPr>
+        <w:t xml:space="preserve">Loads environment variables into memory via </w:t>
+      </w:r>
+      <w:proofErr w:type="spellStart"/>
+      <w:r>
+        <w:rPr>
+          <w:rFonts w:cstheme="majorHAnsi"/>
+          <w:sz w:val="28"/>
+          <w:szCs w:val="28"/>
+          <w:lang w:val="en-IN"/>
+        </w:rPr>
+        <w:t>loadLocalEnv</w:t>
+      </w:r>
+      <w:proofErr w:type="spellEnd"/>
+      <w:r>
+        <w:rPr>
+          <w:rFonts w:cstheme="majorHAnsi"/>
+          <w:sz w:val="28"/>
+          <w:szCs w:val="28"/>
+          <w:lang w:val="en-IN"/>
+        </w:rPr>
+        <w:t>().</w:t>
+      </w:r>
+    </w:p>
+    <w:p>
+      <w:pPr>
+        <w:numPr>
+          <w:ilvl w:val="0"/>
+          <w:numId w:val="33"/>
+        </w:numPr>
+        <w:rPr>
+          <w:rFonts w:cstheme="majorHAnsi"/>
+          <w:sz w:val="28"/>
+          <w:szCs w:val="28"/>
+          <w:lang w:val="en-IN"/>
+        </w:rPr>
+      </w:pPr>
+      <w:r>
+        <w:rPr>
+          <w:rFonts w:cstheme="majorHAnsi"/>
+          <w:sz w:val="28"/>
+          <w:szCs w:val="28"/>
+          <w:lang w:val="en-IN"/>
+        </w:rPr>
+        <w:t>Ensures configuration is ready before any test runs.</w:t>
+      </w:r>
+    </w:p>
+    <w:p>
+      <w:pPr>
+        <w:numPr>
+          <w:ilvl w:val="0"/>
+          <w:numId w:val="33"/>
+        </w:numPr>
+        <w:rPr>
+          <w:rFonts w:cstheme="majorHAnsi"/>
+          <w:sz w:val="28"/>
+          <w:szCs w:val="28"/>
+          <w:lang w:val="en-IN"/>
+        </w:rPr>
+      </w:pPr>
+      <w:r>
+        <w:rPr>
+          <w:rFonts w:cstheme="majorHAnsi"/>
+          <w:sz w:val="28"/>
+          <w:szCs w:val="28"/>
+          <w:lang w:val="en-IN"/>
+        </w:rPr>
+        <w:t>Centralizes environment management for the entire framework.</w:t>
+      </w:r>
+    </w:p>
+    <w:p>
+      <w:pPr>
+        <w:rPr>
+          <w:rFonts w:asciiTheme="majorHAnsi" w:hAnsiTheme="majorHAnsi" w:cstheme="majorHAnsi"/>
+          <w:b/>
+          <w:bCs/>
+          <w:sz w:val="36"/>
+          <w:szCs w:val="36"/>
+          <w:u w:val="single"/>
+        </w:rPr>
+      </w:pPr>
+      <w:r>
+        <w:rPr>
+          <w:rFonts w:asciiTheme="majorHAnsi" w:hAnsiTheme="majorHAnsi" w:cstheme="majorHAnsi"/>
+          <w:b/>
+          <w:bCs/>
+          <w:sz w:val="36"/>
+          <w:szCs w:val="36"/>
+          <w:u w:val="single"/>
+        </w:rPr>
+        <w:t>2</w:t>
+      </w:r>
+      <w:r>
+        <w:rPr>
+          <w:rFonts w:asciiTheme="majorHAnsi" w:hAnsiTheme="majorHAnsi" w:cstheme="majorHAnsi"/>
+          <w:b/>
+          <w:bCs/>
+          <w:sz w:val="36"/>
+          <w:szCs w:val="36"/>
+          <w:u w:val="single"/>
+        </w:rPr>
+        <w:t>.</w:t>
+      </w:r>
+      <w:r>
+        <w:rPr>
+          <w:rFonts w:asciiTheme="majorHAnsi" w:hAnsiTheme="majorHAnsi" w:cstheme="majorHAnsi"/>
+          <w:b/>
+          <w:bCs/>
+          <w:sz w:val="36"/>
+          <w:szCs w:val="36"/>
+          <w:u w:val="single"/>
+        </w:rPr>
+        <w:t>ApiConfig</w:t>
+      </w:r>
+    </w:p>
+    <w:p>
+      <w:pPr>
+        <w:rPr>
+          <w:rFonts w:cstheme="majorHAnsi"/>
+          <w:b/>
+          <w:bCs/>
+          <w:sz w:val="28"/>
+          <w:szCs w:val="28"/>
+          <w:lang w:val="en-IN"/>
+        </w:rPr>
+      </w:pPr>
+      <w:r>
+        <w:rPr>
+          <w:rFonts w:cstheme="majorHAnsi"/>
+          <w:sz w:val="28"/>
+          <w:szCs w:val="28"/>
+        </w:rPr>
+        <w:t xml:space="preserve"> </w:t>
+      </w:r>
+      <w:proofErr w:type="spellStart"/>
+      <w:r>
+        <w:rPr>
+          <w:rFonts w:cstheme="majorHAnsi"/>
+          <w:b/>
+          <w:bCs/>
+          <w:sz w:val="28"/>
+          <w:szCs w:val="28"/>
+          <w:lang w:val="en-IN"/>
+        </w:rPr>
+        <w:t>ApiConfig</w:t>
+      </w:r>
+      <w:proofErr w:type="spellEnd"/>
+      <w:r>
+        <w:rPr>
+          <w:rFonts w:cstheme="majorHAnsi"/>
+          <w:b/>
+          <w:bCs/>
+          <w:sz w:val="28"/>
+          <w:szCs w:val="28"/>
+          <w:lang w:val="en-IN"/>
+        </w:rPr>
+        <w:t xml:space="preserve"> Class</w:t>
+      </w:r>
+    </w:p>
+    <w:p>
+      <w:pPr>
+        <w:numPr>
+          <w:ilvl w:val="0"/>
+          <w:numId w:val="34"/>
+        </w:numPr>
+        <w:rPr>
+          <w:rFonts w:cstheme="majorHAnsi"/>
+          <w:sz w:val="28"/>
+          <w:szCs w:val="28"/>
+          <w:lang w:val="en-IN"/>
+        </w:rPr>
+      </w:pPr>
+      <w:r>
+        <w:rPr>
+          <w:rFonts w:cstheme="majorHAnsi"/>
+          <w:sz w:val="28"/>
+          <w:szCs w:val="28"/>
+          <w:lang w:val="en-IN"/>
+        </w:rPr>
+        <w:t>Centralizes API configuration values like URL, path, and test data.</w:t>
+      </w:r>
+    </w:p>
+    <w:p>
+      <w:pPr>
+        <w:numPr>
+          <w:ilvl w:val="0"/>
+          <w:numId w:val="34"/>
+        </w:numPr>
+        <w:rPr>
+          <w:rFonts w:cstheme="majorHAnsi"/>
+          <w:sz w:val="28"/>
+          <w:szCs w:val="28"/>
+          <w:lang w:val="en-IN"/>
+        </w:rPr>
+      </w:pPr>
+      <w:r>
+        <w:rPr>
+          <w:rFonts w:cstheme="majorHAnsi"/>
+          <w:sz w:val="28"/>
+          <w:szCs w:val="28"/>
+          <w:lang w:val="en-IN"/>
+        </w:rPr>
+        <w:t xml:space="preserve">Uses </w:t>
+      </w:r>
+      <w:proofErr w:type="spellStart"/>
+      <w:r>
+        <w:rPr>
+          <w:rFonts w:cstheme="majorHAnsi"/>
+          <w:sz w:val="28"/>
+          <w:szCs w:val="28"/>
+          <w:lang w:val="en-IN"/>
+        </w:rPr>
+        <w:t>TestEnvironment.required</w:t>
+      </w:r>
+      <w:proofErr w:type="spellEnd"/>
+      <w:r>
+        <w:rPr>
+          <w:rFonts w:cstheme="majorHAnsi"/>
+          <w:sz w:val="28"/>
+          <w:szCs w:val="28"/>
+          <w:lang w:val="en-IN"/>
+        </w:rPr>
+        <w:t>() to ensure all values are present.</w:t>
+      </w:r>
+    </w:p>
+    <w:p>
+      <w:pPr>
+        <w:numPr>
+          <w:ilvl w:val="0"/>
+          <w:numId w:val="34"/>
+        </w:numPr>
+        <w:rPr>
+          <w:rFonts w:cstheme="majorHAnsi"/>
+          <w:sz w:val="28"/>
+          <w:szCs w:val="28"/>
+          <w:lang w:val="en-IN"/>
+        </w:rPr>
+      </w:pPr>
+      <w:r>
+        <w:rPr>
+          <w:rFonts w:cstheme="majorHAnsi"/>
+          <w:sz w:val="28"/>
+          <w:szCs w:val="28"/>
+          <w:lang w:val="en-IN"/>
+        </w:rPr>
+        <w:t>Provides globally accessible static variables for tests.</w:t>
+      </w:r>
+    </w:p>
+    <w:p>
+      <w:pPr>
+        <w:rPr>
+          <w:rFonts w:cstheme="majorHAnsi"/>
+          <w:sz w:val="28"/>
+          <w:szCs w:val="28"/>
+          <w:lang w:val="en-IN"/>
+        </w:rPr>
+      </w:pPr>
+      <w:r>
+        <w:rPr>
+          <w:rFonts w:cstheme="majorHAnsi"/>
+          <w:sz w:val="28"/>
+          <w:szCs w:val="28"/>
+          <w:lang w:val="en-IN"/>
+        </w:rPr>
+        <w:pict w14:anchorId="79261DCF">
+          <v:rect id="_x0000_i1033" style="width:0;height:1.5pt" o:hralign="center" o:hrstd="t" o:hr="t" fillcolor="#a0a0a0" stroked="f"/>
+        </w:pict>
+      </w:r>
+    </w:p>
+    <w:p>
+      <w:pPr>
+        <w:rPr>
+          <w:rFonts w:cstheme="majorHAnsi"/>
+          <w:b/>
+          <w:bCs/>
+          <w:sz w:val="28"/>
+          <w:szCs w:val="28"/>
+          <w:lang w:val="en-IN"/>
+        </w:rPr>
+      </w:pPr>
+      <w:r>
+        <w:rPr>
+          <w:rFonts w:cstheme="majorHAnsi"/>
+          <w:b/>
+          <w:bCs/>
+          <w:sz w:val="28"/>
+          <w:szCs w:val="28"/>
+          <w:lang w:val="en-IN"/>
+        </w:rPr>
+        <w:t>BASE_PATH</w:t>
+      </w:r>
+    </w:p>
+    <w:p>
+      <w:pPr>
+        <w:numPr>
+          <w:ilvl w:val="0"/>
+          <w:numId w:val="35"/>
+        </w:numPr>
+        <w:rPr>
+          <w:rFonts w:cstheme="majorHAnsi"/>
+          <w:sz w:val="28"/>
+          <w:szCs w:val="28"/>
+          <w:lang w:val="en-IN"/>
+        </w:rPr>
+      </w:pPr>
+      <w:r>
+        <w:rPr>
+          <w:rFonts w:cstheme="majorHAnsi"/>
+          <w:sz w:val="28"/>
+          <w:szCs w:val="28"/>
+          <w:lang w:val="en-IN"/>
+        </w:rPr>
+        <w:t>Stores the base path for API endpoints.</w:t>
+      </w:r>
+    </w:p>
+    <w:p>
+      <w:pPr>
+        <w:numPr>
+          <w:ilvl w:val="0"/>
+          <w:numId w:val="35"/>
+        </w:numPr>
+        <w:rPr>
+          <w:rFonts w:cstheme="majorHAnsi"/>
+          <w:sz w:val="28"/>
+          <w:szCs w:val="28"/>
+          <w:lang w:val="en-IN"/>
+        </w:rPr>
+      </w:pPr>
+      <w:r>
+        <w:rPr>
+          <w:rFonts w:cstheme="majorHAnsi"/>
+          <w:sz w:val="28"/>
+          <w:szCs w:val="28"/>
+          <w:lang w:val="en-IN"/>
+        </w:rPr>
+        <w:t>Loaded from environment configuration.</w:t>
+      </w:r>
+    </w:p>
+    <w:p>
+      <w:pPr>
+        <w:numPr>
+          <w:ilvl w:val="0"/>
+          <w:numId w:val="35"/>
+        </w:numPr>
+        <w:rPr>
+          <w:rFonts w:cstheme="majorHAnsi"/>
+          <w:sz w:val="28"/>
+          <w:szCs w:val="28"/>
+          <w:lang w:val="en-IN"/>
+        </w:rPr>
+      </w:pPr>
+      <w:r>
+        <w:rPr>
+          <w:rFonts w:cstheme="majorHAnsi"/>
+          <w:sz w:val="28"/>
+          <w:szCs w:val="28"/>
+          <w:lang w:val="en-IN"/>
+        </w:rPr>
+        <w:lastRenderedPageBreak/>
+        <w:t>Avoids hardcoding paths in test cases.</w:t>
+      </w:r>
+    </w:p>
+    <w:p>
+      <w:pPr>
+        <w:rPr>
+          <w:rFonts w:cstheme="majorHAnsi"/>
+          <w:sz w:val="28"/>
+          <w:szCs w:val="28"/>
+          <w:lang w:val="en-IN"/>
+        </w:rPr>
+      </w:pPr>
+      <w:r>
+        <w:rPr>
+          <w:rFonts w:cstheme="majorHAnsi"/>
+          <w:sz w:val="28"/>
+          <w:szCs w:val="28"/>
+          <w:lang w:val="en-IN"/>
+        </w:rPr>
+        <w:pict w14:anchorId="46529598">
+          <v:rect id="_x0000_i1034" style="width:0;height:1.5pt" o:hralign="center" o:hrstd="t" o:hr="t" fillcolor="#a0a0a0" stroked="f"/>
+        </w:pict>
+      </w:r>
+    </w:p>
+    <w:p>
+      <w:pPr>
+        <w:rPr>
+          <w:rFonts w:cstheme="majorHAnsi"/>
+          <w:b/>
+          <w:bCs/>
+          <w:sz w:val="28"/>
+          <w:szCs w:val="28"/>
+          <w:lang w:val="en-IN"/>
+        </w:rPr>
+      </w:pPr>
+      <w:r>
+        <w:rPr>
+          <w:rFonts w:cstheme="majorHAnsi"/>
+          <w:b/>
+          <w:bCs/>
+          <w:sz w:val="28"/>
+          <w:szCs w:val="28"/>
+          <w:lang w:val="en-IN"/>
+        </w:rPr>
+        <w:t>BASE_URL</w:t>
+      </w:r>
+    </w:p>
+    <w:p>
+      <w:pPr>
+        <w:numPr>
+          <w:ilvl w:val="0"/>
+          <w:numId w:val="36"/>
+        </w:numPr>
+        <w:rPr>
+          <w:rFonts w:cstheme="majorHAnsi"/>
+          <w:sz w:val="28"/>
+          <w:szCs w:val="28"/>
+          <w:lang w:val="en-IN"/>
+        </w:rPr>
+      </w:pPr>
+      <w:r>
+        <w:rPr>
+          <w:rFonts w:cstheme="majorHAnsi"/>
+          <w:sz w:val="28"/>
+          <w:szCs w:val="28"/>
+          <w:lang w:val="en-IN"/>
+        </w:rPr>
+        <w:t>Represents the main API server URL.</w:t>
+      </w:r>
+    </w:p>
+    <w:p>
+      <w:pPr>
+        <w:numPr>
+          <w:ilvl w:val="0"/>
+          <w:numId w:val="36"/>
+        </w:numPr>
+        <w:rPr>
+          <w:rFonts w:cstheme="majorHAnsi"/>
+          <w:sz w:val="28"/>
+          <w:szCs w:val="28"/>
+          <w:lang w:val="en-IN"/>
+        </w:rPr>
+      </w:pPr>
+      <w:r>
+        <w:rPr>
+          <w:rFonts w:cstheme="majorHAnsi"/>
+          <w:sz w:val="28"/>
+          <w:szCs w:val="28"/>
+          <w:lang w:val="en-IN"/>
+        </w:rPr>
+        <w:t>Retrieved dynamically from environment variables.</w:t>
+      </w:r>
+    </w:p>
+    <w:p>
+      <w:pPr>
+        <w:numPr>
+          <w:ilvl w:val="0"/>
+          <w:numId w:val="36"/>
+        </w:numPr>
+        <w:rPr>
+          <w:rFonts w:cstheme="majorHAnsi"/>
+          <w:sz w:val="28"/>
+          <w:szCs w:val="28"/>
+          <w:lang w:val="en-IN"/>
+        </w:rPr>
+      </w:pPr>
+      <w:r>
+        <w:rPr>
+          <w:rFonts w:cstheme="majorHAnsi"/>
+          <w:sz w:val="28"/>
+          <w:szCs w:val="28"/>
+          <w:lang w:val="en-IN"/>
+        </w:rPr>
+        <w:t>Supports switching between environments easily.</w:t>
+      </w:r>
+    </w:p>
+    <w:p>
+      <w:pPr>
+        <w:rPr>
+          <w:rFonts w:cstheme="majorHAnsi"/>
+          <w:sz w:val="28"/>
+          <w:szCs w:val="28"/>
+        </w:rPr>
+      </w:pPr>
+    </w:p>
+    <w:p>
+      <w:pPr>
+        <w:rPr>
+          <w:rFonts w:cstheme="majorHAnsi"/>
+          <w:sz w:val="28"/>
+          <w:szCs w:val="28"/>
+        </w:rPr>
+      </w:pPr>
+    </w:p>
+    <w:p>
+      <w:pPr>
+        <w:rPr>
+          <w:rFonts w:asciiTheme="majorHAnsi" w:hAnsiTheme="majorHAnsi" w:cstheme="majorHAnsi"/>
+          <w:b/>
+          <w:bCs/>
+          <w:sz w:val="36"/>
+          <w:szCs w:val="36"/>
+          <w:u w:val="single"/>
+        </w:rPr>
+      </w:pPr>
+      <w:r>
+        <w:rPr>
+          <w:rFonts w:asciiTheme="majorHAnsi" w:hAnsiTheme="majorHAnsi" w:cstheme="majorHAnsi"/>
+          <w:b/>
+          <w:bCs/>
+          <w:sz w:val="36"/>
+          <w:szCs w:val="36"/>
+          <w:u w:val="single"/>
+        </w:rPr>
+        <w:t>3</w:t>
+      </w:r>
+      <w:r>
+        <w:rPr>
+          <w:rFonts w:asciiTheme="majorHAnsi" w:hAnsiTheme="majorHAnsi" w:cstheme="majorHAnsi"/>
+          <w:b/>
+          <w:bCs/>
+          <w:sz w:val="36"/>
+          <w:szCs w:val="36"/>
+          <w:u w:val="single"/>
+        </w:rPr>
+        <w:t>.SpecFactory</w:t>
+      </w:r>
+    </w:p>
+    <w:p>
+      <w:pPr>
+        <w:rPr>
+          <w:rFonts w:cstheme="majorHAnsi"/>
+          <w:b/>
+          <w:bCs/>
+          <w:sz w:val="28"/>
+          <w:szCs w:val="28"/>
+          <w:lang w:val="en-IN"/>
+        </w:rPr>
+      </w:pPr>
+      <w:r>
+        <w:rPr>
+          <w:rFonts w:asciiTheme="majorHAnsi" w:hAnsiTheme="majorHAnsi" w:cstheme="majorHAnsi"/>
+          <w:b/>
+          <w:bCs/>
+          <w:sz w:val="36"/>
+          <w:szCs w:val="36"/>
+          <w:u w:val="single"/>
+        </w:rPr>
+        <w:drawing>
+          <wp:inline distT="0" distB="0" distL="0" distR="0" wp14:anchorId="64EF797E" wp14:editId="0B19402D">
+            <wp:extent cx="5486400" cy="3676650"/>
+            <wp:effectExtent l="0" t="0" r="0" b="0"/>
+            <wp:docPr id="1271142205" name="Picture 1"/>
+            <wp:cNvGraphicFramePr>
+              <a:graphicFrameLocks xmlns:a="http://schemas.openxmlformats.org/drawingml/2006/main" noChangeAspect="1"/>
+            </wp:cNvGraphicFramePr>
+            <a:graphic xmlns:a="http://schemas.openxmlformats.org/drawingml/2006/main">
+              <a:graphicData uri="http://schemas.openxmlformats.org/drawingml/2006/picture">
+                <pic:pic xmlns:pic="http://schemas.openxmlformats.org/drawingml/2006/picture">
+                  <pic:nvPicPr>
+                    <pic:cNvPr id="1271142205" name=""/>
+                    <pic:cNvPicPr/>
+                  </pic:nvPicPr>
+                  <pic:blipFill>
+                    <a:blip r:embed="rId15"/>
+                    <a:stretch>
+                      <a:fillRect/>
+                    </a:stretch>
+                  </pic:blipFill>
+                  <pic:spPr>
+                    <a:xfrm>
+                      <a:off x="0" y="0"/>
+                      <a:ext cx="5486400" cy="3676650"/>
+                    </a:xfrm>
+                    <a:prstGeom prst="rect">
+                      <a:avLst/>
+                    </a:prstGeom>
+                  </pic:spPr>
+                </pic:pic>
+              </a:graphicData>
+            </a:graphic>
+          </wp:inline>
+        </w:drawing>
+      </w:r>
+    </w:p>
+    <w:p>
+      <w:pPr>
+        <w:rPr>
+          <w:rFonts w:cstheme="majorHAnsi"/>
+          <w:b/>
+          <w:bCs/>
+          <w:sz w:val="28"/>
+          <w:szCs w:val="28"/>
+          <w:lang w:val="en-IN"/>
+        </w:rPr>
+      </w:pPr>
+      <w:r>
+        <w:rPr>
+          <w:rFonts w:cstheme="majorHAnsi"/>
+          <w:b/>
+          <w:bCs/>
+          <w:sz w:val="28"/>
+          <w:szCs w:val="28"/>
+          <w:lang w:val="en-IN"/>
+        </w:rPr>
+        <w:lastRenderedPageBreak/>
+        <w:drawing>
+          <wp:inline distT="0" distB="0" distL="0" distR="0" wp14:anchorId="557DC4F3" wp14:editId="10DFE7D6">
+            <wp:extent cx="5486400" cy="3194685"/>
+            <wp:effectExtent l="0" t="0" r="0" b="5715"/>
+            <wp:docPr id="1345440934" name="Picture 1"/>
+            <wp:cNvGraphicFramePr>
+              <a:graphicFrameLocks xmlns:a="http://schemas.openxmlformats.org/drawingml/2006/main" noChangeAspect="1"/>
+            </wp:cNvGraphicFramePr>
+            <a:graphic xmlns:a="http://schemas.openxmlformats.org/drawingml/2006/main">
+              <a:graphicData uri="http://schemas.openxmlformats.org/drawingml/2006/picture">
+                <pic:pic xmlns:pic="http://schemas.openxmlformats.org/drawingml/2006/picture">
+                  <pic:nvPicPr>
+                    <pic:cNvPr id="1345440934" name=""/>
+                    <pic:cNvPicPr/>
+                  </pic:nvPicPr>
+                  <pic:blipFill>
+                    <a:blip r:embed="rId16"/>
+                    <a:stretch>
+                      <a:fillRect/>
+                    </a:stretch>
+                  </pic:blipFill>
+                  <pic:spPr>
+                    <a:xfrm>
+                      <a:off x="0" y="0"/>
+                      <a:ext cx="5486400" cy="3194685"/>
+                    </a:xfrm>
+                    <a:prstGeom prst="rect">
+                      <a:avLst/>
+                    </a:prstGeom>
+                  </pic:spPr>
+                </pic:pic>
+              </a:graphicData>
+            </a:graphic>
+          </wp:inline>
+        </w:drawing>
+      </w:r>
+    </w:p>
+    <w:p>
+      <w:pPr>
+        <w:rPr>
+          <w:rFonts w:cstheme="majorHAnsi"/>
+          <w:b/>
+          <w:bCs/>
+          <w:sz w:val="28"/>
+          <w:szCs w:val="28"/>
+          <w:lang w:val="en-IN"/>
+        </w:rPr>
+      </w:pPr>
+    </w:p>
+    <w:p>
+      <w:pPr>
+        <w:rPr>
+          <w:rFonts w:cstheme="majorHAnsi"/>
+          <w:b/>
+          <w:bCs/>
+          <w:sz w:val="28"/>
+          <w:szCs w:val="28"/>
+          <w:lang w:val="en-IN"/>
+        </w:rPr>
+      </w:pPr>
+      <w:r>
+        <w:rPr>
+          <w:rFonts w:cstheme="majorHAnsi"/>
+          <w:b/>
+          <w:bCs/>
+          <w:sz w:val="28"/>
+          <w:szCs w:val="28"/>
+          <w:lang w:val="en-IN"/>
+        </w:rPr>
+        <w:drawing>
+          <wp:inline distT="0" distB="0" distL="0" distR="0" wp14:anchorId="51065262" wp14:editId="115311CE">
+            <wp:extent cx="5486400" cy="2085340"/>
+            <wp:effectExtent l="0" t="0" r="0" b="0"/>
+            <wp:docPr id="290422475" name="Picture 1"/>
+            <wp:cNvGraphicFramePr>
+              <a:graphicFrameLocks xmlns:a="http://schemas.openxmlformats.org/drawingml/2006/main" noChangeAspect="1"/>
+            </wp:cNvGraphicFramePr>
+            <a:graphic xmlns:a="http://schemas.openxmlformats.org/drawingml/2006/main">
+              <a:graphicData uri="http://schemas.openxmlformats.org/drawingml/2006/picture">
+                <pic:pic xmlns:pic="http://schemas.openxmlformats.org/drawingml/2006/picture">
+                  <pic:nvPicPr>
+                    <pic:cNvPr id="290422475" name=""/>
+                    <pic:cNvPicPr/>
+                  </pic:nvPicPr>
+                  <pic:blipFill>
+                    <a:blip r:embed="rId17"/>
+                    <a:stretch>
+                      <a:fillRect/>
+                    </a:stretch>
+                  </pic:blipFill>
+                  <pic:spPr>
+                    <a:xfrm>
+                      <a:off x="0" y="0"/>
+                      <a:ext cx="5486400" cy="2085340"/>
+                    </a:xfrm>
+                    <a:prstGeom prst="rect">
+                      <a:avLst/>
+                    </a:prstGeom>
+                  </pic:spPr>
+                </pic:pic>
+              </a:graphicData>
+            </a:graphic>
+          </wp:inline>
+        </w:drawing>
+      </w:r>
+    </w:p>
+    <w:p>
+      <w:pPr>
+        <w:rPr>
+          <w:rFonts w:cstheme="majorHAnsi"/>
+          <w:b/>
+          <w:bCs/>
+          <w:sz w:val="28"/>
+          <w:szCs w:val="28"/>
+          <w:lang w:val="en-IN"/>
+        </w:rPr>
+      </w:pPr>
+      <w:r>
+        <w:rPr>
+          <w:rFonts w:cstheme="majorHAnsi"/>
+          <w:b/>
+          <w:bCs/>
+          <w:sz w:val="28"/>
+          <w:szCs w:val="28"/>
+          <w:lang w:val="en-IN"/>
+        </w:rPr>
+        <w:t xml:space="preserve">1. </w:t>
+      </w:r>
+      <w:proofErr w:type="spellStart"/>
+      <w:r>
+        <w:rPr>
+          <w:rFonts w:cstheme="majorHAnsi"/>
+          <w:b/>
+          <w:bCs/>
+          <w:i/>
+          <w:iCs/>
+          <w:sz w:val="28"/>
+          <w:szCs w:val="28"/>
+          <w:lang w:val="en-IN"/>
+        </w:rPr>
+        <w:t>authedTokenCreatedRequest</w:t>
+      </w:r>
+      <w:proofErr w:type="spellEnd"/>
+    </w:p>
+    <w:p>
+      <w:pPr>
+        <w:rPr>
+          <w:rFonts w:cstheme="majorHAnsi"/>
+          <w:b/>
+          <w:bCs/>
+          <w:sz w:val="28"/>
+          <w:szCs w:val="28"/>
+          <w:lang w:val="en-IN"/>
+        </w:rPr>
+      </w:pPr>
+      <w:r>
+        <w:rPr>
+          <w:rFonts w:cstheme="majorHAnsi"/>
+          <w:b/>
+          <w:bCs/>
+          <w:sz w:val="28"/>
+          <w:szCs w:val="28"/>
+          <w:lang w:val="en-IN"/>
+        </w:rPr>
+        <w:t>(RequestSpecBuilder)</w:t>
       </w:r>
     </w:p>
     <w:p>
@@ -3862,6 +3876,7 @@
           <w:szCs w:val="28"/>
           <w:lang w:val="en-IN"/>
         </w:rPr>
+        <w:lastRenderedPageBreak/>
         <w:t>Adds a default header Content-Type: application/</w:t>
       </w:r>
       <w:proofErr w:type="spellStart"/>
@@ -4190,230 +4205,6 @@
           <w:szCs w:val="28"/>
           <w:lang w:val="en-IN"/>
         </w:rPr>
-        <w:pict w14:anchorId="356E47C0">
-          <v:rect id="_x0000_i1040" style="width:0;height:1.5pt" o:hralign="center" o:hrstd="t" o:hr="t" fillcolor="#a0a0a0" stroked="f"/>
-        </w:pict>
-      </w:r>
-    </w:p>
-    <w:p>
-      <w:pPr>
-        <w:rPr>
-          <w:rFonts w:cstheme="majorHAnsi"/>
-          <w:b/>
-          <w:bCs/>
-          <w:sz w:val="28"/>
-          <w:szCs w:val="28"/>
-          <w:lang w:val="en-IN"/>
-        </w:rPr>
-      </w:pPr>
-      <w:r>
-        <w:rPr>
-          <w:rFonts w:cstheme="majorHAnsi"/>
-          <w:b/>
-          <w:bCs/>
-          <w:sz w:val="28"/>
-          <w:szCs w:val="28"/>
-          <w:lang w:val="en-IN"/>
-        </w:rPr>
-        <w:t xml:space="preserve">3. </w:t>
-      </w:r>
-      <w:proofErr w:type="spellStart"/>
-      <w:r>
-        <w:rPr>
-          <w:rFonts w:cstheme="majorHAnsi"/>
-          <w:b/>
-          <w:bCs/>
-          <w:sz w:val="28"/>
-          <w:szCs w:val="28"/>
-          <w:lang w:val="en-IN"/>
-        </w:rPr>
-        <w:t>oauthTokenGenerateSpecRequest</w:t>
-      </w:r>
-      <w:proofErr w:type="spellEnd"/>
-      <w:r>
-        <w:rPr>
-          <w:rFonts w:cstheme="majorHAnsi"/>
-          <w:b/>
-          <w:bCs/>
-          <w:sz w:val="28"/>
-          <w:szCs w:val="28"/>
-          <w:lang w:val="en-IN"/>
-        </w:rPr>
-        <w:t xml:space="preserve"> (RequestSpecBuilder)</w:t>
-      </w:r>
-    </w:p>
-    <w:p>
-      <w:pPr>
-        <w:numPr>
-          <w:ilvl w:val="0"/>
-          <w:numId w:val="17"/>
-        </w:numPr>
-        <w:rPr>
-          <w:rFonts w:cstheme="majorHAnsi"/>
-          <w:sz w:val="28"/>
-          <w:szCs w:val="28"/>
-          <w:lang w:val="en-IN"/>
-        </w:rPr>
-      </w:pPr>
-      <w:r>
-        <w:rPr>
-          <w:rFonts w:cstheme="majorHAnsi"/>
-          <w:sz w:val="28"/>
-          <w:szCs w:val="28"/>
-          <w:lang w:val="en-IN"/>
-        </w:rPr>
-        <w:lastRenderedPageBreak/>
-        <w:t>Used specifically for generating OAuth tokens from the API.</w:t>
-      </w:r>
-    </w:p>
-    <w:p>
-      <w:pPr>
-        <w:numPr>
-          <w:ilvl w:val="0"/>
-          <w:numId w:val="17"/>
-        </w:numPr>
-        <w:rPr>
-          <w:rFonts w:cstheme="majorHAnsi"/>
-          <w:sz w:val="28"/>
-          <w:szCs w:val="28"/>
-          <w:lang w:val="en-IN"/>
-        </w:rPr>
-      </w:pPr>
-      <w:r>
-        <w:rPr>
-          <w:rFonts w:cstheme="majorHAnsi"/>
-          <w:sz w:val="28"/>
-          <w:szCs w:val="28"/>
-          <w:lang w:val="en-IN"/>
-        </w:rPr>
-        <w:t>Sets Content-Type to application/x-www-form-</w:t>
-      </w:r>
-      <w:proofErr w:type="spellStart"/>
-      <w:r>
-        <w:rPr>
-          <w:rFonts w:cstheme="majorHAnsi"/>
-          <w:sz w:val="28"/>
-          <w:szCs w:val="28"/>
-          <w:lang w:val="en-IN"/>
-        </w:rPr>
-        <w:t>urlencoded</w:t>
-      </w:r>
-      <w:proofErr w:type="spellEnd"/>
-      <w:r>
-        <w:rPr>
-          <w:rFonts w:cstheme="majorHAnsi"/>
-          <w:sz w:val="28"/>
-          <w:szCs w:val="28"/>
-          <w:lang w:val="en-IN"/>
-        </w:rPr>
-        <w:t xml:space="preserve"> as required by OAuth.</w:t>
-      </w:r>
-    </w:p>
-    <w:p>
-      <w:pPr>
-        <w:numPr>
-          <w:ilvl w:val="0"/>
-          <w:numId w:val="17"/>
-        </w:numPr>
-        <w:rPr>
-          <w:rFonts w:cstheme="majorHAnsi"/>
-          <w:sz w:val="28"/>
-          <w:szCs w:val="28"/>
-          <w:lang w:val="en-IN"/>
-        </w:rPr>
-      </w:pPr>
-      <w:r>
-        <w:rPr>
-          <w:rFonts w:cstheme="majorHAnsi"/>
-          <w:sz w:val="28"/>
-          <w:szCs w:val="28"/>
-          <w:lang w:val="en-IN"/>
-        </w:rPr>
-        <w:t xml:space="preserve">Includes a predefined form parameter </w:t>
-      </w:r>
-      <w:proofErr w:type="spellStart"/>
-      <w:r>
-        <w:rPr>
-          <w:rFonts w:cstheme="majorHAnsi"/>
-          <w:sz w:val="28"/>
-          <w:szCs w:val="28"/>
-          <w:lang w:val="en-IN"/>
-        </w:rPr>
-        <w:t>grant_type</w:t>
-      </w:r>
-      <w:proofErr w:type="spellEnd"/>
-      <w:r>
-        <w:rPr>
-          <w:rFonts w:cstheme="majorHAnsi"/>
-          <w:sz w:val="28"/>
-          <w:szCs w:val="28"/>
-          <w:lang w:val="en-IN"/>
-        </w:rPr>
-        <w:t xml:space="preserve"> fetched from environment config.</w:t>
-      </w:r>
-    </w:p>
-    <w:p>
-      <w:pPr>
-        <w:numPr>
-          <w:ilvl w:val="0"/>
-          <w:numId w:val="17"/>
-        </w:numPr>
-        <w:rPr>
-          <w:rFonts w:cstheme="majorHAnsi"/>
-          <w:sz w:val="28"/>
-          <w:szCs w:val="28"/>
-          <w:lang w:val="en-IN"/>
-        </w:rPr>
-      </w:pPr>
-      <w:r>
-        <w:rPr>
-          <w:rFonts w:cstheme="majorHAnsi"/>
-          <w:sz w:val="28"/>
-          <w:szCs w:val="28"/>
-          <w:lang w:val="en-IN"/>
-        </w:rPr>
-        <w:t>Establishes base URI and path for the token endpoint.</w:t>
-      </w:r>
-    </w:p>
-    <w:p>
-      <w:pPr>
-        <w:numPr>
-          <w:ilvl w:val="0"/>
-          <w:numId w:val="17"/>
-        </w:numPr>
-        <w:rPr>
-          <w:rFonts w:cstheme="majorHAnsi"/>
-          <w:sz w:val="28"/>
-          <w:szCs w:val="28"/>
-          <w:lang w:val="en-IN"/>
-        </w:rPr>
-      </w:pPr>
-      <w:r>
-        <w:rPr>
-          <w:rFonts w:cstheme="majorHAnsi"/>
-          <w:sz w:val="28"/>
-          <w:szCs w:val="28"/>
-          <w:lang w:val="en-IN"/>
-        </w:rPr>
-        <w:t>Simplifies token generation logic by centralizing request setup.</w:t>
-      </w:r>
-    </w:p>
-    <w:p>
-      <w:pPr>
-        <w:rPr>
-          <w:rFonts w:cstheme="majorHAnsi"/>
-          <w:sz w:val="28"/>
-          <w:szCs w:val="28"/>
-          <w:lang w:val="en-IN"/>
-        </w:rPr>
-      </w:pPr>
-      <w:r>
-        <w:rPr>
-          <w:rFonts w:cstheme="majorHAnsi"/>
-          <w:sz w:val="28"/>
-          <w:szCs w:val="28"/>
-          <w:lang w:val="en-IN"/>
-        </w:rPr>
         <w:pict w14:anchorId="62C35502">
           <v:rect id="_x0000_i1041" style="width:0;height:1.5pt" o:hralign="center" o:hrstd="t" o:hr="t" fillcolor="#a0a0a0" stroked="f"/>
         </w:pict>
@@ -4439,7 +4230,18 @@
           <w:szCs w:val="28"/>
           <w:lang w:val="en-IN"/>
         </w:rPr>
-        <w:t xml:space="preserve">4. </w:t>
+        <w:t>3</w:t>
+      </w:r>
+      <w:r>
+        <w:rPr>
+          <w:rFonts w:cstheme="majorHAnsi"/>
+          <w:b/>
+          <w:bCs/>
+          <w:sz w:val="28"/>
+          <w:szCs w:val="28"/>
+          <w:lang w:val="en-IN"/>
+        </w:rPr>
+        <w:t xml:space="preserve">. </w:t>
       </w:r>
       <w:proofErr w:type="spellStart"/>
       <w:r>
@@ -4634,1153 +4436,6 @@
           <w:lang w:val="en-IN"/>
         </w:rPr>
       </w:pPr>
-      <w:r>
-        <w:rPr>
-          <w:rFonts w:cstheme="majorHAnsi"/>
-          <w:sz w:val="28"/>
-          <w:szCs w:val="28"/>
-          <w:lang w:val="en-IN"/>
-        </w:rPr>
-        <w:pict w14:anchorId="7AA119C5">
-          <v:rect id="_x0000_i1042" style="width:0;height:1.5pt" o:hralign="center" o:hrstd="t" o:hr="t" fillcolor="#a0a0a0" stroked="f"/>
-        </w:pict>
-      </w:r>
-    </w:p>
-    <w:p>
-      <w:pPr>
-        <w:rPr>
-          <w:rFonts w:cstheme="majorHAnsi"/>
-          <w:b/>
-          <w:bCs/>
-          <w:sz w:val="28"/>
-          <w:szCs w:val="28"/>
-          <w:lang w:val="en-IN"/>
-        </w:rPr>
-      </w:pPr>
-      <w:r>
-        <w:rPr>
-          <w:rFonts w:cstheme="majorHAnsi"/>
-          <w:b/>
-          <w:bCs/>
-          <w:sz w:val="28"/>
-          <w:szCs w:val="28"/>
-          <w:lang w:val="en-IN"/>
-        </w:rPr>
-        <w:t xml:space="preserve">5. </w:t>
-      </w:r>
-      <w:proofErr w:type="spellStart"/>
-      <w:r>
-        <w:rPr>
-          <w:rFonts w:cstheme="majorHAnsi"/>
-          <w:b/>
-          <w:bCs/>
-          <w:sz w:val="28"/>
-          <w:szCs w:val="28"/>
-          <w:lang w:val="en-IN"/>
-        </w:rPr>
-        <w:t>commonJsonConflictResponse</w:t>
-      </w:r>
-      <w:proofErr w:type="spellEnd"/>
-      <w:r>
-        <w:rPr>
-          <w:rFonts w:cstheme="majorHAnsi"/>
-          <w:b/>
-          <w:bCs/>
-          <w:sz w:val="28"/>
-          <w:szCs w:val="28"/>
-          <w:lang w:val="en-IN"/>
-        </w:rPr>
-        <w:t xml:space="preserve"> (</w:t>
-      </w:r>
-      <w:proofErr w:type="spellStart"/>
-      <w:r>
-        <w:rPr>
-          <w:rFonts w:cstheme="majorHAnsi"/>
-          <w:b/>
-          <w:bCs/>
-          <w:sz w:val="28"/>
-          <w:szCs w:val="28"/>
-          <w:lang w:val="en-IN"/>
-        </w:rPr>
-        <w:t>ResponseSpecBuilder</w:t>
-      </w:r>
-      <w:proofErr w:type="spellEnd"/>
-      <w:r>
-        <w:rPr>
-          <w:rFonts w:cstheme="majorHAnsi"/>
-          <w:b/>
-          <w:bCs/>
-          <w:sz w:val="28"/>
-          <w:szCs w:val="28"/>
-          <w:lang w:val="en-IN"/>
-        </w:rPr>
-        <w:t>)</w:t>
-      </w:r>
-    </w:p>
-    <w:p>
-      <w:pPr>
-        <w:numPr>
-          <w:ilvl w:val="0"/>
-          <w:numId w:val="19"/>
-        </w:numPr>
-        <w:rPr>
-          <w:rFonts w:cstheme="majorHAnsi"/>
-          <w:sz w:val="28"/>
-          <w:szCs w:val="28"/>
-          <w:lang w:val="en-IN"/>
-        </w:rPr>
-      </w:pPr>
-      <w:r>
-        <w:rPr>
-          <w:rFonts w:cstheme="majorHAnsi"/>
-          <w:sz w:val="28"/>
-          <w:szCs w:val="28"/>
-          <w:lang w:val="en-IN"/>
-        </w:rPr>
-        <w:t>Used for scenarios where a conflict is expected (e.g., duplicate resource).</w:t>
-      </w:r>
-    </w:p>
-    <w:p>
-      <w:pPr>
-        <w:numPr>
-          <w:ilvl w:val="0"/>
-          <w:numId w:val="19"/>
-        </w:numPr>
-        <w:rPr>
-          <w:rFonts w:cstheme="majorHAnsi"/>
-          <w:sz w:val="28"/>
-          <w:szCs w:val="28"/>
-          <w:lang w:val="en-IN"/>
-        </w:rPr>
-      </w:pPr>
-      <w:r>
-        <w:rPr>
-          <w:rFonts w:cstheme="majorHAnsi"/>
-          <w:sz w:val="28"/>
-          <w:szCs w:val="28"/>
-          <w:lang w:val="en-IN"/>
-        </w:rPr>
-        <w:t>Validates that the response content type is JSON.</w:t>
-      </w:r>
-    </w:p>
-    <w:p>
-      <w:pPr>
-        <w:numPr>
-          <w:ilvl w:val="0"/>
-          <w:numId w:val="19"/>
-        </w:numPr>
-        <w:rPr>
-          <w:rFonts w:cstheme="majorHAnsi"/>
-          <w:sz w:val="28"/>
-          <w:szCs w:val="28"/>
-          <w:lang w:val="en-IN"/>
-        </w:rPr>
-      </w:pPr>
-      <w:r>
-        <w:rPr>
-          <w:rFonts w:cstheme="majorHAnsi"/>
-          <w:sz w:val="28"/>
-          <w:szCs w:val="28"/>
-          <w:lang w:val="en-IN"/>
-        </w:rPr>
-        <w:t xml:space="preserve">Checks that the HTTP status code is </w:t>
-      </w:r>
-      <w:r>
-        <w:rPr>
-          <w:rFonts w:cstheme="majorHAnsi"/>
-          <w:b/>
-          <w:bCs/>
-          <w:sz w:val="28"/>
-          <w:szCs w:val="28"/>
-          <w:lang w:val="en-IN"/>
-        </w:rPr>
-        <w:t>409 (Conflict)</w:t>
-      </w:r>
-      <w:r>
-        <w:rPr>
-          <w:rFonts w:cstheme="majorHAnsi"/>
-          <w:sz w:val="28"/>
-          <w:szCs w:val="28"/>
-          <w:lang w:val="en-IN"/>
-        </w:rPr>
-        <w:t>.</w:t>
-      </w:r>
-    </w:p>
-    <w:p>
-      <w:pPr>
-        <w:numPr>
-          <w:ilvl w:val="0"/>
-          <w:numId w:val="19"/>
-        </w:numPr>
-        <w:rPr>
-          <w:rFonts w:cstheme="majorHAnsi"/>
-          <w:sz w:val="28"/>
-          <w:szCs w:val="28"/>
-          <w:lang w:val="en-IN"/>
-        </w:rPr>
-      </w:pPr>
-      <w:r>
-        <w:rPr>
-          <w:rFonts w:cstheme="majorHAnsi"/>
-          <w:sz w:val="28"/>
-          <w:szCs w:val="28"/>
-          <w:lang w:val="en-IN"/>
-        </w:rPr>
-        <w:t>Useful for negative test cases and validation scenarios.</w:t>
-      </w:r>
-    </w:p>
-    <w:p>
-      <w:pPr>
-        <w:numPr>
-          <w:ilvl w:val="0"/>
-          <w:numId w:val="19"/>
-        </w:numPr>
-        <w:rPr>
-          <w:rFonts w:cstheme="majorHAnsi"/>
-          <w:sz w:val="28"/>
-          <w:szCs w:val="28"/>
-          <w:lang w:val="en-IN"/>
-        </w:rPr>
-      </w:pPr>
-      <w:r>
-        <w:rPr>
-          <w:rFonts w:cstheme="majorHAnsi"/>
-          <w:sz w:val="28"/>
-          <w:szCs w:val="28"/>
-          <w:lang w:val="en-IN"/>
-        </w:rPr>
-        <w:t>Ensures API behaves correctly under constraint violations.</w:t>
-      </w:r>
-    </w:p>
-    <w:p>
-      <w:pPr>
-        <w:rPr>
-          <w:rFonts w:cstheme="majorHAnsi"/>
-          <w:sz w:val="28"/>
-          <w:szCs w:val="28"/>
-          <w:lang w:val="en-IN"/>
-        </w:rPr>
-      </w:pPr>
-      <w:r>
-        <w:rPr>
-          <w:rFonts w:cstheme="majorHAnsi"/>
-          <w:sz w:val="28"/>
-          <w:szCs w:val="28"/>
-          <w:lang w:val="en-IN"/>
-        </w:rPr>
-        <w:pict w14:anchorId="116697ED">
-          <v:rect id="_x0000_i1043" style="width:0;height:1.5pt" o:hralign="center" o:hrstd="t" o:hr="t" fillcolor="#a0a0a0" stroked="f"/>
-        </w:pict>
-      </w:r>
-    </w:p>
-    <w:p>
-      <w:pPr>
-        <w:rPr>
-          <w:rFonts w:cstheme="majorHAnsi"/>
-          <w:b/>
-          <w:bCs/>
-          <w:sz w:val="28"/>
-          <w:szCs w:val="28"/>
-          <w:lang w:val="en-IN"/>
-        </w:rPr>
-      </w:pPr>
-      <w:r>
-        <w:rPr>
-          <w:rFonts w:cstheme="majorHAnsi"/>
-          <w:b/>
-          <w:bCs/>
-          <w:sz w:val="28"/>
-          <w:szCs w:val="28"/>
-          <w:lang w:val="en-IN"/>
-        </w:rPr>
-        <w:lastRenderedPageBreak/>
-        <w:t xml:space="preserve">6. </w:t>
-      </w:r>
-      <w:proofErr w:type="spellStart"/>
-      <w:r>
-        <w:rPr>
-          <w:rFonts w:cstheme="majorHAnsi"/>
-          <w:b/>
-          <w:bCs/>
-          <w:sz w:val="28"/>
-          <w:szCs w:val="28"/>
-          <w:lang w:val="en-IN"/>
-        </w:rPr>
-        <w:t>commonJsonForbiddenResponse</w:t>
-      </w:r>
-      <w:proofErr w:type="spellEnd"/>
-      <w:r>
-        <w:rPr>
-          <w:rFonts w:cstheme="majorHAnsi"/>
-          <w:b/>
-          <w:bCs/>
-          <w:sz w:val="28"/>
-          <w:szCs w:val="28"/>
-          <w:lang w:val="en-IN"/>
-        </w:rPr>
-        <w:t xml:space="preserve"> (</w:t>
-      </w:r>
-      <w:proofErr w:type="spellStart"/>
-      <w:r>
-        <w:rPr>
-          <w:rFonts w:cstheme="majorHAnsi"/>
-          <w:b/>
-          <w:bCs/>
-          <w:sz w:val="28"/>
-          <w:szCs w:val="28"/>
-          <w:lang w:val="en-IN"/>
-        </w:rPr>
-        <w:t>ResponseSpecBuilder</w:t>
-      </w:r>
-      <w:proofErr w:type="spellEnd"/>
-      <w:r>
-        <w:rPr>
-          <w:rFonts w:cstheme="majorHAnsi"/>
-          <w:b/>
-          <w:bCs/>
-          <w:sz w:val="28"/>
-          <w:szCs w:val="28"/>
-          <w:lang w:val="en-IN"/>
-        </w:rPr>
-        <w:t>)</w:t>
-      </w:r>
-    </w:p>
-    <w:p>
-      <w:pPr>
-        <w:numPr>
-          <w:ilvl w:val="0"/>
-          <w:numId w:val="20"/>
-        </w:numPr>
-        <w:rPr>
-          <w:rFonts w:cstheme="majorHAnsi"/>
-          <w:sz w:val="28"/>
-          <w:szCs w:val="28"/>
-          <w:lang w:val="en-IN"/>
-        </w:rPr>
-      </w:pPr>
-      <w:r>
-        <w:rPr>
-          <w:rFonts w:cstheme="majorHAnsi"/>
-          <w:sz w:val="28"/>
-          <w:szCs w:val="28"/>
-          <w:lang w:val="en-IN"/>
-        </w:rPr>
-        <w:t>Handles authorization failure scenarios where access is forbidden.</w:t>
-      </w:r>
-    </w:p>
-    <w:p>
-      <w:pPr>
-        <w:numPr>
-          <w:ilvl w:val="0"/>
-          <w:numId w:val="20"/>
-        </w:numPr>
-        <w:rPr>
-          <w:rFonts w:cstheme="majorHAnsi"/>
-          <w:sz w:val="28"/>
-          <w:szCs w:val="28"/>
-          <w:lang w:val="en-IN"/>
-        </w:rPr>
-      </w:pPr>
-      <w:r>
-        <w:rPr>
-          <w:rFonts w:cstheme="majorHAnsi"/>
-          <w:sz w:val="28"/>
-          <w:szCs w:val="28"/>
-          <w:lang w:val="en-IN"/>
-        </w:rPr>
-        <w:t>Confirms response content type as JSON.</w:t>
-      </w:r>
-    </w:p>
-    <w:p>
-      <w:pPr>
-        <w:numPr>
-          <w:ilvl w:val="0"/>
-          <w:numId w:val="20"/>
-        </w:numPr>
-        <w:rPr>
-          <w:rFonts w:cstheme="majorHAnsi"/>
-          <w:sz w:val="28"/>
-          <w:szCs w:val="28"/>
-          <w:lang w:val="en-IN"/>
-        </w:rPr>
-      </w:pPr>
-      <w:r>
-        <w:rPr>
-          <w:rFonts w:cstheme="majorHAnsi"/>
-          <w:sz w:val="28"/>
-          <w:szCs w:val="28"/>
-          <w:lang w:val="en-IN"/>
-        </w:rPr>
-        <w:t xml:space="preserve">Verifies HTTP status code </w:t>
-      </w:r>
-      <w:r>
-        <w:rPr>
-          <w:rFonts w:cstheme="majorHAnsi"/>
-          <w:b/>
-          <w:bCs/>
-          <w:sz w:val="28"/>
-          <w:szCs w:val="28"/>
-          <w:lang w:val="en-IN"/>
-        </w:rPr>
-        <w:t>403 (Forbidden)</w:t>
-      </w:r>
-      <w:r>
-        <w:rPr>
-          <w:rFonts w:cstheme="majorHAnsi"/>
-          <w:sz w:val="28"/>
-          <w:szCs w:val="28"/>
-          <w:lang w:val="en-IN"/>
-        </w:rPr>
-        <w:t>.</w:t>
-      </w:r>
-    </w:p>
-    <w:p>
-      <w:pPr>
-        <w:numPr>
-          <w:ilvl w:val="0"/>
-          <w:numId w:val="20"/>
-        </w:numPr>
-        <w:rPr>
-          <w:rFonts w:cstheme="majorHAnsi"/>
-          <w:sz w:val="28"/>
-          <w:szCs w:val="28"/>
-          <w:lang w:val="en-IN"/>
-        </w:rPr>
-      </w:pPr>
-      <w:r>
-        <w:rPr>
-          <w:rFonts w:cstheme="majorHAnsi"/>
-          <w:sz w:val="28"/>
-          <w:szCs w:val="28"/>
-          <w:lang w:val="en-IN"/>
-        </w:rPr>
-        <w:t>Applied in role-based access control or permission testing.</w:t>
-      </w:r>
-    </w:p>
-    <w:p>
-      <w:pPr>
-        <w:numPr>
-          <w:ilvl w:val="0"/>
-          <w:numId w:val="20"/>
-        </w:numPr>
-        <w:rPr>
-          <w:rFonts w:cstheme="majorHAnsi"/>
-          <w:sz w:val="28"/>
-          <w:szCs w:val="28"/>
-          <w:lang w:val="en-IN"/>
-        </w:rPr>
-      </w:pPr>
-      <w:r>
-        <w:rPr>
-          <w:rFonts w:cstheme="majorHAnsi"/>
-          <w:sz w:val="28"/>
-          <w:szCs w:val="28"/>
-          <w:lang w:val="en-IN"/>
-        </w:rPr>
-        <w:t>Helps validate security rules in the API.</w:t>
-      </w:r>
-    </w:p>
-    <w:p>
-      <w:pPr>
-        <w:rPr>
-          <w:rFonts w:cstheme="majorHAnsi"/>
-          <w:sz w:val="28"/>
-          <w:szCs w:val="28"/>
-          <w:lang w:val="en-IN"/>
-        </w:rPr>
-      </w:pPr>
-      <w:r>
-        <w:rPr>
-          <w:rFonts w:cstheme="majorHAnsi"/>
-          <w:sz w:val="28"/>
-          <w:szCs w:val="28"/>
-          <w:lang w:val="en-IN"/>
-        </w:rPr>
-        <w:pict w14:anchorId="27DF0E3B">
-          <v:rect id="_x0000_i1044" style="width:0;height:1.5pt" o:hralign="center" o:hrstd="t" o:hr="t" fillcolor="#a0a0a0" stroked="f"/>
-        </w:pict>
-      </w:r>
-    </w:p>
-    <w:p>
-      <w:pPr>
-        <w:rPr>
-          <w:rFonts w:cstheme="majorHAnsi"/>
-          <w:b/>
-          <w:bCs/>
-          <w:sz w:val="28"/>
-          <w:szCs w:val="28"/>
-          <w:lang w:val="en-IN"/>
-        </w:rPr>
-      </w:pPr>
-      <w:r>
-        <w:rPr>
-          <w:rFonts w:cstheme="majorHAnsi"/>
-          <w:b/>
-          <w:bCs/>
-          <w:sz w:val="28"/>
-          <w:szCs w:val="28"/>
-          <w:lang w:val="en-IN"/>
-        </w:rPr>
-        <w:t xml:space="preserve">7. </w:t>
-      </w:r>
-      <w:proofErr w:type="spellStart"/>
-      <w:r>
-        <w:rPr>
-          <w:rFonts w:cstheme="majorHAnsi"/>
-          <w:b/>
-          <w:bCs/>
-          <w:sz w:val="28"/>
-          <w:szCs w:val="28"/>
-          <w:lang w:val="en-IN"/>
-        </w:rPr>
-        <w:t>commonJsonUnAuthoriseResponse</w:t>
-      </w:r>
-      <w:proofErr w:type="spellEnd"/>
-      <w:r>
-        <w:rPr>
-          <w:rFonts w:cstheme="majorHAnsi"/>
-          <w:b/>
-          <w:bCs/>
-          <w:sz w:val="28"/>
-          <w:szCs w:val="28"/>
-          <w:lang w:val="en-IN"/>
-        </w:rPr>
-        <w:t xml:space="preserve"> (</w:t>
-      </w:r>
-      <w:proofErr w:type="spellStart"/>
-      <w:r>
-        <w:rPr>
-          <w:rFonts w:cstheme="majorHAnsi"/>
-          <w:b/>
-          <w:bCs/>
-          <w:sz w:val="28"/>
-          <w:szCs w:val="28"/>
-          <w:lang w:val="en-IN"/>
-        </w:rPr>
-        <w:t>ResponseSpecBuilder</w:t>
-      </w:r>
-      <w:proofErr w:type="spellEnd"/>
-      <w:r>
-        <w:rPr>
-          <w:rFonts w:cstheme="majorHAnsi"/>
-          <w:b/>
-          <w:bCs/>
-          <w:sz w:val="28"/>
-          <w:szCs w:val="28"/>
-          <w:lang w:val="en-IN"/>
-        </w:rPr>
-        <w:t>)</w:t>
-      </w:r>
-    </w:p>
-    <w:p>
-      <w:pPr>
-        <w:numPr>
-          <w:ilvl w:val="0"/>
-          <w:numId w:val="21"/>
-        </w:numPr>
-        <w:rPr>
-          <w:rFonts w:cstheme="majorHAnsi"/>
-          <w:sz w:val="28"/>
-          <w:szCs w:val="28"/>
-          <w:lang w:val="en-IN"/>
-        </w:rPr>
-      </w:pPr>
-      <w:r>
-        <w:rPr>
-          <w:rFonts w:cstheme="majorHAnsi"/>
-          <w:sz w:val="28"/>
-          <w:szCs w:val="28"/>
-          <w:lang w:val="en-IN"/>
-        </w:rPr>
-        <w:t>Used when authentication fails or credentials are missing.</w:t>
-      </w:r>
-    </w:p>
-    <w:p>
-      <w:pPr>
-        <w:numPr>
-          <w:ilvl w:val="0"/>
-          <w:numId w:val="21"/>
-        </w:numPr>
-        <w:rPr>
-          <w:rFonts w:cstheme="majorHAnsi"/>
-          <w:sz w:val="28"/>
-          <w:szCs w:val="28"/>
-          <w:lang w:val="en-IN"/>
-        </w:rPr>
-      </w:pPr>
-      <w:r>
-        <w:rPr>
-          <w:rFonts w:cstheme="majorHAnsi"/>
-          <w:sz w:val="28"/>
-          <w:szCs w:val="28"/>
-          <w:lang w:val="en-IN"/>
-        </w:rPr>
-        <w:t>Ensures response is in JSON format.</w:t>
-      </w:r>
-    </w:p>
-    <w:p>
-      <w:pPr>
-        <w:numPr>
-          <w:ilvl w:val="0"/>
-          <w:numId w:val="21"/>
-        </w:numPr>
-        <w:rPr>
-          <w:rFonts w:cstheme="majorHAnsi"/>
-          <w:sz w:val="28"/>
-          <w:szCs w:val="28"/>
-          <w:lang w:val="en-IN"/>
-        </w:rPr>
-      </w:pPr>
-      <w:r>
-        <w:rPr>
-          <w:rFonts w:cstheme="majorHAnsi"/>
-          <w:sz w:val="28"/>
-          <w:szCs w:val="28"/>
-          <w:lang w:val="en-IN"/>
-        </w:rPr>
-        <w:t xml:space="preserve">Validates HTTP status code </w:t>
-      </w:r>
-      <w:r>
-        <w:rPr>
-          <w:rFonts w:cstheme="majorHAnsi"/>
-          <w:b/>
-          <w:bCs/>
-          <w:sz w:val="28"/>
-          <w:szCs w:val="28"/>
-          <w:lang w:val="en-IN"/>
-        </w:rPr>
-        <w:t>401 (Unauthorized)</w:t>
-      </w:r>
-      <w:r>
-        <w:rPr>
-          <w:rFonts w:cstheme="majorHAnsi"/>
-          <w:sz w:val="28"/>
-          <w:szCs w:val="28"/>
-          <w:lang w:val="en-IN"/>
-        </w:rPr>
-        <w:t>.</w:t>
-      </w:r>
-    </w:p>
-    <w:p>
-      <w:pPr>
-        <w:numPr>
-          <w:ilvl w:val="0"/>
-          <w:numId w:val="21"/>
-        </w:numPr>
-        <w:rPr>
-          <w:rFonts w:cstheme="majorHAnsi"/>
-          <w:sz w:val="28"/>
-          <w:szCs w:val="28"/>
-          <w:lang w:val="en-IN"/>
-        </w:rPr>
-      </w:pPr>
-      <w:r>
-        <w:rPr>
-          <w:rFonts w:cstheme="majorHAnsi"/>
-          <w:sz w:val="28"/>
-          <w:szCs w:val="28"/>
-          <w:lang w:val="en-IN"/>
-        </w:rPr>
-        <w:t>Important for testing login/session/token-related failures.</w:t>
-      </w:r>
-    </w:p>
-    <w:p>
-      <w:pPr>
-        <w:numPr>
-          <w:ilvl w:val="0"/>
-          <w:numId w:val="21"/>
-        </w:numPr>
-        <w:rPr>
-          <w:rFonts w:cstheme="majorHAnsi"/>
-          <w:sz w:val="28"/>
-          <w:szCs w:val="28"/>
-          <w:lang w:val="en-IN"/>
-        </w:rPr>
-      </w:pPr>
-      <w:r>
-        <w:rPr>
-          <w:rFonts w:cstheme="majorHAnsi"/>
-          <w:sz w:val="28"/>
-          <w:szCs w:val="28"/>
-          <w:lang w:val="en-IN"/>
-        </w:rPr>
-        <w:t>Helps ensure proper enforcement of authentication mechanisms.</w:t>
-      </w:r>
-    </w:p>
-    <w:p>
-      <w:pPr>
-        <w:rPr>
-          <w:rFonts w:cstheme="majorHAnsi"/>
-          <w:sz w:val="28"/>
-          <w:szCs w:val="28"/>
-          <w:lang w:val="en-IN"/>
-        </w:rPr>
-      </w:pPr>
-      <w:r>
-        <w:rPr>
-          <w:rFonts w:cstheme="majorHAnsi"/>
-          <w:sz w:val="28"/>
-          <w:szCs w:val="28"/>
-          <w:lang w:val="en-IN"/>
-        </w:rPr>
-        <w:pict w14:anchorId="3331AA94">
-          <v:rect id="_x0000_i1045" style="width:0;height:1.5pt" o:hralign="center" o:hrstd="t" o:hr="t" fillcolor="#a0a0a0" stroked="f"/>
-        </w:pict>
-      </w:r>
-    </w:p>
-    <w:p>
-      <w:pPr>
-        <w:rPr>
-          <w:rFonts w:cstheme="majorHAnsi"/>
-          <w:b/>
-          <w:bCs/>
-          <w:sz w:val="28"/>
-          <w:szCs w:val="28"/>
-          <w:lang w:val="en-IN"/>
-        </w:rPr>
-      </w:pPr>
-      <w:r>
-        <w:rPr>
-          <w:rFonts w:cstheme="majorHAnsi"/>
-          <w:b/>
-          <w:bCs/>
-          <w:sz w:val="28"/>
-          <w:szCs w:val="28"/>
-          <w:lang w:val="en-IN"/>
-        </w:rPr>
-        <w:t xml:space="preserve">8. </w:t>
-      </w:r>
-      <w:proofErr w:type="spellStart"/>
-      <w:r>
-        <w:rPr>
-          <w:rFonts w:cstheme="majorHAnsi"/>
-          <w:b/>
-          <w:bCs/>
-          <w:sz w:val="28"/>
-          <w:szCs w:val="28"/>
-          <w:lang w:val="en-IN"/>
-        </w:rPr>
-        <w:t>commonJsonCreateResponse</w:t>
-      </w:r>
-      <w:proofErr w:type="spellEnd"/>
-      <w:r>
-        <w:rPr>
-          <w:rFonts w:cstheme="majorHAnsi"/>
-          <w:b/>
-          <w:bCs/>
-          <w:sz w:val="28"/>
-          <w:szCs w:val="28"/>
-          <w:lang w:val="en-IN"/>
-        </w:rPr>
-        <w:t xml:space="preserve"> (</w:t>
-      </w:r>
-      <w:proofErr w:type="spellStart"/>
-      <w:r>
-        <w:rPr>
-          <w:rFonts w:cstheme="majorHAnsi"/>
-          <w:b/>
-          <w:bCs/>
-          <w:sz w:val="28"/>
-          <w:szCs w:val="28"/>
-          <w:lang w:val="en-IN"/>
-        </w:rPr>
-        <w:t>ResponseSpecBuilder</w:t>
-      </w:r>
-      <w:proofErr w:type="spellEnd"/>
-      <w:r>
-        <w:rPr>
-          <w:rFonts w:cstheme="majorHAnsi"/>
-          <w:b/>
-          <w:bCs/>
-          <w:sz w:val="28"/>
-          <w:szCs w:val="28"/>
-          <w:lang w:val="en-IN"/>
-        </w:rPr>
-        <w:t>)</w:t>
-      </w:r>
-    </w:p>
-    <w:p>
-      <w:pPr>
-        <w:numPr>
-          <w:ilvl w:val="0"/>
-          <w:numId w:val="22"/>
-        </w:numPr>
-        <w:rPr>
-          <w:rFonts w:cstheme="majorHAnsi"/>
-          <w:sz w:val="28"/>
-          <w:szCs w:val="28"/>
-          <w:lang w:val="en-IN"/>
-        </w:rPr>
-      </w:pPr>
-      <w:r>
-        <w:rPr>
-          <w:rFonts w:cstheme="majorHAnsi"/>
-          <w:sz w:val="28"/>
-          <w:szCs w:val="28"/>
-          <w:lang w:val="en-IN"/>
-        </w:rPr>
-        <w:t>Designed for successful resource creation scenarios.</w:t>
-      </w:r>
-    </w:p>
-    <w:p>
-      <w:pPr>
-        <w:numPr>
-          <w:ilvl w:val="0"/>
-          <w:numId w:val="22"/>
-        </w:numPr>
-        <w:rPr>
-          <w:rFonts w:cstheme="majorHAnsi"/>
-          <w:sz w:val="28"/>
-          <w:szCs w:val="28"/>
-          <w:lang w:val="en-IN"/>
-        </w:rPr>
-      </w:pPr>
-      <w:r>
-        <w:rPr>
-          <w:rFonts w:cstheme="majorHAnsi"/>
-          <w:sz w:val="28"/>
-          <w:szCs w:val="28"/>
-          <w:lang w:val="en-IN"/>
-        </w:rPr>
-        <w:t>Ensures response content type is JSON.</w:t>
-      </w:r>
-    </w:p>
-    <w:p>
-      <w:pPr>
-        <w:numPr>
-          <w:ilvl w:val="0"/>
-          <w:numId w:val="22"/>
-        </w:numPr>
-        <w:rPr>
-          <w:rFonts w:cstheme="majorHAnsi"/>
-          <w:sz w:val="28"/>
-          <w:szCs w:val="28"/>
-          <w:lang w:val="en-IN"/>
-        </w:rPr>
-      </w:pPr>
-      <w:r>
-        <w:rPr>
-          <w:rFonts w:cstheme="majorHAnsi"/>
-          <w:sz w:val="28"/>
-          <w:szCs w:val="28"/>
-          <w:lang w:val="en-IN"/>
-        </w:rPr>
-        <w:t xml:space="preserve">Verifies HTTP status code </w:t>
-      </w:r>
-      <w:r>
-        <w:rPr>
-          <w:rFonts w:cstheme="majorHAnsi"/>
-          <w:b/>
-          <w:bCs/>
-          <w:sz w:val="28"/>
-          <w:szCs w:val="28"/>
-          <w:lang w:val="en-IN"/>
-        </w:rPr>
-        <w:t>201 (Created)</w:t>
-      </w:r>
-      <w:r>
-        <w:rPr>
-          <w:rFonts w:cstheme="majorHAnsi"/>
-          <w:sz w:val="28"/>
-          <w:szCs w:val="28"/>
-          <w:lang w:val="en-IN"/>
-        </w:rPr>
-        <w:t>.</w:t>
-      </w:r>
-    </w:p>
-    <w:p>
-      <w:pPr>
-        <w:numPr>
-          <w:ilvl w:val="0"/>
-          <w:numId w:val="22"/>
-        </w:numPr>
-        <w:rPr>
-          <w:rFonts w:cstheme="majorHAnsi"/>
-          <w:sz w:val="28"/>
-          <w:szCs w:val="28"/>
-          <w:lang w:val="en-IN"/>
-        </w:rPr>
-      </w:pPr>
-      <w:r>
-        <w:rPr>
-          <w:rFonts w:cstheme="majorHAnsi"/>
-          <w:sz w:val="28"/>
-          <w:szCs w:val="28"/>
-          <w:lang w:val="en-IN"/>
-        </w:rPr>
-        <w:t>Used after POST requests that create new entities.</w:t>
-      </w:r>
-    </w:p>
-    <w:p>
-      <w:pPr>
-        <w:numPr>
-          <w:ilvl w:val="0"/>
-          <w:numId w:val="22"/>
-        </w:numPr>
-        <w:rPr>
-          <w:rFonts w:cstheme="majorHAnsi"/>
-          <w:sz w:val="28"/>
-          <w:szCs w:val="28"/>
-          <w:lang w:val="en-IN"/>
-        </w:rPr>
-      </w:pPr>
-      <w:r>
-        <w:rPr>
-          <w:rFonts w:cstheme="majorHAnsi"/>
-          <w:sz w:val="28"/>
-          <w:szCs w:val="28"/>
-          <w:lang w:val="en-IN"/>
-        </w:rPr>
-        <w:t>Helps confirm that resource creation is handled properly.</w:t>
-      </w:r>
-    </w:p>
-    <w:p>
-      <w:pPr>
-        <w:rPr>
-          <w:rFonts w:cstheme="majorHAnsi"/>
-          <w:sz w:val="28"/>
-          <w:szCs w:val="28"/>
-          <w:lang w:val="en-IN"/>
-        </w:rPr>
-      </w:pPr>
-      <w:r>
-        <w:rPr>
-          <w:rFonts w:cstheme="majorHAnsi"/>
-          <w:sz w:val="28"/>
-          <w:szCs w:val="28"/>
-          <w:lang w:val="en-IN"/>
-        </w:rPr>
-        <w:pict w14:anchorId="1369ABA3">
-          <v:rect id="_x0000_i1046" style="width:0;height:1.5pt" o:hralign="center" o:hrstd="t" o:hr="t" fillcolor="#a0a0a0" stroked="f"/>
-        </w:pict>
-      </w:r>
-    </w:p>
-    <w:p>
-      <w:pPr>
-        <w:rPr>
-          <w:rFonts w:cstheme="majorHAnsi"/>
-          <w:b/>
-          <w:bCs/>
-          <w:sz w:val="28"/>
-          <w:szCs w:val="28"/>
-          <w:lang w:val="en-IN"/>
-        </w:rPr>
-      </w:pPr>
-      <w:r>
-        <w:rPr>
-          <w:rFonts w:cstheme="majorHAnsi"/>
-          <w:b/>
-          <w:bCs/>
-          <w:sz w:val="28"/>
-          <w:szCs w:val="28"/>
-          <w:lang w:val="en-IN"/>
-        </w:rPr>
-        <w:t xml:space="preserve">9. </w:t>
-      </w:r>
-      <w:proofErr w:type="spellStart"/>
-      <w:r>
-        <w:rPr>
-          <w:rFonts w:cstheme="majorHAnsi"/>
-          <w:b/>
-          <w:bCs/>
-          <w:sz w:val="28"/>
-          <w:szCs w:val="28"/>
-          <w:lang w:val="en-IN"/>
-        </w:rPr>
-        <w:t>commonJsonDeleteResponse</w:t>
-      </w:r>
-      <w:proofErr w:type="spellEnd"/>
-      <w:r>
-        <w:rPr>
-          <w:rFonts w:cstheme="majorHAnsi"/>
-          <w:b/>
-          <w:bCs/>
-          <w:sz w:val="28"/>
-          <w:szCs w:val="28"/>
-          <w:lang w:val="en-IN"/>
-        </w:rPr>
-        <w:t xml:space="preserve"> (</w:t>
-      </w:r>
-      <w:proofErr w:type="spellStart"/>
-      <w:r>
-        <w:rPr>
-          <w:rFonts w:cstheme="majorHAnsi"/>
-          <w:b/>
-          <w:bCs/>
-          <w:sz w:val="28"/>
-          <w:szCs w:val="28"/>
-          <w:lang w:val="en-IN"/>
-        </w:rPr>
-        <w:t>ResponseSpecBuilder</w:t>
-      </w:r>
-      <w:proofErr w:type="spellEnd"/>
-      <w:r>
-        <w:rPr>
-          <w:rFonts w:cstheme="majorHAnsi"/>
-          <w:b/>
-          <w:bCs/>
-          <w:sz w:val="28"/>
-          <w:szCs w:val="28"/>
-          <w:lang w:val="en-IN"/>
-        </w:rPr>
-        <w:t>)</w:t>
-      </w:r>
-    </w:p>
-    <w:p>
-      <w:pPr>
-        <w:numPr>
-          <w:ilvl w:val="0"/>
-          <w:numId w:val="23"/>
-        </w:numPr>
-        <w:rPr>
-          <w:rFonts w:cstheme="majorHAnsi"/>
-          <w:sz w:val="28"/>
-          <w:szCs w:val="28"/>
-          <w:lang w:val="en-IN"/>
-        </w:rPr>
-      </w:pPr>
-      <w:r>
-        <w:rPr>
-          <w:rFonts w:cstheme="majorHAnsi"/>
-          <w:sz w:val="28"/>
-          <w:szCs w:val="28"/>
-          <w:lang w:val="en-IN"/>
-        </w:rPr>
-        <w:lastRenderedPageBreak/>
-        <w:t>Used for validating successful delete operations.</w:t>
-      </w:r>
-    </w:p>
-    <w:p>
-      <w:pPr>
-        <w:numPr>
-          <w:ilvl w:val="0"/>
-          <w:numId w:val="23"/>
-        </w:numPr>
-        <w:rPr>
-          <w:rFonts w:cstheme="majorHAnsi"/>
-          <w:sz w:val="28"/>
-          <w:szCs w:val="28"/>
-          <w:lang w:val="en-IN"/>
-        </w:rPr>
-      </w:pPr>
-      <w:r>
-        <w:rPr>
-          <w:rFonts w:cstheme="majorHAnsi"/>
-          <w:sz w:val="28"/>
-          <w:szCs w:val="28"/>
-          <w:lang w:val="en-IN"/>
-        </w:rPr>
-        <w:t xml:space="preserve">Verifies HTTP status code </w:t>
-      </w:r>
-      <w:r>
-        <w:rPr>
-          <w:rFonts w:cstheme="majorHAnsi"/>
-          <w:b/>
-          <w:bCs/>
-          <w:sz w:val="28"/>
-          <w:szCs w:val="28"/>
-          <w:lang w:val="en-IN"/>
-        </w:rPr>
-        <w:t>204 (No Content)</w:t>
-      </w:r>
-      <w:r>
-        <w:rPr>
-          <w:rFonts w:cstheme="majorHAnsi"/>
-          <w:sz w:val="28"/>
-          <w:szCs w:val="28"/>
-          <w:lang w:val="en-IN"/>
-        </w:rPr>
-        <w:t>.</w:t>
-      </w:r>
-    </w:p>
-    <w:p>
-      <w:pPr>
-        <w:numPr>
-          <w:ilvl w:val="0"/>
-          <w:numId w:val="23"/>
-        </w:numPr>
-        <w:rPr>
-          <w:rFonts w:cstheme="majorHAnsi"/>
-          <w:sz w:val="28"/>
-          <w:szCs w:val="28"/>
-          <w:lang w:val="en-IN"/>
-        </w:rPr>
-      </w:pPr>
-      <w:r>
-        <w:rPr>
-          <w:rFonts w:cstheme="majorHAnsi"/>
-          <w:sz w:val="28"/>
-          <w:szCs w:val="28"/>
-          <w:lang w:val="en-IN"/>
-        </w:rPr>
-        <w:t>Does not check content type since response usually has no body.</w:t>
-      </w:r>
-    </w:p>
-    <w:p>
-      <w:pPr>
-        <w:numPr>
-          <w:ilvl w:val="0"/>
-          <w:numId w:val="23"/>
-        </w:numPr>
-        <w:rPr>
-          <w:rFonts w:cstheme="majorHAnsi"/>
-          <w:sz w:val="28"/>
-          <w:szCs w:val="28"/>
-          <w:lang w:val="en-IN"/>
-        </w:rPr>
-      </w:pPr>
-      <w:r>
-        <w:rPr>
-          <w:rFonts w:cstheme="majorHAnsi"/>
-          <w:sz w:val="28"/>
-          <w:szCs w:val="28"/>
-          <w:lang w:val="en-IN"/>
-        </w:rPr>
-        <w:t>Useful for DELETE endpoint validations.</w:t>
-      </w:r>
-    </w:p>
-    <w:p>
-      <w:pPr>
-        <w:numPr>
-          <w:ilvl w:val="0"/>
-          <w:numId w:val="23"/>
-        </w:numPr>
-        <w:rPr>
-          <w:rFonts w:cstheme="majorHAnsi"/>
-          <w:sz w:val="28"/>
-          <w:szCs w:val="28"/>
-          <w:lang w:val="en-IN"/>
-        </w:rPr>
-      </w:pPr>
-      <w:r>
-        <w:rPr>
-          <w:rFonts w:cstheme="majorHAnsi"/>
-          <w:sz w:val="28"/>
-          <w:szCs w:val="28"/>
-          <w:lang w:val="en-IN"/>
-        </w:rPr>
-        <w:t xml:space="preserve">Confirms proper resource deletion </w:t>
-      </w:r>
-      <w:proofErr w:type="spellStart"/>
-      <w:r>
-        <w:rPr>
-          <w:rFonts w:cstheme="majorHAnsi"/>
-          <w:sz w:val="28"/>
-          <w:szCs w:val="28"/>
-          <w:lang w:val="en-IN"/>
-        </w:rPr>
-        <w:t>behavior</w:t>
-      </w:r>
-      <w:proofErr w:type="spellEnd"/>
-      <w:r>
-        <w:rPr>
-          <w:rFonts w:cstheme="majorHAnsi"/>
-          <w:sz w:val="28"/>
-          <w:szCs w:val="28"/>
-          <w:lang w:val="en-IN"/>
-        </w:rPr>
-        <w:t>.</w:t>
-      </w:r>
     </w:p>
     <w:p>
       <w:pPr>
@@ -5823,7 +4478,18 @@
           <w:szCs w:val="28"/>
           <w:lang w:val="en-IN"/>
         </w:rPr>
-        <w:t xml:space="preserve">10. </w:t>
+        <w:t>4</w:t>
+      </w:r>
+      <w:r>
+        <w:rPr>
+          <w:rFonts w:cstheme="majorHAnsi"/>
+          <w:b/>
+          <w:bCs/>
+          <w:sz w:val="28"/>
+          <w:szCs w:val="28"/>
+          <w:lang w:val="en-IN"/>
+        </w:rPr>
+        <w:t xml:space="preserve">. </w:t>
       </w:r>
       <w:proofErr w:type="spellStart"/>
       <w:r>
@@ -5917,6 +4583,7 @@
           <w:szCs w:val="28"/>
           <w:lang w:val="en-IN"/>
         </w:rPr>
+        <w:lastRenderedPageBreak/>
         <w:t xml:space="preserve">Validates HTTP status code </w:t>
       </w:r>
       <w:r>
@@ -6026,6 +4693,7 @@
           <w:szCs w:val="36"/>
           <w:u w:val="single"/>
         </w:rPr>
+        <w:lastRenderedPageBreak/>
         <w:t>4</w:t>
       </w:r>
       <w:r>
@@ -6039,28 +4707,395 @@
       </w:r>
     </w:p>
     <w:p>
-      <w:pPr>
-        <w:rPr>
-          <w:sz w:val="28"/>
-          <w:szCs w:val="28"/>
-        </w:rPr>
-      </w:pPr>
       <w:r>
         <w:t xml:space="preserve">    </w:t>
       </w:r>
       <w:r>
-        <w:rPr>
-          <w:sz w:val="28"/>
-          <w:szCs w:val="28"/>
-        </w:rPr>
-        <w:t xml:space="preserve">Screenshot then </w:t>
-      </w:r>
-      <w:r>
-        <w:rPr>
-          <w:sz w:val="28"/>
-          <w:szCs w:val="28"/>
-        </w:rPr>
-        <w:t>explanations</w:t>
+        <w:drawing>
+          <wp:inline distT="0" distB="0" distL="0" distR="0" wp14:anchorId="333F010A" wp14:editId="252BC1E3">
+            <wp:extent cx="5486400" cy="7096760"/>
+            <wp:effectExtent l="0" t="0" r="0" b="8890"/>
+            <wp:docPr id="1737405192" name="Picture 1"/>
+            <wp:cNvGraphicFramePr>
+              <a:graphicFrameLocks xmlns:a="http://schemas.openxmlformats.org/drawingml/2006/main" noChangeAspect="1"/>
+            </wp:cNvGraphicFramePr>
+            <a:graphic xmlns:a="http://schemas.openxmlformats.org/drawingml/2006/main">
+              <a:graphicData uri="http://schemas.openxmlformats.org/drawingml/2006/picture">
+                <pic:pic xmlns:pic="http://schemas.openxmlformats.org/drawingml/2006/picture">
+                  <pic:nvPicPr>
+                    <pic:cNvPr id="1737405192" name=""/>
+                    <pic:cNvPicPr/>
+                  </pic:nvPicPr>
+                  <pic:blipFill>
+                    <a:blip r:embed="rId18"/>
+                    <a:stretch>
+                      <a:fillRect/>
+                    </a:stretch>
+                  </pic:blipFill>
+                  <pic:spPr>
+                    <a:xfrm>
+                      <a:off x="0" y="0"/>
+                      <a:ext cx="5486400" cy="7096760"/>
+                    </a:xfrm>
+                    <a:prstGeom prst="rect">
+                      <a:avLst/>
+                    </a:prstGeom>
+                  </pic:spPr>
+                </pic:pic>
+              </a:graphicData>
+            </a:graphic>
+          </wp:inline>
+        </w:drawing>
+      </w:r>
+    </w:p>
+    <w:p>
+      <w:pPr>
+        <w:rPr>
+          <w:sz w:val="28"/>
+          <w:szCs w:val="28"/>
+        </w:rPr>
+      </w:pPr>
+      <w:r>
+        <w:rPr>
+          <w:sz w:val="28"/>
+          <w:szCs w:val="28"/>
+        </w:rPr>
+        <w:lastRenderedPageBreak/>
+        <w:drawing>
+          <wp:inline distT="0" distB="0" distL="0" distR="0" wp14:anchorId="15A45770" wp14:editId="313C5BCC">
+            <wp:extent cx="5486400" cy="5033645"/>
+            <wp:effectExtent l="0" t="0" r="0" b="0"/>
+            <wp:docPr id="1832915488" name="Picture 1"/>
+            <wp:cNvGraphicFramePr>
+              <a:graphicFrameLocks xmlns:a="http://schemas.openxmlformats.org/drawingml/2006/main" noChangeAspect="1"/>
+            </wp:cNvGraphicFramePr>
+            <a:graphic xmlns:a="http://schemas.openxmlformats.org/drawingml/2006/main">
+              <a:graphicData uri="http://schemas.openxmlformats.org/drawingml/2006/picture">
+                <pic:pic xmlns:pic="http://schemas.openxmlformats.org/drawingml/2006/picture">
+                  <pic:nvPicPr>
+                    <pic:cNvPr id="1832915488" name=""/>
+                    <pic:cNvPicPr/>
+                  </pic:nvPicPr>
+                  <pic:blipFill>
+                    <a:blip r:embed="rId19"/>
+                    <a:stretch>
+                      <a:fillRect/>
+                    </a:stretch>
+                  </pic:blipFill>
+                  <pic:spPr>
+                    <a:xfrm>
+                      <a:off x="0" y="0"/>
+                      <a:ext cx="5486400" cy="5033645"/>
+                    </a:xfrm>
+                    <a:prstGeom prst="rect">
+                      <a:avLst/>
+                    </a:prstGeom>
+                  </pic:spPr>
+                </pic:pic>
+              </a:graphicData>
+            </a:graphic>
+          </wp:inline>
+        </w:drawing>
+      </w:r>
+    </w:p>
+    <w:p>
+      <w:pPr>
+        <w:rPr>
+          <w:sz w:val="28"/>
+          <w:szCs w:val="28"/>
+        </w:rPr>
+      </w:pPr>
+      <w:r>
+        <w:rPr>
+          <w:sz w:val="28"/>
+          <w:szCs w:val="28"/>
+        </w:rPr>
+        <w:lastRenderedPageBreak/>
+        <w:drawing>
+          <wp:inline distT="0" distB="0" distL="0" distR="0" wp14:anchorId="0066D961" wp14:editId="217D7FC0">
+            <wp:extent cx="5486400" cy="5991225"/>
+            <wp:effectExtent l="0" t="0" r="0" b="9525"/>
+            <wp:docPr id="289575748" name="Picture 1"/>
+            <wp:cNvGraphicFramePr>
+              <a:graphicFrameLocks xmlns:a="http://schemas.openxmlformats.org/drawingml/2006/main" noChangeAspect="1"/>
+            </wp:cNvGraphicFramePr>
+            <a:graphic xmlns:a="http://schemas.openxmlformats.org/drawingml/2006/main">
+              <a:graphicData uri="http://schemas.openxmlformats.org/drawingml/2006/picture">
+                <pic:pic xmlns:pic="http://schemas.openxmlformats.org/drawingml/2006/picture">
+                  <pic:nvPicPr>
+                    <pic:cNvPr id="289575748" name=""/>
+                    <pic:cNvPicPr/>
+                  </pic:nvPicPr>
+                  <pic:blipFill>
+                    <a:blip r:embed="rId20"/>
+                    <a:stretch>
+                      <a:fillRect/>
+                    </a:stretch>
+                  </pic:blipFill>
+                  <pic:spPr>
+                    <a:xfrm>
+                      <a:off x="0" y="0"/>
+                      <a:ext cx="5486400" cy="5991225"/>
+                    </a:xfrm>
+                    <a:prstGeom prst="rect">
+                      <a:avLst/>
+                    </a:prstGeom>
+                  </pic:spPr>
+                </pic:pic>
+              </a:graphicData>
+            </a:graphic>
+          </wp:inline>
+        </w:drawing>
+      </w:r>
+    </w:p>
+    <w:p>
+      <w:pPr>
+        <w:rPr>
+          <w:sz w:val="28"/>
+          <w:szCs w:val="28"/>
+        </w:rPr>
+      </w:pPr>
+      <w:r>
+        <w:rPr>
+          <w:sz w:val="28"/>
+          <w:szCs w:val="28"/>
+        </w:rPr>
+        <w:lastRenderedPageBreak/>
+        <w:drawing>
+          <wp:inline distT="0" distB="0" distL="0" distR="0" wp14:anchorId="12FAB3D2" wp14:editId="1BD9F20B">
+            <wp:extent cx="5486400" cy="4870450"/>
+            <wp:effectExtent l="0" t="0" r="0" b="6350"/>
+            <wp:docPr id="839940046" name="Picture 1"/>
+            <wp:cNvGraphicFramePr>
+              <a:graphicFrameLocks xmlns:a="http://schemas.openxmlformats.org/drawingml/2006/main" noChangeAspect="1"/>
+            </wp:cNvGraphicFramePr>
+            <a:graphic xmlns:a="http://schemas.openxmlformats.org/drawingml/2006/main">
+              <a:graphicData uri="http://schemas.openxmlformats.org/drawingml/2006/picture">
+                <pic:pic xmlns:pic="http://schemas.openxmlformats.org/drawingml/2006/picture">
+                  <pic:nvPicPr>
+                    <pic:cNvPr id="839940046" name=""/>
+                    <pic:cNvPicPr/>
+                  </pic:nvPicPr>
+                  <pic:blipFill>
+                    <a:blip r:embed="rId21"/>
+                    <a:stretch>
+                      <a:fillRect/>
+                    </a:stretch>
+                  </pic:blipFill>
+                  <pic:spPr>
+                    <a:xfrm>
+                      <a:off x="0" y="0"/>
+                      <a:ext cx="5486400" cy="4870450"/>
+                    </a:xfrm>
+                    <a:prstGeom prst="rect">
+                      <a:avLst/>
+                    </a:prstGeom>
+                  </pic:spPr>
+                </pic:pic>
+              </a:graphicData>
+            </a:graphic>
+          </wp:inline>
+        </w:drawing>
+      </w:r>
+    </w:p>
+    <w:p>
+      <w:pPr>
+        <w:rPr>
+          <w:sz w:val="28"/>
+          <w:szCs w:val="28"/>
+        </w:rPr>
+      </w:pPr>
+      <w:r>
+        <w:rPr>
+          <w:sz w:val="28"/>
+          <w:szCs w:val="28"/>
+        </w:rPr>
+        <w:lastRenderedPageBreak/>
+        <w:drawing>
+          <wp:inline distT="0" distB="0" distL="0" distR="0" wp14:anchorId="5D84424C" wp14:editId="53F42A2B">
+            <wp:extent cx="5486400" cy="4886960"/>
+            <wp:effectExtent l="0" t="0" r="0" b="8890"/>
+            <wp:docPr id="1337132594" name="Picture 1"/>
+            <wp:cNvGraphicFramePr>
+              <a:graphicFrameLocks xmlns:a="http://schemas.openxmlformats.org/drawingml/2006/main" noChangeAspect="1"/>
+            </wp:cNvGraphicFramePr>
+            <a:graphic xmlns:a="http://schemas.openxmlformats.org/drawingml/2006/main">
+              <a:graphicData uri="http://schemas.openxmlformats.org/drawingml/2006/picture">
+                <pic:pic xmlns:pic="http://schemas.openxmlformats.org/drawingml/2006/picture">
+                  <pic:nvPicPr>
+                    <pic:cNvPr id="1337132594" name=""/>
+                    <pic:cNvPicPr/>
+                  </pic:nvPicPr>
+                  <pic:blipFill>
+                    <a:blip r:embed="rId22"/>
+                    <a:stretch>
+                      <a:fillRect/>
+                    </a:stretch>
+                  </pic:blipFill>
+                  <pic:spPr>
+                    <a:xfrm>
+                      <a:off x="0" y="0"/>
+                      <a:ext cx="5486400" cy="4886960"/>
+                    </a:xfrm>
+                    <a:prstGeom prst="rect">
+                      <a:avLst/>
+                    </a:prstGeom>
+                  </pic:spPr>
+                </pic:pic>
+              </a:graphicData>
+            </a:graphic>
+          </wp:inline>
+        </w:drawing>
+      </w:r>
+    </w:p>
+    <w:p>
+      <w:pPr>
+        <w:rPr>
+          <w:sz w:val="28"/>
+          <w:szCs w:val="28"/>
+        </w:rPr>
+      </w:pPr>
+      <w:r>
+        <w:rPr>
+          <w:sz w:val="28"/>
+          <w:szCs w:val="28"/>
+        </w:rPr>
+        <w:lastRenderedPageBreak/>
+        <w:drawing>
+          <wp:inline distT="0" distB="0" distL="0" distR="0" wp14:anchorId="2684AEED" wp14:editId="5474D965">
+            <wp:extent cx="5486400" cy="4718685"/>
+            <wp:effectExtent l="0" t="0" r="0" b="5715"/>
+            <wp:docPr id="674429629" name="Picture 1"/>
+            <wp:cNvGraphicFramePr>
+              <a:graphicFrameLocks xmlns:a="http://schemas.openxmlformats.org/drawingml/2006/main" noChangeAspect="1"/>
+            </wp:cNvGraphicFramePr>
+            <a:graphic xmlns:a="http://schemas.openxmlformats.org/drawingml/2006/main">
+              <a:graphicData uri="http://schemas.openxmlformats.org/drawingml/2006/picture">
+                <pic:pic xmlns:pic="http://schemas.openxmlformats.org/drawingml/2006/picture">
+                  <pic:nvPicPr>
+                    <pic:cNvPr id="674429629" name=""/>
+                    <pic:cNvPicPr/>
+                  </pic:nvPicPr>
+                  <pic:blipFill>
+                    <a:blip r:embed="rId23"/>
+                    <a:stretch>
+                      <a:fillRect/>
+                    </a:stretch>
+                  </pic:blipFill>
+                  <pic:spPr>
+                    <a:xfrm>
+                      <a:off x="0" y="0"/>
+                      <a:ext cx="5486400" cy="4718685"/>
+                    </a:xfrm>
+                    <a:prstGeom prst="rect">
+                      <a:avLst/>
+                    </a:prstGeom>
+                  </pic:spPr>
+                </pic:pic>
+              </a:graphicData>
+            </a:graphic>
+          </wp:inline>
+        </w:drawing>
+      </w:r>
+    </w:p>
+    <w:p>
+      <w:pPr>
+        <w:rPr>
+          <w:sz w:val="28"/>
+          <w:szCs w:val="28"/>
+        </w:rPr>
+      </w:pPr>
+      <w:r>
+        <w:rPr>
+          <w:sz w:val="28"/>
+          <w:szCs w:val="28"/>
+        </w:rPr>
+        <w:lastRenderedPageBreak/>
+        <w:drawing>
+          <wp:inline distT="0" distB="0" distL="0" distR="0" wp14:anchorId="52F46035" wp14:editId="29DFCEAA">
+            <wp:extent cx="5486400" cy="5300980"/>
+            <wp:effectExtent l="0" t="0" r="0" b="0"/>
+            <wp:docPr id="1069246677" name="Picture 1"/>
+            <wp:cNvGraphicFramePr>
+              <a:graphicFrameLocks xmlns:a="http://schemas.openxmlformats.org/drawingml/2006/main" noChangeAspect="1"/>
+            </wp:cNvGraphicFramePr>
+            <a:graphic xmlns:a="http://schemas.openxmlformats.org/drawingml/2006/main">
+              <a:graphicData uri="http://schemas.openxmlformats.org/drawingml/2006/picture">
+                <pic:pic xmlns:pic="http://schemas.openxmlformats.org/drawingml/2006/picture">
+                  <pic:nvPicPr>
+                    <pic:cNvPr id="1069246677" name=""/>
+                    <pic:cNvPicPr/>
+                  </pic:nvPicPr>
+                  <pic:blipFill>
+                    <a:blip r:embed="rId24"/>
+                    <a:stretch>
+                      <a:fillRect/>
+                    </a:stretch>
+                  </pic:blipFill>
+                  <pic:spPr>
+                    <a:xfrm>
+                      <a:off x="0" y="0"/>
+                      <a:ext cx="5486400" cy="5300980"/>
+                    </a:xfrm>
+                    <a:prstGeom prst="rect">
+                      <a:avLst/>
+                    </a:prstGeom>
+                  </pic:spPr>
+                </pic:pic>
+              </a:graphicData>
+            </a:graphic>
+          </wp:inline>
+        </w:drawing>
+      </w:r>
+    </w:p>
+    <w:p>
+      <w:pPr>
+        <w:rPr>
+          <w:sz w:val="28"/>
+          <w:szCs w:val="28"/>
+        </w:rPr>
+      </w:pPr>
+      <w:r>
+        <w:rPr>
+          <w:sz w:val="28"/>
+          <w:szCs w:val="28"/>
+        </w:rPr>
+        <w:lastRenderedPageBreak/>
+        <w:drawing>
+          <wp:inline distT="0" distB="0" distL="0" distR="0" wp14:anchorId="543E46E5" wp14:editId="4723329E">
+            <wp:extent cx="5486400" cy="5226685"/>
+            <wp:effectExtent l="0" t="0" r="0" b="0"/>
+            <wp:docPr id="1923058717" name="Picture 1"/>
+            <wp:cNvGraphicFramePr>
+              <a:graphicFrameLocks xmlns:a="http://schemas.openxmlformats.org/drawingml/2006/main" noChangeAspect="1"/>
+            </wp:cNvGraphicFramePr>
+            <a:graphic xmlns:a="http://schemas.openxmlformats.org/drawingml/2006/main">
+              <a:graphicData uri="http://schemas.openxmlformats.org/drawingml/2006/picture">
+                <pic:pic xmlns:pic="http://schemas.openxmlformats.org/drawingml/2006/picture">
+                  <pic:nvPicPr>
+                    <pic:cNvPr id="1923058717" name=""/>
+                    <pic:cNvPicPr/>
+                  </pic:nvPicPr>
+                  <pic:blipFill>
+                    <a:blip r:embed="rId25"/>
+                    <a:stretch>
+                      <a:fillRect/>
+                    </a:stretch>
+                  </pic:blipFill>
+                  <pic:spPr>
+                    <a:xfrm>
+                      <a:off x="0" y="0"/>
+                      <a:ext cx="5486400" cy="5226685"/>
+                    </a:xfrm>
+                    <a:prstGeom prst="rect">
+                      <a:avLst/>
+                    </a:prstGeom>
+                  </pic:spPr>
+                </pic:pic>
+              </a:graphicData>
+            </a:graphic>
+          </wp:inline>
+        </w:drawing>
       </w:r>
     </w:p>
     <w:p>
@@ -6235,6 +5270,7 @@
           <w:szCs w:val="28"/>
           <w:lang w:val="en-IN"/>
         </w:rPr>
+        <w:lastRenderedPageBreak/>
         <w:t>Initializes the request body before all tests run.</w:t>
       </w:r>
     </w:p>
@@ -6256,7 +5292,6 @@
           <w:szCs w:val="28"/>
           <w:lang w:val="en-IN"/>
         </w:rPr>
-        <w:lastRenderedPageBreak/>
         <w:t>Generates a unique pet ID using current timestamp.</w:t>
       </w:r>
     </w:p>
@@ -6398,22 +5433,13 @@
     </w:p>
     <w:p>
       <w:pPr>
-        <w:rPr>
-          <w:sz w:val="28"/>
-          <w:szCs w:val="28"/>
-          <w:lang w:val="en-IN"/>
-        </w:rPr>
-      </w:pPr>
-      <w:r>
-        <w:rPr>
-          <w:sz w:val="28"/>
-          <w:szCs w:val="28"/>
-          <w:lang w:val="en-IN"/>
-        </w:rPr>
-        <w:pict w14:anchorId="48317236">
-          <v:rect id="_x0000_i1050" style="width:0;height:1.5pt" o:hralign="center" o:hrstd="t" o:hr="t" fillcolor="#a0a0a0" stroked="f"/>
-        </w:pict>
-      </w:r>
+        <w:ind w:left="720"/>
+        <w:rPr>
+          <w:sz w:val="28"/>
+          <w:szCs w:val="28"/>
+          <w:lang w:val="en-IN"/>
+        </w:rPr>
+      </w:pPr>
     </w:p>
     <w:p>
       <w:pPr>
@@ -6422,7 +5448,6 @@
           <w:bCs/>
           <w:sz w:val="28"/>
           <w:szCs w:val="28"/>
-          <w:lang w:val="en-IN"/>
         </w:rPr>
       </w:pPr>
       <w:proofErr w:type="spellStart"/>
@@ -6432,112 +5457,195 @@
           <w:bCs/>
           <w:sz w:val="28"/>
           <w:szCs w:val="28"/>
-          <w:lang w:val="en-IN"/>
-        </w:rPr>
-        <w:t>testCreatePet</w:t>
+        </w:rPr>
+        <w:t>testCreateToken</w:t>
       </w:r>
       <w:proofErr w:type="spellEnd"/>
-      <w:r>
+    </w:p>
+    <w:p>
+      <w:pPr>
+        <w:rPr>
+          <w:sz w:val="28"/>
+          <w:szCs w:val="28"/>
+        </w:rPr>
+      </w:pPr>
+      <w:r>
+        <w:rPr>
+          <w:sz w:val="28"/>
+          <w:szCs w:val="28"/>
+        </w:rPr>
+        <w:t>Creates an authentication token using valid admin credentials.</w:t>
+      </w:r>
+    </w:p>
+    <w:p>
+      <w:pPr>
+        <w:rPr>
+          <w:sz w:val="28"/>
+          <w:szCs w:val="28"/>
+        </w:rPr>
+      </w:pPr>
+      <w:r>
+        <w:rPr>
+          <w:sz w:val="28"/>
+          <w:szCs w:val="28"/>
+        </w:rPr>
+        <w:t>Sends POST request to /auth endpoint with username and password.</w:t>
+      </w:r>
+    </w:p>
+    <w:p>
+      <w:pPr>
+        <w:rPr>
+          <w:sz w:val="28"/>
+          <w:szCs w:val="28"/>
+        </w:rPr>
+      </w:pPr>
+      <w:r>
+        <w:rPr>
+          <w:sz w:val="28"/>
+          <w:szCs w:val="28"/>
+        </w:rPr>
+        <w:t>Extracts token from response JSON for use in secured requests.</w:t>
+      </w:r>
+    </w:p>
+    <w:p>
+      <w:pPr>
         <w:rPr>
           <w:b/>
           <w:bCs/>
           <w:sz w:val="28"/>
           <w:szCs w:val="28"/>
-          <w:lang w:val="en-IN"/>
-        </w:rPr>
-        <w:t>() (POST)</w:t>
-      </w:r>
+        </w:rPr>
+      </w:pPr>
+      <w:proofErr w:type="spellStart"/>
+      <w:r>
+        <w:rPr>
+          <w:b/>
+          <w:bCs/>
+          <w:sz w:val="28"/>
+          <w:szCs w:val="28"/>
+        </w:rPr>
+        <w:t>testGetAllBooking</w:t>
+      </w:r>
+      <w:proofErr w:type="spellEnd"/>
     </w:p>
     <w:p>
       <w:pPr>
-        <w:numPr>
-          <w:ilvl w:val="0"/>
-          <w:numId w:val="44"/>
-        </w:numPr>
-        <w:rPr>
-          <w:sz w:val="28"/>
-          <w:szCs w:val="28"/>
-          <w:lang w:val="en-IN"/>
-        </w:rPr>
-      </w:pPr>
-      <w:r>
-        <w:rPr>
-          <w:sz w:val="28"/>
-          <w:szCs w:val="28"/>
-          <w:lang w:val="en-IN"/>
-        </w:rPr>
-        <w:t>Creates a new pet using POST request.</w:t>
+        <w:rPr>
+          <w:sz w:val="28"/>
+          <w:szCs w:val="28"/>
+        </w:rPr>
+      </w:pPr>
+      <w:r>
+        <w:rPr>
+          <w:sz w:val="28"/>
+          <w:szCs w:val="28"/>
+        </w:rPr>
+        <w:t>Retrieves all booking records using GET /booking.</w:t>
       </w:r>
     </w:p>
     <w:p>
       <w:pPr>
-        <w:numPr>
-          <w:ilvl w:val="0"/>
-          <w:numId w:val="44"/>
-        </w:numPr>
-        <w:rPr>
-          <w:sz w:val="28"/>
-          <w:szCs w:val="28"/>
-          <w:lang w:val="en-IN"/>
-        </w:rPr>
-      </w:pPr>
-      <w:r>
-        <w:rPr>
-          <w:sz w:val="28"/>
-          <w:szCs w:val="28"/>
-          <w:lang w:val="en-IN"/>
-        </w:rPr>
-        <w:t>Validates response status (201) and response body values.</w:t>
+        <w:rPr>
+          <w:sz w:val="28"/>
+          <w:szCs w:val="28"/>
+        </w:rPr>
+      </w:pPr>
+      <w:r>
+        <w:rPr>
+          <w:sz w:val="28"/>
+          <w:szCs w:val="28"/>
+        </w:rPr>
+        <w:t>Validates that response is JSON and contains booking IDs.</w:t>
       </w:r>
     </w:p>
     <w:p>
       <w:pPr>
-        <w:numPr>
-          <w:ilvl w:val="0"/>
-          <w:numId w:val="44"/>
-        </w:numPr>
-        <w:rPr>
-          <w:sz w:val="28"/>
-          <w:szCs w:val="28"/>
-          <w:lang w:val="en-IN"/>
-        </w:rPr>
-      </w:pPr>
-      <w:r>
-        <w:rPr>
-          <w:sz w:val="28"/>
-          <w:szCs w:val="28"/>
-          <w:lang w:val="en-IN"/>
-        </w:rPr>
-        <w:t>Extracts and stores the created pet ID for later tests.</w:t>
+        <w:rPr>
+          <w:sz w:val="28"/>
+          <w:szCs w:val="28"/>
+        </w:rPr>
+      </w:pPr>
+      <w:r>
+        <w:rPr>
+          <w:sz w:val="28"/>
+          <w:szCs w:val="28"/>
+        </w:rPr>
+        <w:t>Ensures at least one booking exists in the list.</w:t>
       </w:r>
     </w:p>
     <w:p>
       <w:pPr>
         <w:rPr>
-          <w:sz w:val="28"/>
-          <w:szCs w:val="28"/>
-          <w:lang w:val="en-IN"/>
-        </w:rPr>
-      </w:pPr>
-      <w:r>
-        <w:rPr>
-          <w:sz w:val="28"/>
-          <w:szCs w:val="28"/>
-          <w:lang w:val="en-IN"/>
-        </w:rPr>
-        <w:pict w14:anchorId="2BF76606">
-          <v:rect id="_x0000_i1051" style="width:0;height:1.5pt" o:hralign="center" o:hrstd="t" o:hr="t" fillcolor="#a0a0a0" stroked="f"/>
-        </w:pict>
-      </w:r>
+          <w:b/>
+          <w:bCs/>
+          <w:sz w:val="28"/>
+          <w:szCs w:val="28"/>
+        </w:rPr>
+      </w:pPr>
+      <w:proofErr w:type="spellStart"/>
+      <w:r>
+        <w:rPr>
+          <w:b/>
+          <w:bCs/>
+          <w:sz w:val="28"/>
+          <w:szCs w:val="28"/>
+        </w:rPr>
+        <w:t>createBooking</w:t>
+      </w:r>
+      <w:proofErr w:type="spellEnd"/>
     </w:p>
     <w:p>
       <w:pPr>
         <w:rPr>
+          <w:sz w:val="28"/>
+          <w:szCs w:val="28"/>
+        </w:rPr>
+      </w:pPr>
+      <w:r>
+        <w:rPr>
+          <w:sz w:val="28"/>
+          <w:szCs w:val="28"/>
+        </w:rPr>
+        <w:t>Creates a new booking using POST /booking with request body.</w:t>
+      </w:r>
+    </w:p>
+    <w:p>
+      <w:pPr>
+        <w:rPr>
+          <w:sz w:val="28"/>
+          <w:szCs w:val="28"/>
+        </w:rPr>
+      </w:pPr>
+      <w:r>
+        <w:rPr>
+          <w:sz w:val="28"/>
+          <w:szCs w:val="28"/>
+        </w:rPr>
+        <w:t>Stores returned booking ID for later test usage.</w:t>
+      </w:r>
+    </w:p>
+    <w:p>
+      <w:pPr>
+        <w:rPr>
+          <w:sz w:val="28"/>
+          <w:szCs w:val="28"/>
+        </w:rPr>
+      </w:pPr>
+      <w:r>
+        <w:rPr>
+          <w:sz w:val="28"/>
+          <w:szCs w:val="28"/>
+        </w:rPr>
+        <w:t>Verifies booking ID is generated successfully.</w:t>
+      </w:r>
+    </w:p>
+    <w:p>
+      <w:pPr>
+        <w:rPr>
           <w:b/>
           <w:bCs/>
           <w:sz w:val="28"/>
           <w:szCs w:val="28"/>
-          <w:lang w:val="en-IN"/>
         </w:rPr>
       </w:pPr>
       <w:proofErr w:type="spellStart"/>
@@ -6547,112 +5655,228 @@
           <w:bCs/>
           <w:sz w:val="28"/>
           <w:szCs w:val="28"/>
-          <w:lang w:val="en-IN"/>
-        </w:rPr>
-        <w:t>testGetPet</w:t>
+        </w:rPr>
+        <w:t>getBookingByID</w:t>
       </w:r>
       <w:proofErr w:type="spellEnd"/>
-      <w:r>
+    </w:p>
+    <w:p>
+      <w:pPr>
+        <w:rPr>
+          <w:sz w:val="28"/>
+          <w:szCs w:val="28"/>
+        </w:rPr>
+      </w:pPr>
+      <w:r>
+        <w:rPr>
+          <w:sz w:val="28"/>
+          <w:szCs w:val="28"/>
+        </w:rPr>
+        <w:lastRenderedPageBreak/>
+        <w:t>Fetches booking details using a path parameter ID.</w:t>
+      </w:r>
+    </w:p>
+    <w:p>
+      <w:pPr>
+        <w:rPr>
+          <w:sz w:val="28"/>
+          <w:szCs w:val="28"/>
+        </w:rPr>
+      </w:pPr>
+      <w:r>
+        <w:rPr>
+          <w:sz w:val="28"/>
+          <w:szCs w:val="28"/>
+        </w:rPr>
+        <w:t xml:space="preserve">Validates response contains customer details like </w:t>
+      </w:r>
+      <w:proofErr w:type="spellStart"/>
+      <w:r>
+        <w:rPr>
+          <w:sz w:val="28"/>
+          <w:szCs w:val="28"/>
+        </w:rPr>
+        <w:t>firstname</w:t>
+      </w:r>
+      <w:proofErr w:type="spellEnd"/>
+      <w:r>
+        <w:rPr>
+          <w:sz w:val="28"/>
+          <w:szCs w:val="28"/>
+        </w:rPr>
+        <w:t>.</w:t>
+      </w:r>
+    </w:p>
+    <w:p>
+      <w:pPr>
+        <w:rPr>
+          <w:sz w:val="28"/>
+          <w:szCs w:val="28"/>
+        </w:rPr>
+      </w:pPr>
+      <w:r>
+        <w:rPr>
+          <w:sz w:val="28"/>
+          <w:szCs w:val="28"/>
+        </w:rPr>
+        <w:t>Ensures total price returned is valid and non-negative.</w:t>
+      </w:r>
+    </w:p>
+    <w:p>
+      <w:pPr>
         <w:rPr>
           <w:b/>
           <w:bCs/>
           <w:sz w:val="28"/>
           <w:szCs w:val="28"/>
-          <w:lang w:val="en-IN"/>
-        </w:rPr>
-        <w:t>() (GET)</w:t>
-      </w:r>
+        </w:rPr>
+      </w:pPr>
+      <w:proofErr w:type="spellStart"/>
+      <w:r>
+        <w:rPr>
+          <w:b/>
+          <w:bCs/>
+          <w:sz w:val="28"/>
+          <w:szCs w:val="28"/>
+        </w:rPr>
+        <w:t>getBookingByIDQueryPath</w:t>
+      </w:r>
+      <w:proofErr w:type="spellEnd"/>
     </w:p>
     <w:p>
       <w:pPr>
-        <w:numPr>
-          <w:ilvl w:val="0"/>
-          <w:numId w:val="45"/>
-        </w:numPr>
-        <w:rPr>
-          <w:sz w:val="28"/>
-          <w:szCs w:val="28"/>
-          <w:lang w:val="en-IN"/>
-        </w:rPr>
-      </w:pPr>
-      <w:r>
-        <w:rPr>
-          <w:sz w:val="28"/>
-          <w:szCs w:val="28"/>
-          <w:lang w:val="en-IN"/>
-        </w:rPr>
-        <w:t>Fetches the created pet using its ID.</w:t>
+        <w:rPr>
+          <w:sz w:val="28"/>
+          <w:szCs w:val="28"/>
+        </w:rPr>
+      </w:pPr>
+      <w:r>
+        <w:rPr>
+          <w:sz w:val="28"/>
+          <w:szCs w:val="28"/>
+        </w:rPr>
+        <w:t>Attempts to fetch booking using query parameter instead of path.</w:t>
       </w:r>
     </w:p>
     <w:p>
       <w:pPr>
-        <w:numPr>
-          <w:ilvl w:val="0"/>
-          <w:numId w:val="45"/>
-        </w:numPr>
-        <w:rPr>
-          <w:sz w:val="28"/>
-          <w:szCs w:val="28"/>
-          <w:lang w:val="en-IN"/>
-        </w:rPr>
-      </w:pPr>
-      <w:r>
-        <w:rPr>
-          <w:sz w:val="28"/>
-          <w:szCs w:val="28"/>
-          <w:lang w:val="en-IN"/>
-        </w:rPr>
-        <w:t>Validates response status (200) and returned data.</w:t>
+        <w:rPr>
+          <w:sz w:val="28"/>
+          <w:szCs w:val="28"/>
+        </w:rPr>
+      </w:pPr>
+      <w:r>
+        <w:rPr>
+          <w:sz w:val="28"/>
+          <w:szCs w:val="28"/>
+        </w:rPr>
+        <w:t>Sends GET request to /booking with query param id.</w:t>
       </w:r>
     </w:p>
     <w:p>
       <w:pPr>
-        <w:numPr>
-          <w:ilvl w:val="0"/>
-          <w:numId w:val="45"/>
-        </w:numPr>
-        <w:rPr>
-          <w:sz w:val="28"/>
-          <w:szCs w:val="28"/>
-          <w:lang w:val="en-IN"/>
-        </w:rPr>
-      </w:pPr>
-      <w:r>
-        <w:rPr>
-          <w:sz w:val="28"/>
-          <w:szCs w:val="28"/>
-          <w:lang w:val="en-IN"/>
-        </w:rPr>
-        <w:t>Ensures the correct pet details are retrieved.</w:t>
+        <w:rPr>
+          <w:sz w:val="28"/>
+          <w:szCs w:val="28"/>
+        </w:rPr>
+      </w:pPr>
+      <w:r>
+        <w:rPr>
+          <w:sz w:val="28"/>
+          <w:szCs w:val="28"/>
+        </w:rPr>
+        <w:t>Validates booking details are returned in response.</w:t>
       </w:r>
     </w:p>
     <w:p>
       <w:pPr>
         <w:rPr>
-          <w:sz w:val="28"/>
-          <w:szCs w:val="28"/>
-          <w:lang w:val="en-IN"/>
-        </w:rPr>
-      </w:pPr>
-      <w:r>
-        <w:rPr>
-          <w:sz w:val="28"/>
-          <w:szCs w:val="28"/>
-          <w:lang w:val="en-IN"/>
-        </w:rPr>
-        <w:pict w14:anchorId="4D11B6F1">
-          <v:rect id="_x0000_i1052" style="width:0;height:1.5pt" o:hralign="center" o:hrstd="t" o:hr="t" fillcolor="#a0a0a0" stroked="f"/>
-        </w:pict>
-      </w:r>
+          <w:b/>
+          <w:bCs/>
+          <w:sz w:val="28"/>
+          <w:szCs w:val="28"/>
+        </w:rPr>
+      </w:pPr>
+      <w:proofErr w:type="spellStart"/>
+      <w:r>
+        <w:rPr>
+          <w:b/>
+          <w:bCs/>
+          <w:sz w:val="28"/>
+          <w:szCs w:val="28"/>
+        </w:rPr>
+        <w:t>updateBookingById</w:t>
+      </w:r>
+      <w:proofErr w:type="spellEnd"/>
     </w:p>
     <w:p>
       <w:pPr>
         <w:rPr>
+          <w:sz w:val="28"/>
+          <w:szCs w:val="28"/>
+        </w:rPr>
+      </w:pPr>
+      <w:r>
+        <w:rPr>
+          <w:sz w:val="28"/>
+          <w:szCs w:val="28"/>
+        </w:rPr>
+        <w:t>Updates existing booking using PUT /booking/{id}.</w:t>
+      </w:r>
+    </w:p>
+    <w:p>
+      <w:pPr>
+        <w:rPr>
+          <w:sz w:val="28"/>
+          <w:szCs w:val="28"/>
+        </w:rPr>
+      </w:pPr>
+      <w:r>
+        <w:rPr>
+          <w:sz w:val="28"/>
+          <w:szCs w:val="28"/>
+        </w:rPr>
+        <w:t>Uses authentication token in cookie header for authorization.</w:t>
+      </w:r>
+    </w:p>
+    <w:p>
+      <w:pPr>
+        <w:rPr>
+          <w:sz w:val="28"/>
+          <w:szCs w:val="28"/>
+        </w:rPr>
+      </w:pPr>
+      <w:r>
+        <w:rPr>
+          <w:sz w:val="28"/>
+          <w:szCs w:val="28"/>
+        </w:rPr>
+        <w:t xml:space="preserve">Verifies that updated data like </w:t>
+      </w:r>
+      <w:proofErr w:type="spellStart"/>
+      <w:r>
+        <w:rPr>
+          <w:sz w:val="28"/>
+          <w:szCs w:val="28"/>
+        </w:rPr>
+        <w:t>firstname</w:t>
+      </w:r>
+      <w:proofErr w:type="spellEnd"/>
+      <w:r>
+        <w:rPr>
+          <w:sz w:val="28"/>
+          <w:szCs w:val="28"/>
+        </w:rPr>
+        <w:t xml:space="preserve"> is reflected.</w:t>
+      </w:r>
+    </w:p>
+    <w:p>
+      <w:pPr>
+        <w:rPr>
           <w:b/>
           <w:bCs/>
           <w:sz w:val="28"/>
           <w:szCs w:val="28"/>
-          <w:lang w:val="en-IN"/>
         </w:rPr>
       </w:pPr>
       <w:proofErr w:type="spellStart"/>
@@ -6662,83 +5886,54 @@
           <w:bCs/>
           <w:sz w:val="28"/>
           <w:szCs w:val="28"/>
-          <w:lang w:val="en-IN"/>
-        </w:rPr>
-        <w:t>testUpdatePet</w:t>
+        </w:rPr>
+        <w:t>testDeleteBooking</w:t>
       </w:r>
       <w:proofErr w:type="spellEnd"/>
-      <w:r>
-        <w:rPr>
-          <w:b/>
-          <w:bCs/>
-          <w:sz w:val="28"/>
-          <w:szCs w:val="28"/>
-          <w:lang w:val="en-IN"/>
-        </w:rPr>
-        <w:t>() (PUT)</w:t>
-      </w:r>
     </w:p>
     <w:p>
       <w:pPr>
-        <w:numPr>
-          <w:ilvl w:val="0"/>
-          <w:numId w:val="46"/>
-        </w:numPr>
-        <w:rPr>
-          <w:sz w:val="28"/>
-          <w:szCs w:val="28"/>
-          <w:lang w:val="en-IN"/>
-        </w:rPr>
-      </w:pPr>
-      <w:r>
-        <w:rPr>
-          <w:sz w:val="28"/>
-          <w:szCs w:val="28"/>
-          <w:lang w:val="en-IN"/>
-        </w:rPr>
-        <w:t>Updates the existing pet’s name and status.</w:t>
+        <w:rPr>
+          <w:sz w:val="28"/>
+          <w:szCs w:val="28"/>
+        </w:rPr>
+      </w:pPr>
+      <w:r>
+        <w:rPr>
+          <w:sz w:val="28"/>
+          <w:szCs w:val="28"/>
+        </w:rPr>
+        <w:t>Creates a booking and then deletes it using DELETE endpoint.</w:t>
       </w:r>
     </w:p>
     <w:p>
       <w:pPr>
-        <w:numPr>
-          <w:ilvl w:val="0"/>
-          <w:numId w:val="46"/>
-        </w:numPr>
-        <w:rPr>
-          <w:sz w:val="28"/>
-          <w:szCs w:val="28"/>
-          <w:lang w:val="en-IN"/>
-        </w:rPr>
-      </w:pPr>
-      <w:r>
-        <w:rPr>
-          <w:sz w:val="28"/>
-          <w:szCs w:val="28"/>
-          <w:lang w:val="en-IN"/>
-        </w:rPr>
-        <w:t>Verifies that updated values are reflected in the response.</w:t>
+        <w:rPr>
+          <w:sz w:val="28"/>
+          <w:szCs w:val="28"/>
+        </w:rPr>
+      </w:pPr>
+      <w:r>
+        <w:rPr>
+          <w:sz w:val="28"/>
+          <w:szCs w:val="28"/>
+        </w:rPr>
+        <w:t>Uses auth token to authorize deletion request.</w:t>
       </w:r>
     </w:p>
     <w:p>
       <w:pPr>
-        <w:numPr>
-          <w:ilvl w:val="0"/>
-          <w:numId w:val="46"/>
-        </w:numPr>
-        <w:rPr>
-          <w:sz w:val="28"/>
-          <w:szCs w:val="28"/>
-          <w:lang w:val="en-IN"/>
-        </w:rPr>
-      </w:pPr>
-      <w:r>
-        <w:rPr>
-          <w:sz w:val="28"/>
-          <w:szCs w:val="28"/>
-          <w:lang w:val="en-IN"/>
-        </w:rPr>
-        <w:t>Confirms the API correctly modifies existing data.</w:t>
+        <w:rPr>
+          <w:sz w:val="28"/>
+          <w:szCs w:val="28"/>
+        </w:rPr>
+      </w:pPr>
+      <w:r>
+        <w:rPr>
+          <w:sz w:val="28"/>
+          <w:szCs w:val="28"/>
+        </w:rPr>
+        <w:t>Confirms deletion by verifying GET returns 404 status.</w:t>
       </w:r>
     </w:p>
     <w:p>
@@ -6747,254 +5942,6 @@
           <w:sz w:val="28"/>
           <w:szCs w:val="28"/>
           <w:lang w:val="en-IN"/>
-        </w:rPr>
-      </w:pPr>
-      <w:r>
-        <w:rPr>
-          <w:sz w:val="28"/>
-          <w:szCs w:val="28"/>
-          <w:lang w:val="en-IN"/>
-        </w:rPr>
-        <w:lastRenderedPageBreak/>
-        <w:pict w14:anchorId="3BA40F52">
-          <v:rect id="_x0000_i1053" style="width:0;height:1.5pt" o:hralign="center" o:hrstd="t" o:hr="t" fillcolor="#a0a0a0" stroked="f"/>
-        </w:pict>
-      </w:r>
-    </w:p>
-    <w:p>
-      <w:pPr>
-        <w:rPr>
-          <w:b/>
-          <w:bCs/>
-          <w:sz w:val="28"/>
-          <w:szCs w:val="28"/>
-          <w:lang w:val="en-IN"/>
-        </w:rPr>
-      </w:pPr>
-      <w:proofErr w:type="spellStart"/>
-      <w:r>
-        <w:rPr>
-          <w:b/>
-          <w:bCs/>
-          <w:sz w:val="28"/>
-          <w:szCs w:val="28"/>
-          <w:lang w:val="en-IN"/>
-        </w:rPr>
-        <w:t>testDeletePet</w:t>
-      </w:r>
-      <w:proofErr w:type="spellEnd"/>
-      <w:r>
-        <w:rPr>
-          <w:b/>
-          <w:bCs/>
-          <w:sz w:val="28"/>
-          <w:szCs w:val="28"/>
-          <w:lang w:val="en-IN"/>
-        </w:rPr>
-        <w:t>() (DELETE)</w:t>
-      </w:r>
-    </w:p>
-    <w:p>
-      <w:pPr>
-        <w:numPr>
-          <w:ilvl w:val="0"/>
-          <w:numId w:val="47"/>
-        </w:numPr>
-        <w:rPr>
-          <w:sz w:val="28"/>
-          <w:szCs w:val="28"/>
-          <w:lang w:val="en-IN"/>
-        </w:rPr>
-      </w:pPr>
-      <w:r>
-        <w:rPr>
-          <w:sz w:val="28"/>
-          <w:szCs w:val="28"/>
-          <w:lang w:val="en-IN"/>
-        </w:rPr>
-        <w:t>Deletes the pet using its ID.</w:t>
-      </w:r>
-    </w:p>
-    <w:p>
-      <w:pPr>
-        <w:numPr>
-          <w:ilvl w:val="0"/>
-          <w:numId w:val="47"/>
-        </w:numPr>
-        <w:rPr>
-          <w:sz w:val="28"/>
-          <w:szCs w:val="28"/>
-          <w:lang w:val="en-IN"/>
-        </w:rPr>
-      </w:pPr>
-      <w:r>
-        <w:rPr>
-          <w:sz w:val="28"/>
-          <w:szCs w:val="28"/>
-          <w:lang w:val="en-IN"/>
-        </w:rPr>
-        <w:t>Verifies successful deletion with status code 204.</w:t>
-      </w:r>
-    </w:p>
-    <w:p>
-      <w:pPr>
-        <w:numPr>
-          <w:ilvl w:val="0"/>
-          <w:numId w:val="47"/>
-        </w:numPr>
-        <w:rPr>
-          <w:sz w:val="28"/>
-          <w:szCs w:val="28"/>
-          <w:lang w:val="en-IN"/>
-        </w:rPr>
-      </w:pPr>
-      <w:r>
-        <w:rPr>
-          <w:sz w:val="28"/>
-          <w:szCs w:val="28"/>
-          <w:lang w:val="en-IN"/>
-        </w:rPr>
-        <w:t>Confirms deletion by checking that GET returns 404.</w:t>
-      </w:r>
-    </w:p>
-    <w:p>
-      <w:pPr>
-        <w:rPr>
-          <w:sz w:val="28"/>
-          <w:szCs w:val="28"/>
-          <w:lang w:val="en-IN"/>
-        </w:rPr>
-      </w:pPr>
-      <w:r>
-        <w:rPr>
-          <w:sz w:val="28"/>
-          <w:szCs w:val="28"/>
-          <w:lang w:val="en-IN"/>
-        </w:rPr>
-        <w:pict w14:anchorId="1FEC997A">
-          <v:rect id="_x0000_i1054" style="width:0;height:1.5pt" o:hralign="center" o:hrstd="t" o:hr="t" fillcolor="#a0a0a0" stroked="f"/>
-        </w:pict>
-      </w:r>
-    </w:p>
-    <w:p>
-      <w:pPr>
-        <w:rPr>
-          <w:b/>
-          <w:bCs/>
-          <w:sz w:val="28"/>
-          <w:szCs w:val="28"/>
-          <w:lang w:val="en-IN"/>
-        </w:rPr>
-      </w:pPr>
-      <w:proofErr w:type="spellStart"/>
-      <w:r>
-        <w:rPr>
-          <w:b/>
-          <w:bCs/>
-          <w:sz w:val="28"/>
-          <w:szCs w:val="28"/>
-          <w:lang w:val="en-IN"/>
-        </w:rPr>
-        <w:t>testDeletePetWithApiKey</w:t>
-      </w:r>
-      <w:proofErr w:type="spellEnd"/>
-      <w:r>
-        <w:rPr>
-          <w:b/>
-          <w:bCs/>
-          <w:sz w:val="28"/>
-          <w:szCs w:val="28"/>
-          <w:lang w:val="en-IN"/>
-        </w:rPr>
-        <w:t>() (DELETE with API Key)</w:t>
-      </w:r>
-    </w:p>
-    <w:p>
-      <w:pPr>
-        <w:numPr>
-          <w:ilvl w:val="0"/>
-          <w:numId w:val="48"/>
-        </w:numPr>
-        <w:rPr>
-          <w:sz w:val="28"/>
-          <w:szCs w:val="28"/>
-          <w:lang w:val="en-IN"/>
-        </w:rPr>
-      </w:pPr>
-      <w:r>
-        <w:rPr>
-          <w:sz w:val="28"/>
-          <w:szCs w:val="28"/>
-          <w:lang w:val="en-IN"/>
-        </w:rPr>
-        <w:t>Deletes the pet using an API key for authentication.</w:t>
-      </w:r>
-    </w:p>
-    <w:p>
-      <w:pPr>
-        <w:numPr>
-          <w:ilvl w:val="0"/>
-          <w:numId w:val="48"/>
-        </w:numPr>
-        <w:rPr>
-          <w:sz w:val="28"/>
-          <w:szCs w:val="28"/>
-          <w:lang w:val="en-IN"/>
-        </w:rPr>
-      </w:pPr>
-      <w:r>
-        <w:rPr>
-          <w:sz w:val="28"/>
-          <w:szCs w:val="28"/>
-          <w:lang w:val="en-IN"/>
-        </w:rPr>
-        <w:t>Adds x-</w:t>
-      </w:r>
-      <w:proofErr w:type="spellStart"/>
-      <w:r>
-        <w:rPr>
-          <w:sz w:val="28"/>
-          <w:szCs w:val="28"/>
-          <w:lang w:val="en-IN"/>
-        </w:rPr>
-        <w:t>api</w:t>
-      </w:r>
-      <w:proofErr w:type="spellEnd"/>
-      <w:r>
-        <w:rPr>
-          <w:sz w:val="28"/>
-          <w:szCs w:val="28"/>
-          <w:lang w:val="en-IN"/>
-        </w:rPr>
-        <w:t>-key header to authorize the request.</w:t>
-      </w:r>
-    </w:p>
-    <w:p>
-      <w:pPr>
-        <w:numPr>
-          <w:ilvl w:val="0"/>
-          <w:numId w:val="48"/>
-        </w:numPr>
-        <w:rPr>
-          <w:sz w:val="28"/>
-          <w:szCs w:val="28"/>
-          <w:lang w:val="en-IN"/>
-        </w:rPr>
-      </w:pPr>
-      <w:r>
-        <w:rPr>
-          <w:sz w:val="28"/>
-          <w:szCs w:val="28"/>
-          <w:lang w:val="en-IN"/>
-        </w:rPr>
-        <w:t>Verifies deletion and confirms resource no longer exists.</w:t>
-      </w:r>
-    </w:p>
-    <w:p>
-      <w:pPr>
-        <w:rPr>
-          <w:sz w:val="28"/>
-          <w:szCs w:val="28"/>
         </w:rPr>
       </w:pPr>
     </w:p>
@@ -7135,6 +6082,7 @@
           <w:sz w:val="28"/>
           <w:szCs w:val="28"/>
         </w:rPr>
+        <w:lastRenderedPageBreak/>
         <w:t>allure serve target/allure-results</w:t>
       </w:r>
     </w:p>
@@ -7164,466 +6112,13 @@
     </w:p>
     <w:p>
       <w:pPr>
-        <w:pStyle w:val="Heading2"/>
-        <w:rPr>
-          <w:rFonts w:cstheme="majorHAnsi"/>
-          <w:color w:val="000000" w:themeColor="text1"/>
-          <w:sz w:val="36"/>
-          <w:szCs w:val="36"/>
+        <w:rPr>
+          <w:sz w:val="28"/>
+          <w:szCs w:val="28"/>
           <w:u w:val="single"/>
-        </w:rPr>
-      </w:pPr>
-      <w:r>
-        <w:rPr>
-          <w:rFonts w:cstheme="majorHAnsi"/>
-          <w:color w:val="000000" w:themeColor="text1"/>
-          <w:sz w:val="36"/>
-          <w:szCs w:val="36"/>
-          <w:u w:val="single"/>
-        </w:rPr>
-        <w:t>Test Execution Summary</w:t>
-      </w:r>
-    </w:p>
-    <w:p/>
-    <w:tbl>
-      <w:tblPr>
-        <w:tblW w:w="0" w:type="auto"/>
-        <w:tblLook w:val="04A0" w:firstRow="1" w:lastRow="0" w:firstColumn="1" w:lastColumn="0" w:noHBand="0" w:noVBand="1"/>
-      </w:tblPr>
-      <w:tblGrid>
-        <w:gridCol w:w="2160"/>
-        <w:gridCol w:w="2910"/>
-        <w:gridCol w:w="1410"/>
-        <w:gridCol w:w="2160"/>
-      </w:tblGrid>
-      <w:tr>
-        <w:tc>
-          <w:tcPr>
-            <w:tcW w:w="2160" w:type="dxa"/>
-            <w:hideMark/>
-          </w:tcPr>
-          <w:p>
-            <w:pPr>
-              <w:rPr>
-                <w:sz w:val="28"/>
-                <w:szCs w:val="28"/>
-              </w:rPr>
-            </w:pPr>
-            <w:r>
-              <w:rPr>
-                <w:sz w:val="28"/>
-                <w:szCs w:val="28"/>
-              </w:rPr>
-              <w:lastRenderedPageBreak/>
-              <w:t>Test Case ID</w:t>
-            </w:r>
-          </w:p>
-        </w:tc>
-        <w:tc>
-          <w:tcPr>
-            <w:tcW w:w="2910" w:type="dxa"/>
-            <w:hideMark/>
-          </w:tcPr>
-          <w:p>
-            <w:pPr>
-              <w:rPr>
-                <w:sz w:val="28"/>
-                <w:szCs w:val="28"/>
-              </w:rPr>
-            </w:pPr>
-            <w:r>
-              <w:rPr>
-                <w:sz w:val="28"/>
-                <w:szCs w:val="28"/>
-              </w:rPr>
-              <w:t>Scenario</w:t>
-            </w:r>
-          </w:p>
-        </w:tc>
-        <w:tc>
-          <w:tcPr>
-            <w:tcW w:w="1410" w:type="dxa"/>
-            <w:hideMark/>
-          </w:tcPr>
-          <w:p>
-            <w:pPr>
-              <w:rPr>
-                <w:sz w:val="28"/>
-                <w:szCs w:val="28"/>
-              </w:rPr>
-            </w:pPr>
-            <w:r>
-              <w:rPr>
-                <w:sz w:val="28"/>
-                <w:szCs w:val="28"/>
-              </w:rPr>
-              <w:t>Status</w:t>
-            </w:r>
-          </w:p>
-        </w:tc>
-        <w:tc>
-          <w:tcPr>
-            <w:tcW w:w="2160" w:type="dxa"/>
-            <w:hideMark/>
-          </w:tcPr>
-          <w:p>
-            <w:pPr>
-              <w:rPr>
-                <w:sz w:val="28"/>
-                <w:szCs w:val="28"/>
-              </w:rPr>
-            </w:pPr>
-          </w:p>
-        </w:tc>
-      </w:tr>
-      <w:tr>
-        <w:tc>
-          <w:tcPr>
-            <w:tcW w:w="2160" w:type="dxa"/>
-            <w:hideMark/>
-          </w:tcPr>
-          <w:p>
-            <w:pPr>
-              <w:rPr>
-                <w:sz w:val="28"/>
-                <w:szCs w:val="28"/>
-              </w:rPr>
-            </w:pPr>
-            <w:r>
-              <w:rPr>
-                <w:sz w:val="28"/>
-                <w:szCs w:val="28"/>
-              </w:rPr>
-              <w:t>TC01</w:t>
-            </w:r>
-          </w:p>
-        </w:tc>
-        <w:tc>
-          <w:tcPr>
-            <w:tcW w:w="2910" w:type="dxa"/>
-            <w:hideMark/>
-          </w:tcPr>
-          <w:p>
-            <w:pPr>
-              <w:rPr>
-                <w:sz w:val="28"/>
-                <w:szCs w:val="28"/>
-              </w:rPr>
-            </w:pPr>
-            <w:r>
-              <w:rPr>
-                <w:sz w:val="28"/>
-                <w:szCs w:val="28"/>
-              </w:rPr>
-              <w:t>Create Order API</w:t>
-            </w:r>
-          </w:p>
-        </w:tc>
-        <w:tc>
-          <w:tcPr>
-            <w:tcW w:w="1410" w:type="dxa"/>
-            <w:hideMark/>
-          </w:tcPr>
-          <w:p>
-            <w:pPr>
-              <w:rPr>
-                <w:sz w:val="28"/>
-                <w:szCs w:val="28"/>
-              </w:rPr>
-            </w:pPr>
-            <w:r>
-              <w:rPr>
-                <w:sz w:val="28"/>
-                <w:szCs w:val="28"/>
-              </w:rPr>
-              <w:t>Passed</w:t>
-            </w:r>
-          </w:p>
-        </w:tc>
-        <w:tc>
-          <w:tcPr>
-            <w:tcW w:w="2160" w:type="dxa"/>
-          </w:tcPr>
-          <w:p>
-            <w:pPr>
-              <w:rPr>
-                <w:sz w:val="28"/>
-                <w:szCs w:val="28"/>
-              </w:rPr>
-            </w:pPr>
-          </w:p>
-        </w:tc>
-      </w:tr>
-      <w:tr>
-        <w:tc>
-          <w:tcPr>
-            <w:tcW w:w="2160" w:type="dxa"/>
-            <w:hideMark/>
-          </w:tcPr>
-          <w:p>
-            <w:pPr>
-              <w:rPr>
-                <w:sz w:val="28"/>
-                <w:szCs w:val="28"/>
-              </w:rPr>
-            </w:pPr>
-            <w:r>
-              <w:rPr>
-                <w:sz w:val="28"/>
-                <w:szCs w:val="28"/>
-              </w:rPr>
-              <w:t>TC02</w:t>
-            </w:r>
-          </w:p>
-        </w:tc>
-        <w:tc>
-          <w:tcPr>
-            <w:tcW w:w="2910" w:type="dxa"/>
-            <w:hideMark/>
-          </w:tcPr>
-          <w:p>
-            <w:pPr>
-              <w:rPr>
-                <w:sz w:val="28"/>
-                <w:szCs w:val="28"/>
-              </w:rPr>
-            </w:pPr>
-            <w:r>
-              <w:rPr>
-                <w:sz w:val="28"/>
-                <w:szCs w:val="28"/>
-              </w:rPr>
-              <w:t>Get Order API</w:t>
-            </w:r>
-          </w:p>
-        </w:tc>
-        <w:tc>
-          <w:tcPr>
-            <w:tcW w:w="1410" w:type="dxa"/>
-            <w:hideMark/>
-          </w:tcPr>
-          <w:p>
-            <w:pPr>
-              <w:rPr>
-                <w:sz w:val="28"/>
-                <w:szCs w:val="28"/>
-              </w:rPr>
-            </w:pPr>
-            <w:r>
-              <w:rPr>
-                <w:sz w:val="28"/>
-                <w:szCs w:val="28"/>
-              </w:rPr>
-              <w:t>Passed</w:t>
-            </w:r>
-          </w:p>
-        </w:tc>
-        <w:tc>
-          <w:tcPr>
-            <w:tcW w:w="2160" w:type="dxa"/>
-          </w:tcPr>
-          <w:p>
-            <w:pPr>
-              <w:rPr>
-                <w:sz w:val="28"/>
-                <w:szCs w:val="28"/>
-              </w:rPr>
-            </w:pPr>
-          </w:p>
-        </w:tc>
-      </w:tr>
-      <w:tr>
-        <w:tc>
-          <w:tcPr>
-            <w:tcW w:w="2160" w:type="dxa"/>
-            <w:hideMark/>
-          </w:tcPr>
-          <w:p>
-            <w:pPr>
-              <w:rPr>
-                <w:sz w:val="28"/>
-                <w:szCs w:val="28"/>
-              </w:rPr>
-            </w:pPr>
-            <w:r>
-              <w:rPr>
-                <w:sz w:val="28"/>
-                <w:szCs w:val="28"/>
-              </w:rPr>
-              <w:t>TC03</w:t>
-            </w:r>
-          </w:p>
-        </w:tc>
-        <w:tc>
-          <w:tcPr>
-            <w:tcW w:w="2910" w:type="dxa"/>
-            <w:hideMark/>
-          </w:tcPr>
-          <w:p>
-            <w:pPr>
-              <w:rPr>
-                <w:sz w:val="28"/>
-                <w:szCs w:val="28"/>
-              </w:rPr>
-            </w:pPr>
-            <w:r>
-              <w:rPr>
-                <w:sz w:val="28"/>
-                <w:szCs w:val="28"/>
-              </w:rPr>
-              <w:t>Update Order API</w:t>
-            </w:r>
-          </w:p>
-        </w:tc>
-        <w:tc>
-          <w:tcPr>
-            <w:tcW w:w="1410" w:type="dxa"/>
-            <w:hideMark/>
-          </w:tcPr>
-          <w:p>
-            <w:pPr>
-              <w:rPr>
-                <w:sz w:val="28"/>
-                <w:szCs w:val="28"/>
-              </w:rPr>
-            </w:pPr>
-            <w:r>
-              <w:rPr>
-                <w:sz w:val="28"/>
-                <w:szCs w:val="28"/>
-              </w:rPr>
-              <w:t>Passed</w:t>
-            </w:r>
-          </w:p>
-        </w:tc>
-        <w:tc>
-          <w:tcPr>
-            <w:tcW w:w="2160" w:type="dxa"/>
-          </w:tcPr>
-          <w:p>
-            <w:pPr>
-              <w:rPr>
-                <w:sz w:val="28"/>
-                <w:szCs w:val="28"/>
-              </w:rPr>
-            </w:pPr>
-          </w:p>
-        </w:tc>
-      </w:tr>
-      <w:tr>
-        <w:tc>
-          <w:tcPr>
-            <w:tcW w:w="2160" w:type="dxa"/>
-            <w:hideMark/>
-          </w:tcPr>
-          <w:p>
-            <w:pPr>
-              <w:rPr>
-                <w:sz w:val="28"/>
-                <w:szCs w:val="28"/>
-              </w:rPr>
-            </w:pPr>
-            <w:r>
-              <w:rPr>
-                <w:sz w:val="28"/>
-                <w:szCs w:val="28"/>
-              </w:rPr>
-              <w:t>TC04</w:t>
-            </w:r>
-          </w:p>
-        </w:tc>
-        <w:tc>
-          <w:tcPr>
-            <w:tcW w:w="2910" w:type="dxa"/>
-            <w:hideMark/>
-          </w:tcPr>
-          <w:p>
-            <w:pPr>
-              <w:rPr>
-                <w:sz w:val="28"/>
-                <w:szCs w:val="28"/>
-              </w:rPr>
-            </w:pPr>
-            <w:r>
-              <w:rPr>
-                <w:sz w:val="28"/>
-                <w:szCs w:val="28"/>
-              </w:rPr>
-              <w:t>Delete Order API</w:t>
-            </w:r>
-          </w:p>
-        </w:tc>
-        <w:tc>
-          <w:tcPr>
-            <w:tcW w:w="1410" w:type="dxa"/>
-            <w:hideMark/>
-          </w:tcPr>
-          <w:p>
-            <w:pPr>
-              <w:rPr>
-                <w:sz w:val="28"/>
-                <w:szCs w:val="28"/>
-              </w:rPr>
-            </w:pPr>
-            <w:r>
-              <w:rPr>
-                <w:sz w:val="28"/>
-                <w:szCs w:val="28"/>
-              </w:rPr>
-              <w:t>Passed</w:t>
-            </w:r>
-          </w:p>
-          <w:p>
-            <w:pPr>
-              <w:rPr>
-                <w:sz w:val="28"/>
-                <w:szCs w:val="28"/>
-              </w:rPr>
-            </w:pPr>
-          </w:p>
-          <w:p>
-            <w:pPr>
-              <w:rPr>
-                <w:sz w:val="28"/>
-                <w:szCs w:val="28"/>
-              </w:rPr>
-            </w:pPr>
-          </w:p>
-        </w:tc>
-        <w:tc>
-          <w:tcPr>
-            <w:tcW w:w="2160" w:type="dxa"/>
-          </w:tcPr>
-          <w:p>
-            <w:pPr>
-              <w:rPr>
-                <w:sz w:val="28"/>
-                <w:szCs w:val="28"/>
-              </w:rPr>
-            </w:pPr>
-          </w:p>
-        </w:tc>
-      </w:tr>
-    </w:tbl>
-    <w:p>
-      <w:pPr>
-        <w:rPr>
-          <w:sz w:val="28"/>
-          <w:szCs w:val="28"/>
-          <w:u w:val="single"/>
-          <w:lang w:val="en-IN"/>
-        </w:rPr>
-      </w:pPr>
-      <w:r>
-        <w:rPr>
-          <w:b/>
-          <w:bCs/>
-          <w:sz w:val="28"/>
-          <w:szCs w:val="28"/>
-          <w:lang w:val="en-IN"/>
-        </w:rPr>
-        <w:t xml:space="preserve"> </w:t>
-      </w:r>
+          <w:lang w:val="en-IN"/>
+        </w:rPr>
+      </w:pPr>
       <w:r>
         <w:rPr>
           <w:rFonts w:asciiTheme="majorHAnsi" w:hAnsiTheme="majorHAnsi" w:cstheme="majorHAnsi"/>
@@ -7763,7 +6258,7 @@
                 <w:szCs w:val="28"/>
                 <w:lang w:val="en-IN"/>
               </w:rPr>
-              <w:t>X</w:t>
+              <w:t>6</w:t>
             </w:r>
           </w:p>
         </w:tc>
@@ -7816,7 +6311,7 @@
                 <w:szCs w:val="28"/>
                 <w:lang w:val="en-IN"/>
               </w:rPr>
-              <w:t>X</w:t>
+              <w:t>6</w:t>
             </w:r>
           </w:p>
         </w:tc>
@@ -8010,11 +6505,6 @@
       </w:r>
     </w:p>
     <w:p>
-      <w:r>
-        <w:t>screenshot</w:t>
-      </w:r>
-    </w:p>
-    <w:p>
       <w:pPr>
         <w:pStyle w:val="Heading1"/>
         <w:rPr>
@@ -8024,6 +6514,51 @@
           <w:u w:val="single"/>
         </w:rPr>
       </w:pPr>
+      <w:r>
+        <w:rPr>
+          <w:rFonts w:asciiTheme="minorHAnsi" w:eastAsiaTheme="minorEastAsia" w:hAnsiTheme="minorHAnsi" w:cstheme="minorBidi"/>
+          <w:b w:val="0"/>
+          <w:bCs w:val="0"/>
+          <w:color w:val="auto"/>
+          <w:sz w:val="22"/>
+          <w:szCs w:val="22"/>
+        </w:rPr>
+        <w:drawing>
+          <wp:inline distT="0" distB="0" distL="0" distR="0" wp14:anchorId="7EC0A90C" wp14:editId="433AF3C5">
+            <wp:extent cx="5486400" cy="2016760"/>
+            <wp:effectExtent l="0" t="0" r="0" b="2540"/>
+            <wp:docPr id="654258093" name="Picture 1"/>
+            <wp:cNvGraphicFramePr>
+              <a:graphicFrameLocks xmlns:a="http://schemas.openxmlformats.org/drawingml/2006/main" noChangeAspect="1"/>
+            </wp:cNvGraphicFramePr>
+            <a:graphic xmlns:a="http://schemas.openxmlformats.org/drawingml/2006/main">
+              <a:graphicData uri="http://schemas.openxmlformats.org/drawingml/2006/picture">
+                <pic:pic xmlns:pic="http://schemas.openxmlformats.org/drawingml/2006/picture">
+                  <pic:nvPicPr>
+                    <pic:cNvPr id="654258093" name=""/>
+                    <pic:cNvPicPr/>
+                  </pic:nvPicPr>
+                  <pic:blipFill>
+                    <a:blip r:embed="rId26"/>
+                    <a:stretch>
+                      <a:fillRect/>
+                    </a:stretch>
+                  </pic:blipFill>
+                  <pic:spPr>
+                    <a:xfrm>
+                      <a:off x="0" y="0"/>
+                      <a:ext cx="5486400" cy="2016760"/>
+                    </a:xfrm>
+                    <a:prstGeom prst="rect">
+                      <a:avLst/>
+                    </a:prstGeom>
+                  </pic:spPr>
+                </pic:pic>
+              </a:graphicData>
+            </a:graphic>
+          </wp:inline>
+        </w:drawing>
+      </w:r>
       <w:r>
         <w:rPr>
           <w:color w:val="auto"/>
@@ -15073,7 +13608,6 @@
   <w:style w:type="character" w:default="1" w:styleId="DefaultParagraphFont">
     <w:name w:val="Default Paragraph Font"/>
     <w:uiPriority w:val="1"/>
-    <w:semiHidden/>
     <w:unhideWhenUsed/>
   </w:style>
   <w:style w:type="table" w:default="1" w:styleId="TableNormal">
@@ -25873,6 +24407,48 @@
       <w:shd w:val="clear" w:color="auto" w:fill="E1DFDD"/>
     </w:rPr>
   </w:style>
+  <w:style w:type="character" w:styleId="FollowedHyperlink">
+    <w:name w:val="FollowedHyperlink"/>
+    <w:basedOn w:val="DefaultParagraphFont"/>
+    <w:uiPriority w:val="99"/>
+    <w:semiHidden/>
+    <w:unhideWhenUsed/>
+    <w:rsid w:val="00A519FF"/>
+    <w:rPr>
+      <w:color w:val="800080" w:themeColor="followedHyperlink"/>
+      <w:u w:val="single"/>
+    </w:rPr>
+  </w:style>
+  <w:style w:type="paragraph" w:styleId="HTMLPreformatted">
+    <w:name w:val="HTML Preformatted"/>
+    <w:basedOn w:val="Normal"/>
+    <w:link w:val="HTMLPreformattedChar"/>
+    <w:uiPriority w:val="99"/>
+    <w:semiHidden/>
+    <w:unhideWhenUsed/>
+    <w:rsid w:val="0027182F"/>
+    <w:pPr>
+      <w:spacing w:after="0" w:line="240" w:lineRule="auto"/>
+    </w:pPr>
+    <w:rPr>
+      <w:rFonts w:ascii="Consolas" w:hAnsi="Consolas"/>
+      <w:sz w:val="20"/>
+      <w:szCs w:val="20"/>
+    </w:rPr>
+  </w:style>
+  <w:style w:type="character" w:customStyle="1" w:styleId="HTMLPreformattedChar">
+    <w:name w:val="HTML Preformatted Char"/>
+    <w:basedOn w:val="DefaultParagraphFont"/>
+    <w:link w:val="HTMLPreformatted"/>
+    <w:uiPriority w:val="99"/>
+    <w:semiHidden/>
+    <w:rsid w:val="0027182F"/>
+    <w:rPr>
+      <w:rFonts w:ascii="Consolas" w:hAnsi="Consolas"/>
+      <w:sz w:val="20"/>
+      <w:szCs w:val="20"/>
+    </w:rPr>
+  </w:style>
 </w:styles>
 </file>
 
